--- a/labs_reports/Лабораторна робота 4.docx
+++ b/labs_reports/Лабораторна робота 4.docx
@@ -39,127 +39,142 @@
           <w:lang w:val="uk-UA"/>
         </w:rPr>
       </w:pPr>
-      <w:proofErr w:type="spellStart"/>
       <w:r>
         <w:rPr>
           <w:b/>
           <w:lang w:val="uk-UA"/>
         </w:rPr>
-        <w:t>Чорнорук</w:t>
-      </w:r>
-      <w:proofErr w:type="spellEnd"/>
-      <w:r>
-        <w:rPr>
-          <w:b/>
-          <w:lang w:val="uk-UA"/>
-        </w:rPr>
-        <w:t xml:space="preserve"> Роман 404-ТН</w:t>
+        <w:t>Чорнорук Роман 404-ТН</w:t>
       </w:r>
     </w:p>
     <w:p>
       <w:pPr>
-        <w:spacing w:after="120"/>
-      </w:pPr>
-      <w:proofErr w:type="spellStart"/>
-      <w:r>
-        <w:rPr>
-          <w:rFonts w:eastAsia="Times New Roman" w:cs="Times New Roman"/>
+        <w:spacing w:after="0" w:line="360" w:lineRule="auto"/>
+        <w:jc w:val="both"/>
+        <w:rPr>
+          <w:rFonts w:eastAsia="Calibri" w:cs="Times New Roman"/>
+          <w:kern w:val="2"/>
+          <w:szCs w:val="28"/>
+          <w:lang w:val="uk-UA"/>
+          <w14:ligatures w14:val="standardContextual"/>
+        </w:rPr>
+      </w:pPr>
+      <w:r>
+        <w:rPr>
+          <w:rFonts w:eastAsia="Calibri" w:cs="Times New Roman"/>
           <w:b/>
-          <w:color w:val="000000"/>
-        </w:rPr>
-        <w:t>Тема</w:t>
-      </w:r>
-      <w:proofErr w:type="spellEnd"/>
-      <w:r>
-        <w:rPr>
-          <w:rFonts w:eastAsia="Times New Roman" w:cs="Times New Roman"/>
-          <w:b/>
-          <w:color w:val="000000"/>
-        </w:rPr>
-        <w:t xml:space="preserve"> </w:t>
-      </w:r>
-      <w:proofErr w:type="spellStart"/>
-      <w:r>
-        <w:rPr>
-          <w:rFonts w:eastAsia="Times New Roman" w:cs="Times New Roman"/>
-          <w:b/>
-          <w:color w:val="000000"/>
-        </w:rPr>
-        <w:t>роботи</w:t>
-      </w:r>
-      <w:proofErr w:type="spellEnd"/>
+          <w:kern w:val="2"/>
+          <w:szCs w:val="28"/>
+          <w:lang w:val="uk-UA"/>
+          <w14:ligatures w14:val="standardContextual"/>
+        </w:rPr>
+        <w:t xml:space="preserve">Посилання на репозиторій: </w:t>
+      </w:r>
+      <w:r>
+        <w:rPr>
+          <w:rFonts w:eastAsia="Calibri" w:cs="Times New Roman"/>
+          <w:kern w:val="2"/>
+          <w:szCs w:val="28"/>
+          <w:lang w:val="uk-UA"/>
+          <w14:ligatures w14:val="standardContextual"/>
+        </w:rPr>
+        <w:t>https://github.com/Romario-Desantes/TRVD_2026_404TN_Chornoruk_Labs</w:t>
+      </w:r>
+      <w:bookmarkStart w:id="0" w:name="_GoBack"/>
+      <w:bookmarkEnd w:id="0"/>
     </w:p>
     <w:p>
       <w:pPr>
         <w:spacing w:after="120"/>
-      </w:pPr>
-      <w:r>
-        <w:rPr>
-          <w:rFonts w:eastAsia="Times New Roman" w:cs="Times New Roman"/>
-          <w:color w:val="000000"/>
-        </w:rPr>
-        <w:t xml:space="preserve">Побудова безпечного механізму входу до системи, захисту API та розмежування прав доступу за ролями для інформаційної системи керування </w:t>
-      </w:r>
-      <w:proofErr w:type="spellStart"/>
-      <w:r>
-        <w:rPr>
-          <w:rFonts w:eastAsia="Times New Roman" w:cs="Times New Roman"/>
-          <w:color w:val="000000"/>
-        </w:rPr>
-        <w:t>студентським</w:t>
-      </w:r>
-      <w:proofErr w:type="spellEnd"/>
-      <w:r>
-        <w:rPr>
-          <w:rFonts w:eastAsia="Times New Roman" w:cs="Times New Roman"/>
-          <w:color w:val="000000"/>
-        </w:rPr>
-        <w:t xml:space="preserve"> </w:t>
-      </w:r>
-      <w:proofErr w:type="spellStart"/>
-      <w:r>
-        <w:rPr>
-          <w:rFonts w:eastAsia="Times New Roman" w:cs="Times New Roman"/>
-          <w:color w:val="000000"/>
-        </w:rPr>
-        <w:t>гуртожитком</w:t>
-      </w:r>
-      <w:proofErr w:type="spellEnd"/>
-      <w:r>
-        <w:rPr>
-          <w:rFonts w:eastAsia="Times New Roman" w:cs="Times New Roman"/>
-          <w:color w:val="000000"/>
-        </w:rPr>
-        <w:t xml:space="preserve"> e-Dormitory System.</w:t>
+        <w:rPr>
+          <w:lang w:val="uk-UA"/>
+        </w:rPr>
+      </w:pPr>
+      <w:r>
+        <w:rPr>
+          <w:rFonts w:eastAsia="Times New Roman" w:cs="Times New Roman"/>
+          <w:b/>
+          <w:color w:val="000000"/>
+          <w:lang w:val="uk-UA"/>
+        </w:rPr>
+        <w:t>Тема роботи</w:t>
       </w:r>
     </w:p>
     <w:p>
       <w:pPr>
         <w:spacing w:after="120"/>
         <w:rPr>
-          <w:lang w:val="ru-RU"/>
-        </w:rPr>
-      </w:pPr>
-      <w:r>
-        <w:rPr>
-          <w:rFonts w:eastAsia="Times New Roman" w:cs="Times New Roman"/>
-          <w:b/>
-          <w:color w:val="000000"/>
-          <w:lang w:val="ru-RU"/>
-        </w:rPr>
-        <w:t xml:space="preserve">Мета </w:t>
-      </w:r>
-      <w:proofErr w:type="spellStart"/>
-      <w:r>
-        <w:rPr>
-          <w:rFonts w:eastAsia="Times New Roman" w:cs="Times New Roman"/>
-          <w:b/>
-          <w:color w:val="000000"/>
-          <w:lang w:val="ru-RU"/>
-        </w:rPr>
-        <w:t>роботи</w:t>
-      </w:r>
-      <w:proofErr w:type="spellEnd"/>
+          <w:lang w:val="uk-UA"/>
+        </w:rPr>
+      </w:pPr>
+      <w:r>
+        <w:rPr>
+          <w:rFonts w:eastAsia="Times New Roman" w:cs="Times New Roman"/>
+          <w:color w:val="000000"/>
+          <w:lang w:val="uk-UA"/>
+        </w:rPr>
+        <w:t xml:space="preserve">Побудова безпечного механізму входу до системи, захисту </w:t>
+      </w:r>
+      <w:r>
+        <w:rPr>
+          <w:rFonts w:eastAsia="Times New Roman" w:cs="Times New Roman"/>
+          <w:color w:val="000000"/>
+        </w:rPr>
+        <w:t>API</w:t>
+      </w:r>
+      <w:r>
+        <w:rPr>
+          <w:rFonts w:eastAsia="Times New Roman" w:cs="Times New Roman"/>
+          <w:color w:val="000000"/>
+          <w:lang w:val="uk-UA"/>
+        </w:rPr>
+        <w:t xml:space="preserve"> та розмежування прав доступу за ролями для інформаційної системи керування студентським гуртожитком </w:t>
+      </w:r>
+      <w:r>
+        <w:rPr>
+          <w:rFonts w:eastAsia="Times New Roman" w:cs="Times New Roman"/>
+          <w:color w:val="000000"/>
+        </w:rPr>
+        <w:t>e</w:t>
+      </w:r>
+      <w:r>
+        <w:rPr>
+          <w:rFonts w:eastAsia="Times New Roman" w:cs="Times New Roman"/>
+          <w:color w:val="000000"/>
+          <w:lang w:val="uk-UA"/>
+        </w:rPr>
+        <w:t>-</w:t>
+      </w:r>
+      <w:r>
+        <w:rPr>
+          <w:rFonts w:eastAsia="Times New Roman" w:cs="Times New Roman"/>
+          <w:color w:val="000000"/>
+        </w:rPr>
+        <w:t>Dormitory</w:t>
+      </w:r>
+      <w:r>
+        <w:rPr>
+          <w:rFonts w:eastAsia="Times New Roman" w:cs="Times New Roman"/>
+          <w:color w:val="000000"/>
+          <w:lang w:val="uk-UA"/>
+        </w:rPr>
+        <w:t xml:space="preserve"> </w:t>
+      </w:r>
+      <w:r>
+        <w:rPr>
+          <w:rFonts w:eastAsia="Times New Roman" w:cs="Times New Roman"/>
+          <w:color w:val="000000"/>
+        </w:rPr>
+        <w:t>System</w:t>
+      </w:r>
+      <w:r>
+        <w:rPr>
+          <w:rFonts w:eastAsia="Times New Roman" w:cs="Times New Roman"/>
+          <w:color w:val="000000"/>
+          <w:lang w:val="uk-UA"/>
+        </w:rPr>
+        <w:t>.</w:t>
+      </w:r>
     </w:p>
     <w:p>
       <w:pPr>
@@ -168,77 +183,14 @@
           <w:lang w:val="ru-RU"/>
         </w:rPr>
       </w:pPr>
-      <w:proofErr w:type="spellStart"/>
-      <w:r>
-        <w:rPr>
-          <w:rFonts w:eastAsia="Times New Roman" w:cs="Times New Roman"/>
-          <w:color w:val="000000"/>
-          <w:lang w:val="ru-RU"/>
-        </w:rPr>
-        <w:t>Отримати</w:t>
-      </w:r>
-      <w:proofErr w:type="spellEnd"/>
-      <w:r>
-        <w:rPr>
-          <w:rFonts w:eastAsia="Times New Roman" w:cs="Times New Roman"/>
-          <w:color w:val="000000"/>
-          <w:lang w:val="ru-RU"/>
-        </w:rPr>
-        <w:t xml:space="preserve"> </w:t>
-      </w:r>
-      <w:proofErr w:type="spellStart"/>
-      <w:r>
-        <w:rPr>
-          <w:rFonts w:eastAsia="Times New Roman" w:cs="Times New Roman"/>
-          <w:color w:val="000000"/>
-          <w:lang w:val="ru-RU"/>
-        </w:rPr>
-        <w:t>практичні</w:t>
-      </w:r>
-      <w:proofErr w:type="spellEnd"/>
-      <w:r>
-        <w:rPr>
-          <w:rFonts w:eastAsia="Times New Roman" w:cs="Times New Roman"/>
-          <w:color w:val="000000"/>
-          <w:lang w:val="ru-RU"/>
-        </w:rPr>
-        <w:t xml:space="preserve"> </w:t>
-      </w:r>
-      <w:proofErr w:type="spellStart"/>
-      <w:r>
-        <w:rPr>
-          <w:rFonts w:eastAsia="Times New Roman" w:cs="Times New Roman"/>
-          <w:color w:val="000000"/>
-          <w:lang w:val="ru-RU"/>
-        </w:rPr>
-        <w:t>навички</w:t>
-      </w:r>
-      <w:proofErr w:type="spellEnd"/>
-      <w:r>
-        <w:rPr>
-          <w:rFonts w:eastAsia="Times New Roman" w:cs="Times New Roman"/>
-          <w:color w:val="000000"/>
-          <w:lang w:val="ru-RU"/>
-        </w:rPr>
-        <w:t xml:space="preserve"> </w:t>
-      </w:r>
-      <w:proofErr w:type="spellStart"/>
-      <w:r>
-        <w:rPr>
-          <w:rFonts w:eastAsia="Times New Roman" w:cs="Times New Roman"/>
-          <w:color w:val="000000"/>
-          <w:lang w:val="ru-RU"/>
-        </w:rPr>
-        <w:t>реалізації</w:t>
-      </w:r>
-      <w:proofErr w:type="spellEnd"/>
-      <w:r>
-        <w:rPr>
-          <w:rFonts w:eastAsia="Times New Roman" w:cs="Times New Roman"/>
-          <w:color w:val="000000"/>
-          <w:lang w:val="ru-RU"/>
-        </w:rPr>
-        <w:t>:</w:t>
+      <w:r>
+        <w:rPr>
+          <w:rFonts w:eastAsia="Times New Roman" w:cs="Times New Roman"/>
+          <w:b/>
+          <w:color w:val="000000"/>
+          <w:lang w:val="ru-RU"/>
+        </w:rPr>
+        <w:t>Мета роботи</w:t>
       </w:r>
     </w:p>
     <w:p>
@@ -254,61 +206,7 @@
           <w:color w:val="000000"/>
           <w:lang w:val="ru-RU"/>
         </w:rPr>
-        <w:t xml:space="preserve">• </w:t>
-      </w:r>
-      <w:proofErr w:type="spellStart"/>
-      <w:r>
-        <w:rPr>
-          <w:rFonts w:eastAsia="Times New Roman" w:cs="Times New Roman"/>
-          <w:color w:val="000000"/>
-          <w:lang w:val="ru-RU"/>
-        </w:rPr>
-        <w:t>безпечного</w:t>
-      </w:r>
-      <w:proofErr w:type="spellEnd"/>
-      <w:r>
-        <w:rPr>
-          <w:rFonts w:eastAsia="Times New Roman" w:cs="Times New Roman"/>
-          <w:color w:val="000000"/>
-          <w:lang w:val="ru-RU"/>
-        </w:rPr>
-        <w:t xml:space="preserve"> </w:t>
-      </w:r>
-      <w:proofErr w:type="spellStart"/>
-      <w:r>
-        <w:rPr>
-          <w:rFonts w:eastAsia="Times New Roman" w:cs="Times New Roman"/>
-          <w:color w:val="000000"/>
-          <w:lang w:val="ru-RU"/>
-        </w:rPr>
-        <w:t>зберігання</w:t>
-      </w:r>
-      <w:proofErr w:type="spellEnd"/>
-      <w:r>
-        <w:rPr>
-          <w:rFonts w:eastAsia="Times New Roman" w:cs="Times New Roman"/>
-          <w:color w:val="000000"/>
-          <w:lang w:val="ru-RU"/>
-        </w:rPr>
-        <w:t xml:space="preserve"> </w:t>
-      </w:r>
-      <w:proofErr w:type="spellStart"/>
-      <w:r>
-        <w:rPr>
-          <w:rFonts w:eastAsia="Times New Roman" w:cs="Times New Roman"/>
-          <w:color w:val="000000"/>
-          <w:lang w:val="ru-RU"/>
-        </w:rPr>
-        <w:t>паролів</w:t>
-      </w:r>
-      <w:proofErr w:type="spellEnd"/>
-      <w:r>
-        <w:rPr>
-          <w:rFonts w:eastAsia="Times New Roman" w:cs="Times New Roman"/>
-          <w:color w:val="000000"/>
-          <w:lang w:val="ru-RU"/>
-        </w:rPr>
-        <w:t>;</w:t>
+        <w:t>Отримати практичні навички реалізації:</w:t>
       </w:r>
     </w:p>
     <w:p>
@@ -324,43 +222,7 @@
           <w:color w:val="000000"/>
           <w:lang w:val="ru-RU"/>
         </w:rPr>
-        <w:t xml:space="preserve">• </w:t>
-      </w:r>
-      <w:proofErr w:type="spellStart"/>
-      <w:r>
-        <w:rPr>
-          <w:rFonts w:eastAsia="Times New Roman" w:cs="Times New Roman"/>
-          <w:color w:val="000000"/>
-          <w:lang w:val="ru-RU"/>
-        </w:rPr>
-        <w:t>автентифікації</w:t>
-      </w:r>
-      <w:proofErr w:type="spellEnd"/>
-      <w:r>
-        <w:rPr>
-          <w:rFonts w:eastAsia="Times New Roman" w:cs="Times New Roman"/>
-          <w:color w:val="000000"/>
-          <w:lang w:val="ru-RU"/>
-        </w:rPr>
-        <w:t xml:space="preserve"> </w:t>
-      </w:r>
-      <w:proofErr w:type="spellStart"/>
-      <w:r>
-        <w:rPr>
-          <w:rFonts w:eastAsia="Times New Roman" w:cs="Times New Roman"/>
-          <w:color w:val="000000"/>
-          <w:lang w:val="ru-RU"/>
-        </w:rPr>
-        <w:t>користувачів</w:t>
-      </w:r>
-      <w:proofErr w:type="spellEnd"/>
-      <w:r>
-        <w:rPr>
-          <w:rFonts w:eastAsia="Times New Roman" w:cs="Times New Roman"/>
-          <w:color w:val="000000"/>
-          <w:lang w:val="ru-RU"/>
-        </w:rPr>
-        <w:t>;</w:t>
+        <w:t>• безпечного зберігання паролів;</w:t>
       </w:r>
     </w:p>
     <w:p>
@@ -376,40 +238,7 @@
           <w:color w:val="000000"/>
           <w:lang w:val="ru-RU"/>
         </w:rPr>
-        <w:t xml:space="preserve">• </w:t>
-      </w:r>
-      <w:proofErr w:type="spellStart"/>
-      <w:r>
-        <w:rPr>
-          <w:rFonts w:eastAsia="Times New Roman" w:cs="Times New Roman"/>
-          <w:color w:val="000000"/>
-          <w:lang w:val="ru-RU"/>
-        </w:rPr>
-        <w:t>токен-орієнтованого</w:t>
-      </w:r>
-      <w:proofErr w:type="spellEnd"/>
-      <w:r>
-        <w:rPr>
-          <w:rFonts w:eastAsia="Times New Roman" w:cs="Times New Roman"/>
-          <w:color w:val="000000"/>
-          <w:lang w:val="ru-RU"/>
-        </w:rPr>
-        <w:t xml:space="preserve"> доступу до </w:t>
-      </w:r>
-      <w:r>
-        <w:rPr>
-          <w:rFonts w:eastAsia="Times New Roman" w:cs="Times New Roman"/>
-          <w:color w:val="000000"/>
-        </w:rPr>
-        <w:t>API</w:t>
-      </w:r>
-      <w:r>
-        <w:rPr>
-          <w:rFonts w:eastAsia="Times New Roman" w:cs="Times New Roman"/>
-          <w:color w:val="000000"/>
-          <w:lang w:val="ru-RU"/>
-        </w:rPr>
-        <w:t>;</w:t>
+        <w:t>• автентифікації користувачів;</w:t>
       </w:r>
     </w:p>
     <w:p>
@@ -425,32 +254,14 @@
           <w:color w:val="000000"/>
           <w:lang w:val="ru-RU"/>
         </w:rPr>
-        <w:t xml:space="preserve">• </w:t>
-      </w:r>
-      <w:proofErr w:type="spellStart"/>
-      <w:r>
-        <w:rPr>
-          <w:rFonts w:eastAsia="Times New Roman" w:cs="Times New Roman"/>
-          <w:color w:val="000000"/>
-          <w:lang w:val="ru-RU"/>
-        </w:rPr>
-        <w:t>авторизації</w:t>
-      </w:r>
-      <w:proofErr w:type="spellEnd"/>
-      <w:r>
-        <w:rPr>
-          <w:rFonts w:eastAsia="Times New Roman" w:cs="Times New Roman"/>
-          <w:color w:val="000000"/>
-          <w:lang w:val="ru-RU"/>
-        </w:rPr>
-        <w:t xml:space="preserve"> за принципом </w:t>
-      </w:r>
-      <w:r>
-        <w:rPr>
-          <w:rFonts w:eastAsia="Times New Roman" w:cs="Times New Roman"/>
-          <w:color w:val="000000"/>
-        </w:rPr>
-        <w:t>RBAC</w:t>
+        <w:t xml:space="preserve">• токен-орієнтованого доступу до </w:t>
+      </w:r>
+      <w:r>
+        <w:rPr>
+          <w:rFonts w:eastAsia="Times New Roman" w:cs="Times New Roman"/>
+          <w:color w:val="000000"/>
+        </w:rPr>
+        <w:t>API</w:t>
       </w:r>
       <w:r>
         <w:rPr>
@@ -474,79 +285,22 @@
           <w:color w:val="000000"/>
           <w:lang w:val="ru-RU"/>
         </w:rPr>
-        <w:t xml:space="preserve">• </w:t>
-      </w:r>
-      <w:proofErr w:type="spellStart"/>
-      <w:r>
-        <w:rPr>
-          <w:rFonts w:eastAsia="Times New Roman" w:cs="Times New Roman"/>
-          <w:color w:val="000000"/>
-          <w:lang w:val="ru-RU"/>
-        </w:rPr>
-        <w:t>захисту</w:t>
-      </w:r>
-      <w:proofErr w:type="spellEnd"/>
-      <w:r>
-        <w:rPr>
-          <w:rFonts w:eastAsia="Times New Roman" w:cs="Times New Roman"/>
-          <w:color w:val="000000"/>
-          <w:lang w:val="ru-RU"/>
-        </w:rPr>
-        <w:t xml:space="preserve"> </w:t>
-      </w:r>
-      <w:proofErr w:type="spellStart"/>
-      <w:r>
-        <w:rPr>
-          <w:rFonts w:eastAsia="Times New Roman" w:cs="Times New Roman"/>
-          <w:color w:val="000000"/>
-          <w:lang w:val="ru-RU"/>
-        </w:rPr>
-        <w:t>маршрутів</w:t>
-      </w:r>
-      <w:proofErr w:type="spellEnd"/>
-      <w:r>
-        <w:rPr>
-          <w:rFonts w:eastAsia="Times New Roman" w:cs="Times New Roman"/>
-          <w:color w:val="000000"/>
-          <w:lang w:val="ru-RU"/>
-        </w:rPr>
-        <w:t xml:space="preserve"> </w:t>
-      </w:r>
-      <w:proofErr w:type="spellStart"/>
-      <w:r>
-        <w:rPr>
-          <w:rFonts w:eastAsia="Times New Roman" w:cs="Times New Roman"/>
-          <w:color w:val="000000"/>
-          <w:lang w:val="ru-RU"/>
-        </w:rPr>
-        <w:t>від</w:t>
-      </w:r>
-      <w:proofErr w:type="spellEnd"/>
-      <w:r>
-        <w:rPr>
-          <w:rFonts w:eastAsia="Times New Roman" w:cs="Times New Roman"/>
-          <w:color w:val="000000"/>
-          <w:lang w:val="ru-RU"/>
-        </w:rPr>
-        <w:t xml:space="preserve"> </w:t>
-      </w:r>
-      <w:proofErr w:type="spellStart"/>
-      <w:r>
-        <w:rPr>
-          <w:rFonts w:eastAsia="Times New Roman" w:cs="Times New Roman"/>
-          <w:color w:val="000000"/>
-          <w:lang w:val="ru-RU"/>
-        </w:rPr>
-        <w:t>несанкціонованого</w:t>
-      </w:r>
-      <w:proofErr w:type="spellEnd"/>
-      <w:r>
-        <w:rPr>
-          <w:rFonts w:eastAsia="Times New Roman" w:cs="Times New Roman"/>
-          <w:color w:val="000000"/>
-          <w:lang w:val="ru-RU"/>
-        </w:rPr>
-        <w:t xml:space="preserve"> доступу.</w:t>
+        <w:t xml:space="preserve">• авторизації за принципом </w:t>
+      </w:r>
+      <w:r>
+        <w:rPr>
+          <w:rFonts w:eastAsia="Times New Roman" w:cs="Times New Roman"/>
+          <w:color w:val="000000"/>
+        </w:rPr>
+        <w:t>RBAC</w:t>
+      </w:r>
+      <w:r>
+        <w:rPr>
+          <w:rFonts w:eastAsia="Times New Roman" w:cs="Times New Roman"/>
+          <w:color w:val="000000"/>
+          <w:lang w:val="ru-RU"/>
+        </w:rPr>
+        <w:t>;</w:t>
       </w:r>
     </w:p>
     <w:p>
@@ -556,37 +310,14 @@
           <w:lang w:val="ru-RU"/>
         </w:rPr>
       </w:pPr>
-      <w:proofErr w:type="spellStart"/>
-      <w:r>
-        <w:rPr>
-          <w:rFonts w:eastAsia="Times New Roman" w:cs="Times New Roman"/>
-          <w:b/>
-          <w:color w:val="000000"/>
-          <w:lang w:val="ru-RU"/>
-        </w:rPr>
-        <w:t>Використані</w:t>
-      </w:r>
-      <w:proofErr w:type="spellEnd"/>
-      <w:r>
-        <w:rPr>
-          <w:rFonts w:eastAsia="Times New Roman" w:cs="Times New Roman"/>
-          <w:b/>
-          <w:color w:val="000000"/>
-          <w:lang w:val="ru-RU"/>
-        </w:rPr>
-        <w:t xml:space="preserve"> </w:t>
-      </w:r>
-      <w:proofErr w:type="spellStart"/>
-      <w:r>
-        <w:rPr>
-          <w:rFonts w:eastAsia="Times New Roman" w:cs="Times New Roman"/>
-          <w:b/>
-          <w:color w:val="000000"/>
-          <w:lang w:val="ru-RU"/>
-        </w:rPr>
-        <w:t>технології</w:t>
-      </w:r>
-      <w:proofErr w:type="spellEnd"/>
+      <w:r>
+        <w:rPr>
+          <w:rFonts w:eastAsia="Times New Roman" w:cs="Times New Roman"/>
+          <w:color w:val="000000"/>
+          <w:lang w:val="ru-RU"/>
+        </w:rPr>
+        <w:t>• захисту маршрутів від несанкціонованого доступу.</w:t>
+      </w:r>
     </w:p>
     <w:p>
       <w:pPr>
@@ -598,67 +329,72 @@
       <w:r>
         <w:rPr>
           <w:rFonts w:eastAsia="Times New Roman" w:cs="Times New Roman"/>
-          <w:color w:val="000000"/>
-          <w:lang w:val="ru-RU"/>
-        </w:rPr>
-        <w:t xml:space="preserve">• </w:t>
-      </w:r>
-      <w:r>
-        <w:rPr>
-          <w:rFonts w:eastAsia="Times New Roman" w:cs="Times New Roman"/>
-          <w:color w:val="000000"/>
-        </w:rPr>
-        <w:t>ASP</w:t>
-      </w:r>
-      <w:r>
-        <w:rPr>
-          <w:rFonts w:eastAsia="Times New Roman" w:cs="Times New Roman"/>
-          <w:color w:val="000000"/>
-          <w:lang w:val="ru-RU"/>
-        </w:rPr>
-        <w:t>.</w:t>
-      </w:r>
-      <w:r>
-        <w:rPr>
-          <w:rFonts w:eastAsia="Times New Roman" w:cs="Times New Roman"/>
-          <w:color w:val="000000"/>
-        </w:rPr>
-        <w:t>NET</w:t>
-      </w:r>
-      <w:r>
-        <w:rPr>
-          <w:rFonts w:eastAsia="Times New Roman" w:cs="Times New Roman"/>
-          <w:color w:val="000000"/>
-          <w:lang w:val="ru-RU"/>
-        </w:rPr>
-        <w:t xml:space="preserve"> </w:t>
-      </w:r>
-      <w:r>
-        <w:rPr>
-          <w:rFonts w:eastAsia="Times New Roman" w:cs="Times New Roman"/>
-          <w:color w:val="000000"/>
-        </w:rPr>
-        <w:t>Core</w:t>
-      </w:r>
-      <w:r>
-        <w:rPr>
-          <w:rFonts w:eastAsia="Times New Roman" w:cs="Times New Roman"/>
-          <w:color w:val="000000"/>
-          <w:lang w:val="ru-RU"/>
-        </w:rPr>
-        <w:t xml:space="preserve"> 8</w:t>
+          <w:b/>
+          <w:color w:val="000000"/>
+          <w:lang w:val="ru-RU"/>
+        </w:rPr>
+        <w:t>Використані технології</w:t>
       </w:r>
     </w:p>
     <w:p>
       <w:pPr>
         <w:spacing w:after="120"/>
-      </w:pPr>
-      <w:r>
-        <w:rPr>
-          <w:rFonts w:eastAsia="Times New Roman" w:cs="Times New Roman"/>
-          <w:color w:val="000000"/>
-        </w:rPr>
-        <w:t>• JWT Bearer Authentication</w:t>
+        <w:rPr>
+          <w:lang w:val="ru-RU"/>
+        </w:rPr>
+      </w:pPr>
+      <w:r>
+        <w:rPr>
+          <w:rFonts w:eastAsia="Times New Roman" w:cs="Times New Roman"/>
+          <w:color w:val="000000"/>
+          <w:lang w:val="ru-RU"/>
+        </w:rPr>
+        <w:t xml:space="preserve">• </w:t>
+      </w:r>
+      <w:r>
+        <w:rPr>
+          <w:rFonts w:eastAsia="Times New Roman" w:cs="Times New Roman"/>
+          <w:color w:val="000000"/>
+        </w:rPr>
+        <w:t>ASP</w:t>
+      </w:r>
+      <w:r>
+        <w:rPr>
+          <w:rFonts w:eastAsia="Times New Roman" w:cs="Times New Roman"/>
+          <w:color w:val="000000"/>
+          <w:lang w:val="ru-RU"/>
+        </w:rPr>
+        <w:t>.</w:t>
+      </w:r>
+      <w:r>
+        <w:rPr>
+          <w:rFonts w:eastAsia="Times New Roman" w:cs="Times New Roman"/>
+          <w:color w:val="000000"/>
+        </w:rPr>
+        <w:t>NET</w:t>
+      </w:r>
+      <w:r>
+        <w:rPr>
+          <w:rFonts w:eastAsia="Times New Roman" w:cs="Times New Roman"/>
+          <w:color w:val="000000"/>
+          <w:lang w:val="ru-RU"/>
+        </w:rPr>
+        <w:t xml:space="preserve"> </w:t>
+      </w:r>
+      <w:r>
+        <w:rPr>
+          <w:rFonts w:eastAsia="Times New Roman" w:cs="Times New Roman"/>
+          <w:color w:val="000000"/>
+        </w:rPr>
+        <w:t>Core</w:t>
+      </w:r>
+      <w:r>
+        <w:rPr>
+          <w:rFonts w:eastAsia="Times New Roman" w:cs="Times New Roman"/>
+          <w:color w:val="000000"/>
+          <w:lang w:val="ru-RU"/>
+        </w:rPr>
+        <w:t xml:space="preserve"> 8</w:t>
       </w:r>
     </w:p>
     <w:p>
@@ -670,7 +406,7 @@
           <w:rFonts w:eastAsia="Times New Roman" w:cs="Times New Roman"/>
           <w:color w:val="000000"/>
         </w:rPr>
-        <w:t>• Argon2id для хешування паролів</w:t>
+        <w:t>• JWT Bearer Authentication</w:t>
       </w:r>
     </w:p>
     <w:p>
@@ -682,7 +418,7 @@
           <w:rFonts w:eastAsia="Times New Roman" w:cs="Times New Roman"/>
           <w:color w:val="000000"/>
         </w:rPr>
-        <w:t>• Entity Framework Core</w:t>
+        <w:t>• Argon2id для хешування паролів</w:t>
       </w:r>
     </w:p>
     <w:p>
@@ -694,7 +430,7 @@
           <w:rFonts w:eastAsia="Times New Roman" w:cs="Times New Roman"/>
           <w:color w:val="000000"/>
         </w:rPr>
-        <w:t>• PostgreSQL</w:t>
+        <w:t>• Entity Framework Core</w:t>
       </w:r>
     </w:p>
     <w:p>
@@ -706,7 +442,7 @@
           <w:rFonts w:eastAsia="Times New Roman" w:cs="Times New Roman"/>
           <w:color w:val="000000"/>
         </w:rPr>
-        <w:t>• Rate Limiting</w:t>
+        <w:t>• PostgreSQL</w:t>
       </w:r>
     </w:p>
     <w:p>
@@ -718,7 +454,7 @@
           <w:rFonts w:eastAsia="Times New Roman" w:cs="Times New Roman"/>
           <w:color w:val="000000"/>
         </w:rPr>
-        <w:t>• Cookie-based session transport</w:t>
+        <w:t>• Rate Limiting</w:t>
       </w:r>
     </w:p>
     <w:p>
@@ -728,88 +464,22 @@
       <w:r>
         <w:rPr>
           <w:rFonts w:eastAsia="Times New Roman" w:cs="Times New Roman"/>
-          <w:b/>
-          <w:color w:val="000000"/>
-        </w:rPr>
-        <w:t>Реалізація моделі користувача та ролей</w:t>
+          <w:color w:val="000000"/>
+        </w:rPr>
+        <w:t>• Cookie-based session transport</w:t>
       </w:r>
     </w:p>
     <w:p>
       <w:pPr>
         <w:spacing w:after="120"/>
-        <w:rPr>
-          <w:lang w:val="ru-RU"/>
-        </w:rPr>
-      </w:pPr>
-      <w:r>
-        <w:rPr>
-          <w:rFonts w:eastAsia="Times New Roman" w:cs="Times New Roman"/>
-          <w:color w:val="000000"/>
-          <w:lang w:val="ru-RU"/>
-        </w:rPr>
-        <w:t>У</w:t>
-      </w:r>
-      <w:r>
-        <w:rPr>
-          <w:rFonts w:eastAsia="Times New Roman" w:cs="Times New Roman"/>
-          <w:color w:val="000000"/>
-          <w:lang w:val="ru-RU"/>
-        </w:rPr>
-        <w:t xml:space="preserve"> </w:t>
-      </w:r>
-      <w:proofErr w:type="spellStart"/>
-      <w:r>
-        <w:rPr>
-          <w:rFonts w:eastAsia="Times New Roman" w:cs="Times New Roman"/>
-          <w:color w:val="000000"/>
-          <w:lang w:val="ru-RU"/>
-        </w:rPr>
-        <w:t>системі</w:t>
-      </w:r>
-      <w:proofErr w:type="spellEnd"/>
-      <w:r>
-        <w:rPr>
-          <w:rFonts w:eastAsia="Times New Roman" w:cs="Times New Roman"/>
-          <w:color w:val="000000"/>
-          <w:lang w:val="ru-RU"/>
-        </w:rPr>
-        <w:t xml:space="preserve"> </w:t>
-      </w:r>
-      <w:proofErr w:type="spellStart"/>
-      <w:r>
-        <w:rPr>
-          <w:rFonts w:eastAsia="Times New Roman" w:cs="Times New Roman"/>
-          <w:color w:val="000000"/>
-          <w:lang w:val="ru-RU"/>
-        </w:rPr>
-        <w:t>реалізовано</w:t>
-      </w:r>
-      <w:proofErr w:type="spellEnd"/>
-      <w:r>
-        <w:rPr>
-          <w:rFonts w:eastAsia="Times New Roman" w:cs="Times New Roman"/>
-          <w:color w:val="000000"/>
-          <w:lang w:val="ru-RU"/>
-        </w:rPr>
-        <w:t xml:space="preserve"> </w:t>
-      </w:r>
-      <w:proofErr w:type="spellStart"/>
-      <w:r>
-        <w:rPr>
-          <w:rFonts w:eastAsia="Times New Roman" w:cs="Times New Roman"/>
-          <w:color w:val="000000"/>
-          <w:lang w:val="ru-RU"/>
-        </w:rPr>
-        <w:t>сутності</w:t>
-      </w:r>
-      <w:proofErr w:type="spellEnd"/>
-      <w:r>
-        <w:rPr>
-          <w:rFonts w:eastAsia="Times New Roman" w:cs="Times New Roman"/>
-          <w:color w:val="000000"/>
-          <w:lang w:val="ru-RU"/>
-        </w:rPr>
-        <w:t>:</w:t>
+      </w:pPr>
+      <w:r>
+        <w:rPr>
+          <w:rFonts w:eastAsia="Times New Roman" w:cs="Times New Roman"/>
+          <w:b/>
+          <w:color w:val="000000"/>
+        </w:rPr>
+        <w:t>Реалізація моделі користувача та ролей</w:t>
       </w:r>
     </w:p>
     <w:p>
@@ -825,14 +495,7 @@
           <w:color w:val="000000"/>
           <w:lang w:val="ru-RU"/>
         </w:rPr>
-        <w:t xml:space="preserve">• </w:t>
-      </w:r>
-      <w:r>
-        <w:rPr>
-          <w:rFonts w:eastAsia="Times New Roman" w:cs="Times New Roman"/>
-          <w:color w:val="000000"/>
-        </w:rPr>
-        <w:t>User</w:t>
+        <w:t>У системі реалізовано сутності:</w:t>
       </w:r>
     </w:p>
     <w:p>
@@ -855,19 +518,31 @@
           <w:rFonts w:eastAsia="Times New Roman" w:cs="Times New Roman"/>
           <w:color w:val="000000"/>
         </w:rPr>
-        <w:t>Role</w:t>
+        <w:t>User</w:t>
       </w:r>
     </w:p>
     <w:p>
       <w:pPr>
         <w:spacing w:after="120"/>
-      </w:pPr>
-      <w:r>
-        <w:rPr>
-          <w:rFonts w:eastAsia="Times New Roman" w:cs="Times New Roman"/>
-          <w:color w:val="000000"/>
-        </w:rPr>
-        <w:t>• UserSession</w:t>
+        <w:rPr>
+          <w:lang w:val="ru-RU"/>
+        </w:rPr>
+      </w:pPr>
+      <w:r>
+        <w:rPr>
+          <w:rFonts w:eastAsia="Times New Roman" w:cs="Times New Roman"/>
+          <w:color w:val="000000"/>
+          <w:lang w:val="ru-RU"/>
+        </w:rPr>
+        <w:lastRenderedPageBreak/>
+        <w:t xml:space="preserve">• </w:t>
+      </w:r>
+      <w:r>
+        <w:rPr>
+          <w:rFonts w:eastAsia="Times New Roman" w:cs="Times New Roman"/>
+          <w:color w:val="000000"/>
+        </w:rPr>
+        <w:t>Role</w:t>
       </w:r>
     </w:p>
     <w:p>
@@ -879,8 +554,7 @@
           <w:rFonts w:eastAsia="Times New Roman" w:cs="Times New Roman"/>
           <w:color w:val="000000"/>
         </w:rPr>
-        <w:lastRenderedPageBreak/>
-        <w:t>• RefreshToken</w:t>
+        <w:t>• UserSession</w:t>
       </w:r>
     </w:p>
     <w:p>
@@ -892,44 +566,35 @@
           <w:rFonts w:eastAsia="Times New Roman" w:cs="Times New Roman"/>
           <w:color w:val="000000"/>
         </w:rPr>
-        <w:t xml:space="preserve">• </w:t>
-      </w:r>
-      <w:proofErr w:type="spellStart"/>
-      <w:r>
-        <w:rPr>
-          <w:rFonts w:eastAsia="Times New Roman" w:cs="Times New Roman"/>
-          <w:color w:val="000000"/>
-        </w:rPr>
-        <w:t>SecurityEvent</w:t>
-      </w:r>
-      <w:proofErr w:type="spellEnd"/>
+        <w:t>• RefreshToken</w:t>
+      </w:r>
     </w:p>
     <w:p>
       <w:pPr>
         <w:spacing w:after="120"/>
-        <w:rPr>
-          <w:b/>
-        </w:rPr>
-      </w:pPr>
-      <w:r>
-        <w:rPr>
-          <w:rFonts w:eastAsia="Times New Roman" w:cs="Times New Roman"/>
-          <w:b/>
-          <w:color w:val="000000"/>
-        </w:rPr>
-        <w:t>Ролі системи:</w:t>
+      </w:pPr>
+      <w:r>
+        <w:rPr>
+          <w:rFonts w:eastAsia="Times New Roman" w:cs="Times New Roman"/>
+          <w:color w:val="000000"/>
+        </w:rPr>
+        <w:t>• SecurityEvent</w:t>
       </w:r>
     </w:p>
     <w:p>
       <w:pPr>
         <w:spacing w:after="120"/>
-      </w:pPr>
-      <w:r>
-        <w:rPr>
-          <w:rFonts w:eastAsia="Times New Roman" w:cs="Times New Roman"/>
-          <w:color w:val="000000"/>
-        </w:rPr>
-        <w:t>• Student</w:t>
+        <w:rPr>
+          <w:b/>
+        </w:rPr>
+      </w:pPr>
+      <w:r>
+        <w:rPr>
+          <w:rFonts w:eastAsia="Times New Roman" w:cs="Times New Roman"/>
+          <w:b/>
+          <w:color w:val="000000"/>
+        </w:rPr>
+        <w:t>Ролі системи:</w:t>
       </w:r>
     </w:p>
     <w:p>
@@ -941,7 +606,7 @@
           <w:rFonts w:eastAsia="Times New Roman" w:cs="Times New Roman"/>
           <w:color w:val="000000"/>
         </w:rPr>
-        <w:t>• Commandant</w:t>
+        <w:t>• Student</w:t>
       </w:r>
     </w:p>
     <w:p>
@@ -953,7 +618,7 @@
           <w:rFonts w:eastAsia="Times New Roman" w:cs="Times New Roman"/>
           <w:color w:val="000000"/>
         </w:rPr>
-        <w:t>• Master</w:t>
+        <w:t>• Commandant</w:t>
       </w:r>
     </w:p>
     <w:p>
@@ -965,7 +630,7 @@
           <w:rFonts w:eastAsia="Times New Roman" w:cs="Times New Roman"/>
           <w:color w:val="000000"/>
         </w:rPr>
-        <w:t>• Guard</w:t>
+        <w:t>• Master</w:t>
       </w:r>
     </w:p>
     <w:p>
@@ -977,7 +642,7 @@
           <w:rFonts w:eastAsia="Times New Roman" w:cs="Times New Roman"/>
           <w:color w:val="000000"/>
         </w:rPr>
-        <w:t>• Accountant</w:t>
+        <w:t>• Guard</w:t>
       </w:r>
     </w:p>
     <w:p>
@@ -989,7 +654,7 @@
           <w:rFonts w:eastAsia="Times New Roman" w:cs="Times New Roman"/>
           <w:color w:val="000000"/>
         </w:rPr>
-        <w:t>• Admin</w:t>
+        <w:t>• Accountant</w:t>
       </w:r>
     </w:p>
     <w:p>
@@ -999,10 +664,9 @@
       <w:r>
         <w:rPr>
           <w:rFonts w:eastAsia="Times New Roman" w:cs="Times New Roman"/>
-          <w:b/>
-          <w:color w:val="000000"/>
-        </w:rPr>
-        <w:t>Безпечне зберігання паролів</w:t>
+          <w:color w:val="000000"/>
+        </w:rPr>
+        <w:t>• Admin</w:t>
       </w:r>
     </w:p>
     <w:p>
@@ -1012,32 +676,10 @@
       <w:r>
         <w:rPr>
           <w:rFonts w:eastAsia="Times New Roman" w:cs="Times New Roman"/>
-          <w:color w:val="000000"/>
-        </w:rPr>
-        <w:t xml:space="preserve">Для паролів використано Argon2id, що є сучасним алгоритмом </w:t>
-      </w:r>
-      <w:r>
-        <w:rPr>
-          <w:rFonts w:eastAsia="Times New Roman" w:cs="Times New Roman"/>
-          <w:color w:val="000000"/>
-        </w:rPr>
-        <w:t>захисту від brute force і GPU-</w:t>
-      </w:r>
-      <w:proofErr w:type="spellStart"/>
-      <w:r>
-        <w:rPr>
-          <w:rFonts w:eastAsia="Times New Roman" w:cs="Times New Roman"/>
-          <w:color w:val="000000"/>
-        </w:rPr>
-        <w:t>атак</w:t>
-      </w:r>
-      <w:proofErr w:type="spellEnd"/>
-      <w:r>
-        <w:rPr>
-          <w:rFonts w:eastAsia="Times New Roman" w:cs="Times New Roman"/>
-          <w:color w:val="000000"/>
-        </w:rPr>
-        <w:t>.</w:t>
+          <w:b/>
+          <w:color w:val="000000"/>
+        </w:rPr>
+        <w:t>Безпечне зберігання паролів</w:t>
       </w:r>
     </w:p>
     <w:p>
@@ -1047,15 +689,27 @@
       <w:r>
         <w:rPr>
           <w:rFonts w:eastAsia="Times New Roman" w:cs="Times New Roman"/>
-          <w:b/>
-          <w:color w:val="000000"/>
-        </w:rPr>
-        <w:t>Фрагмент коду хешування</w:t>
+          <w:color w:val="000000"/>
+        </w:rPr>
+        <w:t>Для паролів використано Argon2id, що є сучасним алгоритмом захисту від brute force і GPU-атак.</w:t>
       </w:r>
     </w:p>
     <w:p>
       <w:pPr>
         <w:spacing w:after="120"/>
+      </w:pPr>
+      <w:r>
+        <w:rPr>
+          <w:rFonts w:eastAsia="Times New Roman" w:cs="Times New Roman"/>
+          <w:b/>
+          <w:color w:val="000000"/>
+        </w:rPr>
+        <w:t>Фрагмент коду хешування</w:t>
+      </w:r>
+    </w:p>
+    <w:p>
+      <w:pPr>
+        <w:spacing w:after="120"/>
         <w:jc w:val="center"/>
         <w:rPr>
           <w:lang w:val="ru-RU"/>
@@ -1064,7 +718,9 @@
       <w:r>
         <w:rPr>
           <w:rFonts w:eastAsia="Times New Roman" w:cs="Times New Roman"/>
-          <w:color w:val="000000"/>
+          <w:noProof/>
+          <w:color w:val="000000"/>
+          <w:lang w:val="uk-UA" w:eastAsia="uk-UA"/>
         </w:rPr>
         <w:drawing>
           <wp:inline distT="0" distB="0" distL="0" distR="0" wp14:anchorId="782F2B00" wp14:editId="2B847374">
@@ -1118,7 +774,6 @@
           <w:lang w:val="ru-RU"/>
         </w:rPr>
       </w:pPr>
-      <w:proofErr w:type="spellStart"/>
       <w:r>
         <w:rPr>
           <w:rFonts w:eastAsia="Times New Roman" w:cs="Times New Roman"/>
@@ -1126,29 +781,8 @@
           <w:color w:val="000000"/>
           <w:lang w:val="ru-RU"/>
         </w:rPr>
-        <w:t>Автентифікація</w:t>
-      </w:r>
-      <w:proofErr w:type="spellEnd"/>
-      <w:r>
-        <w:rPr>
-          <w:rFonts w:eastAsia="Times New Roman" w:cs="Times New Roman"/>
-          <w:b/>
-          <w:color w:val="000000"/>
-          <w:lang w:val="ru-RU"/>
-        </w:rPr>
-        <w:t xml:space="preserve"> </w:t>
-      </w:r>
-      <w:proofErr w:type="spellStart"/>
-      <w:r>
-        <w:rPr>
-          <w:rFonts w:eastAsia="Times New Roman" w:cs="Times New Roman"/>
-          <w:b/>
-          <w:color w:val="000000"/>
-          <w:lang w:val="ru-RU"/>
-        </w:rPr>
-        <w:t>користувача</w:t>
-      </w:r>
-      <w:proofErr w:type="spellEnd"/>
+        <w:t>Автентифікація користувача</w:t>
+      </w:r>
     </w:p>
     <w:p>
       <w:pPr>
@@ -1163,61 +797,7 @@
           <w:color w:val="000000"/>
           <w:lang w:val="ru-RU"/>
         </w:rPr>
-        <w:t xml:space="preserve">У </w:t>
-      </w:r>
-      <w:proofErr w:type="spellStart"/>
-      <w:r>
-        <w:rPr>
-          <w:rFonts w:eastAsia="Times New Roman" w:cs="Times New Roman"/>
-          <w:color w:val="000000"/>
-          <w:lang w:val="ru-RU"/>
-        </w:rPr>
-        <w:t>системі</w:t>
-      </w:r>
-      <w:proofErr w:type="spellEnd"/>
-      <w:r>
-        <w:rPr>
-          <w:rFonts w:eastAsia="Times New Roman" w:cs="Times New Roman"/>
-          <w:color w:val="000000"/>
-          <w:lang w:val="ru-RU"/>
-        </w:rPr>
-        <w:t xml:space="preserve"> </w:t>
-      </w:r>
-      <w:proofErr w:type="spellStart"/>
-      <w:r>
-        <w:rPr>
-          <w:rFonts w:eastAsia="Times New Roman" w:cs="Times New Roman"/>
-          <w:color w:val="000000"/>
-          <w:lang w:val="ru-RU"/>
-        </w:rPr>
-        <w:t>реалізовано</w:t>
-      </w:r>
-      <w:proofErr w:type="spellEnd"/>
-      <w:r>
-        <w:rPr>
-          <w:rFonts w:eastAsia="Times New Roman" w:cs="Times New Roman"/>
-          <w:color w:val="000000"/>
-          <w:lang w:val="ru-RU"/>
-        </w:rPr>
-        <w:t xml:space="preserve"> </w:t>
-      </w:r>
-      <w:proofErr w:type="spellStart"/>
-      <w:r>
-        <w:rPr>
-          <w:rFonts w:eastAsia="Times New Roman" w:cs="Times New Roman"/>
-          <w:color w:val="000000"/>
-          <w:lang w:val="ru-RU"/>
-        </w:rPr>
-        <w:t>маршрути</w:t>
-      </w:r>
-      <w:proofErr w:type="spellEnd"/>
-      <w:r>
-        <w:rPr>
-          <w:rFonts w:eastAsia="Times New Roman" w:cs="Times New Roman"/>
-          <w:color w:val="000000"/>
-          <w:lang w:val="ru-RU"/>
-        </w:rPr>
-        <w:t>:</w:t>
+        <w:t>У системі реалізовано маршрути:</w:t>
       </w:r>
     </w:p>
     <w:p>
@@ -1229,39 +809,7 @@
           <w:rFonts w:eastAsia="Times New Roman" w:cs="Times New Roman"/>
           <w:color w:val="000000"/>
         </w:rPr>
-        <w:t>• POST /</w:t>
-      </w:r>
-      <w:proofErr w:type="spellStart"/>
-      <w:r>
-        <w:rPr>
-          <w:rFonts w:eastAsia="Times New Roman" w:cs="Times New Roman"/>
-          <w:color w:val="000000"/>
-        </w:rPr>
-        <w:t>api</w:t>
-      </w:r>
-      <w:proofErr w:type="spellEnd"/>
-      <w:r>
-        <w:rPr>
-          <w:rFonts w:eastAsia="Times New Roman" w:cs="Times New Roman"/>
-          <w:color w:val="000000"/>
-        </w:rPr>
-        <w:t>/</w:t>
-      </w:r>
-      <w:proofErr w:type="spellStart"/>
-      <w:r>
-        <w:rPr>
-          <w:rFonts w:eastAsia="Times New Roman" w:cs="Times New Roman"/>
-          <w:color w:val="000000"/>
-        </w:rPr>
-        <w:t>auth</w:t>
-      </w:r>
-      <w:proofErr w:type="spellEnd"/>
-      <w:r>
-        <w:rPr>
-          <w:rFonts w:eastAsia="Times New Roman" w:cs="Times New Roman"/>
-          <w:color w:val="000000"/>
-        </w:rPr>
-        <w:t>/login</w:t>
+        <w:t>• POST /api/auth/login</w:t>
       </w:r>
     </w:p>
     <w:p>
@@ -1273,6 +821,7 @@
           <w:rFonts w:eastAsia="Times New Roman" w:cs="Times New Roman"/>
           <w:color w:val="000000"/>
         </w:rPr>
+        <w:lastRenderedPageBreak/>
         <w:t>• POST /api/auth/refresh</w:t>
       </w:r>
     </w:p>
@@ -1297,7 +846,6 @@
           <w:rFonts w:eastAsia="Times New Roman" w:cs="Times New Roman"/>
           <w:color w:val="000000"/>
         </w:rPr>
-        <w:lastRenderedPageBreak/>
         <w:t>• GET /api/auth/me</w:t>
       </w:r>
     </w:p>
@@ -1316,15 +864,7 @@
           <w:b/>
           <w:color w:val="000000"/>
         </w:rPr>
-        <w:t>Фрагм</w:t>
-      </w:r>
-      <w:r>
-        <w:rPr>
-          <w:rFonts w:eastAsia="Times New Roman" w:cs="Times New Roman"/>
-          <w:b/>
-          <w:color w:val="000000"/>
-        </w:rPr>
-        <w:t>ент контролера авторизації</w:t>
+        <w:t>Фрагмент контролера авторизації</w:t>
       </w:r>
     </w:p>
     <w:p>
@@ -1334,7 +874,9 @@
       <w:r>
         <w:rPr>
           <w:rFonts w:eastAsia="Times New Roman" w:cs="Times New Roman"/>
-          <w:color w:val="000000"/>
+          <w:noProof/>
+          <w:color w:val="000000"/>
+          <w:lang w:val="uk-UA" w:eastAsia="uk-UA"/>
         </w:rPr>
         <w:drawing>
           <wp:inline distT="0" distB="0" distL="0" distR="0" wp14:anchorId="6D498F61" wp14:editId="799B3833">
@@ -1378,6 +920,10 @@
         <w:spacing w:after="120"/>
       </w:pPr>
       <w:r>
+        <w:rPr>
+          <w:noProof/>
+          <w:lang w:val="uk-UA" w:eastAsia="uk-UA"/>
+        </w:rPr>
         <w:drawing>
           <wp:inline distT="0" distB="0" distL="0" distR="0" wp14:anchorId="77CD0E96" wp14:editId="6D6D1483">
             <wp:extent cx="5943600" cy="2258695"/>
@@ -1461,14 +1007,8 @@
           <w:rFonts w:eastAsia="Times New Roman" w:cs="Times New Roman"/>
           <w:color w:val="000000"/>
         </w:rPr>
-        <w:t xml:space="preserve">• refresh token теж зберігається </w:t>
-      </w:r>
-      <w:r>
-        <w:rPr>
-          <w:rFonts w:eastAsia="Times New Roman" w:cs="Times New Roman"/>
-          <w:color w:val="000000"/>
-        </w:rPr>
-        <w:t>у HttpOnly cookie;</w:t>
+        <w:lastRenderedPageBreak/>
+        <w:t>• refresh token теж зберігається у HttpOnly cookie;</w:t>
       </w:r>
     </w:p>
     <w:p>
@@ -1492,56 +1032,7 @@
           <w:rFonts w:eastAsia="Times New Roman" w:cs="Times New Roman"/>
           <w:color w:val="000000"/>
         </w:rPr>
-        <w:lastRenderedPageBreak/>
-        <w:t xml:space="preserve">• фронтенд не зберігає JWT у </w:t>
-      </w:r>
-      <w:proofErr w:type="spellStart"/>
-      <w:r>
-        <w:rPr>
-          <w:rFonts w:eastAsia="Times New Roman" w:cs="Times New Roman"/>
-          <w:color w:val="000000"/>
-        </w:rPr>
-        <w:t>localStorage</w:t>
-      </w:r>
-      <w:proofErr w:type="spellEnd"/>
-      <w:r>
-        <w:rPr>
-          <w:rFonts w:eastAsia="Times New Roman" w:cs="Times New Roman"/>
-          <w:color w:val="000000"/>
-        </w:rPr>
-        <w:t xml:space="preserve"> </w:t>
-      </w:r>
-      <w:proofErr w:type="spellStart"/>
-      <w:r>
-        <w:rPr>
-          <w:rFonts w:eastAsia="Times New Roman" w:cs="Times New Roman"/>
-          <w:color w:val="000000"/>
-        </w:rPr>
-        <w:t>або</w:t>
-      </w:r>
-      <w:proofErr w:type="spellEnd"/>
-      <w:r>
-        <w:rPr>
-          <w:rFonts w:eastAsia="Times New Roman" w:cs="Times New Roman"/>
-          <w:color w:val="000000"/>
-        </w:rPr>
-        <w:t xml:space="preserve"> </w:t>
-      </w:r>
-      <w:proofErr w:type="spellStart"/>
-      <w:r>
-        <w:rPr>
-          <w:rFonts w:eastAsia="Times New Roman" w:cs="Times New Roman"/>
-          <w:color w:val="000000"/>
-        </w:rPr>
-        <w:t>sessionStorage</w:t>
-      </w:r>
-      <w:proofErr w:type="spellEnd"/>
-      <w:r>
-        <w:rPr>
-          <w:rFonts w:eastAsia="Times New Roman" w:cs="Times New Roman"/>
-          <w:color w:val="000000"/>
-        </w:rPr>
-        <w:t>.</w:t>
+        <w:t>• фронтенд не зберігає JWT у localStorage або sessionStorage.</w:t>
       </w:r>
     </w:p>
     <w:p>
@@ -1564,7 +1055,9 @@
       <w:r>
         <w:rPr>
           <w:rFonts w:eastAsia="Times New Roman" w:cs="Times New Roman"/>
-          <w:color w:val="000000"/>
+          <w:noProof/>
+          <w:color w:val="000000"/>
+          <w:lang w:val="uk-UA" w:eastAsia="uk-UA"/>
         </w:rPr>
         <w:drawing>
           <wp:inline distT="0" distB="0" distL="0" distR="0" wp14:anchorId="08D2303F" wp14:editId="35624DA3">
@@ -1630,14 +1123,7 @@
           <w:rFonts w:eastAsia="Times New Roman" w:cs="Times New Roman"/>
           <w:color w:val="000000"/>
         </w:rPr>
-        <w:t>Перевірка токена реалізована через Jw</w:t>
-      </w:r>
-      <w:r>
-        <w:rPr>
-          <w:rFonts w:eastAsia="Times New Roman" w:cs="Times New Roman"/>
-          <w:color w:val="000000"/>
-        </w:rPr>
-        <w:t>tBearer middleware.</w:t>
+        <w:t>Перевірка токена реалізована через JwtBearer middleware.</w:t>
       </w:r>
     </w:p>
     <w:p>
@@ -1645,6 +1131,10 @@
         <w:spacing w:after="120"/>
       </w:pPr>
       <w:r>
+        <w:rPr>
+          <w:noProof/>
+          <w:lang w:val="uk-UA" w:eastAsia="uk-UA"/>
+        </w:rPr>
         <w:drawing>
           <wp:inline distT="0" distB="0" distL="0" distR="0" wp14:anchorId="5EC4937C" wp14:editId="2FA21C5D">
             <wp:extent cx="5943600" cy="1781092"/>
@@ -1693,41 +1183,13 @@
       <w:pPr>
         <w:spacing w:after="120"/>
       </w:pPr>
-      <w:proofErr w:type="spellStart"/>
       <w:r>
         <w:rPr>
           <w:rFonts w:eastAsia="Times New Roman" w:cs="Times New Roman"/>
           <w:b/>
           <w:color w:val="000000"/>
         </w:rPr>
-        <w:t>Отримання</w:t>
-      </w:r>
-      <w:proofErr w:type="spellEnd"/>
-      <w:r>
-        <w:rPr>
-          <w:rFonts w:eastAsia="Times New Roman" w:cs="Times New Roman"/>
-          <w:b/>
-          <w:color w:val="000000"/>
-        </w:rPr>
-        <w:t xml:space="preserve"> </w:t>
-      </w:r>
-      <w:proofErr w:type="spellStart"/>
-      <w:r>
-        <w:rPr>
-          <w:rFonts w:eastAsia="Times New Roman" w:cs="Times New Roman"/>
-          <w:b/>
-          <w:color w:val="000000"/>
-        </w:rPr>
-        <w:t>токена</w:t>
-      </w:r>
-      <w:proofErr w:type="spellEnd"/>
-      <w:r>
-        <w:rPr>
-          <w:rFonts w:eastAsia="Times New Roman" w:cs="Times New Roman"/>
-          <w:b/>
-          <w:color w:val="000000"/>
-        </w:rPr>
-        <w:t xml:space="preserve"> з cookie</w:t>
+        <w:t>Отримання токена з cookie</w:t>
       </w:r>
     </w:p>
     <w:p>
@@ -1740,7 +1202,10 @@
         <w:spacing w:after="120"/>
       </w:pPr>
       <w:r>
-        <w:lastRenderedPageBreak/>
+        <w:rPr>
+          <w:noProof/>
+          <w:lang w:val="uk-UA" w:eastAsia="uk-UA"/>
+        </w:rPr>
         <w:drawing>
           <wp:inline distT="0" distB="0" distL="0" distR="0" wp14:anchorId="46536D67" wp14:editId="2088C096">
             <wp:extent cx="5943600" cy="818984"/>
@@ -1813,7 +1278,9 @@
       <w:r>
         <w:rPr>
           <w:rFonts w:eastAsia="Times New Roman" w:cs="Times New Roman"/>
-          <w:color w:val="000000"/>
+          <w:noProof/>
+          <w:color w:val="000000"/>
+          <w:lang w:val="uk-UA" w:eastAsia="uk-UA"/>
         </w:rPr>
         <w:drawing>
           <wp:inline distT="0" distB="0" distL="0" distR="0" wp14:anchorId="4D0BDFF8" wp14:editId="5ACB54AA">
@@ -1867,77 +1334,13 @@
           <w:lang w:val="ru-RU"/>
         </w:rPr>
       </w:pPr>
-      <w:proofErr w:type="spellStart"/>
-      <w:r>
-        <w:rPr>
-          <w:rFonts w:eastAsia="Times New Roman" w:cs="Times New Roman"/>
-          <w:color w:val="000000"/>
-          <w:lang w:val="ru-RU"/>
-        </w:rPr>
-        <w:t>Додаткові</w:t>
-      </w:r>
-      <w:proofErr w:type="spellEnd"/>
-      <w:r>
-        <w:rPr>
-          <w:rFonts w:eastAsia="Times New Roman" w:cs="Times New Roman"/>
-          <w:color w:val="000000"/>
-          <w:lang w:val="ru-RU"/>
-        </w:rPr>
-        <w:t xml:space="preserve"> </w:t>
-      </w:r>
-      <w:proofErr w:type="spellStart"/>
-      <w:r>
-        <w:rPr>
-          <w:rFonts w:eastAsia="Times New Roman" w:cs="Times New Roman"/>
-          <w:color w:val="000000"/>
-          <w:lang w:val="ru-RU"/>
-        </w:rPr>
-        <w:t>перевірки</w:t>
-      </w:r>
-      <w:proofErr w:type="spellEnd"/>
-      <w:r>
-        <w:rPr>
-          <w:rFonts w:eastAsia="Times New Roman" w:cs="Times New Roman"/>
-          <w:color w:val="000000"/>
-          <w:lang w:val="ru-RU"/>
-        </w:rPr>
-        <w:t xml:space="preserve"> ролей </w:t>
-      </w:r>
-      <w:proofErr w:type="spellStart"/>
-      <w:r>
-        <w:rPr>
-          <w:rFonts w:eastAsia="Times New Roman" w:cs="Times New Roman"/>
-          <w:color w:val="000000"/>
-          <w:lang w:val="ru-RU"/>
-        </w:rPr>
-        <w:t>присутні</w:t>
-      </w:r>
-      <w:proofErr w:type="spellEnd"/>
-      <w:r>
-        <w:rPr>
-          <w:rFonts w:eastAsia="Times New Roman" w:cs="Times New Roman"/>
-          <w:color w:val="000000"/>
-          <w:lang w:val="ru-RU"/>
-        </w:rPr>
-        <w:t xml:space="preserve"> в </w:t>
-      </w:r>
-      <w:proofErr w:type="spellStart"/>
-      <w:r>
-        <w:rPr>
-          <w:rFonts w:eastAsia="Times New Roman" w:cs="Times New Roman"/>
-          <w:color w:val="000000"/>
-          <w:lang w:val="ru-RU"/>
-        </w:rPr>
-        <w:t>сервісах</w:t>
-      </w:r>
-      <w:proofErr w:type="spellEnd"/>
-      <w:r>
-        <w:rPr>
-          <w:rFonts w:eastAsia="Times New Roman" w:cs="Times New Roman"/>
-          <w:color w:val="000000"/>
-          <w:lang w:val="ru-RU"/>
-        </w:rPr>
-        <w:t>:</w:t>
+      <w:r>
+        <w:rPr>
+          <w:rFonts w:eastAsia="Times New Roman" w:cs="Times New Roman"/>
+          <w:color w:val="000000"/>
+          <w:lang w:val="ru-RU"/>
+        </w:rPr>
+        <w:t>Додаткові перевірки ролей присутні в сервісах:</w:t>
       </w:r>
     </w:p>
     <w:p>
@@ -1950,7 +1353,9 @@
       <w:r>
         <w:rPr>
           <w:rFonts w:eastAsia="Times New Roman" w:cs="Times New Roman"/>
-          <w:color w:val="000000"/>
+          <w:noProof/>
+          <w:color w:val="000000"/>
+          <w:lang w:val="uk-UA" w:eastAsia="uk-UA"/>
         </w:rPr>
         <w:drawing>
           <wp:inline distT="0" distB="0" distL="0" distR="0" wp14:anchorId="00784CE3" wp14:editId="5BCC9815">
@@ -2004,7 +1409,6 @@
           <w:lang w:val="ru-RU"/>
         </w:rPr>
       </w:pPr>
-      <w:proofErr w:type="spellStart"/>
       <w:r>
         <w:rPr>
           <w:rFonts w:eastAsia="Times New Roman" w:cs="Times New Roman"/>
@@ -2012,49 +1416,8 @@
           <w:color w:val="000000"/>
           <w:lang w:val="ru-RU"/>
         </w:rPr>
-        <w:t>Додаткові</w:t>
-      </w:r>
-      <w:proofErr w:type="spellEnd"/>
-      <w:r>
-        <w:rPr>
-          <w:rFonts w:eastAsia="Times New Roman" w:cs="Times New Roman"/>
-          <w:b/>
-          <w:color w:val="000000"/>
-          <w:lang w:val="ru-RU"/>
-        </w:rPr>
-        <w:t xml:space="preserve"> </w:t>
-      </w:r>
-      <w:proofErr w:type="spellStart"/>
-      <w:r>
-        <w:rPr>
-          <w:rFonts w:eastAsia="Times New Roman" w:cs="Times New Roman"/>
-          <w:b/>
-          <w:color w:val="000000"/>
-          <w:lang w:val="ru-RU"/>
-        </w:rPr>
-        <w:t>механізми</w:t>
-      </w:r>
-      <w:proofErr w:type="spellEnd"/>
-      <w:r>
-        <w:rPr>
-          <w:rFonts w:eastAsia="Times New Roman" w:cs="Times New Roman"/>
-          <w:b/>
-          <w:color w:val="000000"/>
-          <w:lang w:val="ru-RU"/>
-        </w:rPr>
-        <w:t xml:space="preserve"> </w:t>
-      </w:r>
-      <w:proofErr w:type="spellStart"/>
-      <w:r>
-        <w:rPr>
-          <w:rFonts w:eastAsia="Times New Roman" w:cs="Times New Roman"/>
-          <w:b/>
-          <w:color w:val="000000"/>
-          <w:lang w:val="ru-RU"/>
-        </w:rPr>
-        <w:t>безпеки</w:t>
-      </w:r>
-      <w:proofErr w:type="spellEnd"/>
+        <w:t>Додаткові механізми безпеки</w:t>
+      </w:r>
     </w:p>
     <w:p>
       <w:pPr>
@@ -2069,43 +1432,7 @@
           <w:color w:val="000000"/>
           <w:lang w:val="ru-RU"/>
         </w:rPr>
-        <w:t xml:space="preserve">У </w:t>
-      </w:r>
-      <w:proofErr w:type="spellStart"/>
-      <w:r>
-        <w:rPr>
-          <w:rFonts w:eastAsia="Times New Roman" w:cs="Times New Roman"/>
-          <w:color w:val="000000"/>
-          <w:lang w:val="ru-RU"/>
-        </w:rPr>
-        <w:t>проєкті</w:t>
-      </w:r>
-      <w:proofErr w:type="spellEnd"/>
-      <w:r>
-        <w:rPr>
-          <w:rFonts w:eastAsia="Times New Roman" w:cs="Times New Roman"/>
-          <w:color w:val="000000"/>
-          <w:lang w:val="ru-RU"/>
-        </w:rPr>
-        <w:t xml:space="preserve"> </w:t>
-      </w:r>
-      <w:proofErr w:type="spellStart"/>
-      <w:r>
-        <w:rPr>
-          <w:rFonts w:eastAsia="Times New Roman" w:cs="Times New Roman"/>
-          <w:color w:val="000000"/>
-          <w:lang w:val="ru-RU"/>
-        </w:rPr>
-        <w:t>реалізовано</w:t>
-      </w:r>
-      <w:proofErr w:type="spellEnd"/>
-      <w:r>
-        <w:rPr>
-          <w:rFonts w:eastAsia="Times New Roman" w:cs="Times New Roman"/>
-          <w:color w:val="000000"/>
-          <w:lang w:val="ru-RU"/>
-        </w:rPr>
-        <w:t>:</w:t>
+        <w:t>У проєкті реалізовано:</w:t>
       </w:r>
     </w:p>
     <w:p>
@@ -2117,23 +1444,7 @@
           <w:rFonts w:eastAsia="Times New Roman" w:cs="Times New Roman"/>
           <w:color w:val="000000"/>
         </w:rPr>
-        <w:t xml:space="preserve">• Rate Limiting </w:t>
-      </w:r>
-      <w:proofErr w:type="spellStart"/>
-      <w:r>
-        <w:rPr>
-          <w:rFonts w:eastAsia="Times New Roman" w:cs="Times New Roman"/>
-          <w:color w:val="000000"/>
-        </w:rPr>
-        <w:t>для</w:t>
-      </w:r>
-      <w:proofErr w:type="spellEnd"/>
-      <w:r>
-        <w:rPr>
-          <w:rFonts w:eastAsia="Times New Roman" w:cs="Times New Roman"/>
-          <w:color w:val="000000"/>
-        </w:rPr>
-        <w:t xml:space="preserve"> auth-маршрутів;</w:t>
+        <w:t>• Rate Limiting для auth-маршрутів;</w:t>
       </w:r>
     </w:p>
     <w:p>
@@ -2169,14 +1480,7 @@
           <w:rFonts w:eastAsia="Times New Roman" w:cs="Times New Roman"/>
           <w:color w:val="000000"/>
         </w:rPr>
-        <w:t>• SameSite, Secure, Http</w:t>
-      </w:r>
-      <w:r>
-        <w:rPr>
-          <w:rFonts w:eastAsia="Times New Roman" w:cs="Times New Roman"/>
-          <w:color w:val="000000"/>
-        </w:rPr>
-        <w:t>Only cookies;</w:t>
+        <w:t>• SameSite, Secure, HttpOnly cookies;</w:t>
       </w:r>
     </w:p>
     <w:p>
@@ -2203,7 +1507,6 @@
           <w:lang w:val="ru-RU"/>
         </w:rPr>
       </w:pPr>
-      <w:proofErr w:type="spellStart"/>
       <w:r>
         <w:rPr>
           <w:rFonts w:eastAsia="Times New Roman" w:cs="Times New Roman"/>
@@ -2211,49 +1514,8 @@
           <w:color w:val="000000"/>
           <w:lang w:val="ru-RU"/>
         </w:rPr>
-        <w:t>Приклади</w:t>
-      </w:r>
-      <w:proofErr w:type="spellEnd"/>
-      <w:r>
-        <w:rPr>
-          <w:rFonts w:eastAsia="Times New Roman" w:cs="Times New Roman"/>
-          <w:b/>
-          <w:color w:val="000000"/>
-          <w:lang w:val="ru-RU"/>
-        </w:rPr>
-        <w:t xml:space="preserve"> </w:t>
-      </w:r>
-      <w:proofErr w:type="spellStart"/>
-      <w:r>
-        <w:rPr>
-          <w:rFonts w:eastAsia="Times New Roman" w:cs="Times New Roman"/>
-          <w:b/>
-          <w:color w:val="000000"/>
-          <w:lang w:val="ru-RU"/>
-        </w:rPr>
-        <w:t>поведінки</w:t>
-      </w:r>
-      <w:proofErr w:type="spellEnd"/>
-      <w:r>
-        <w:rPr>
-          <w:rFonts w:eastAsia="Times New Roman" w:cs="Times New Roman"/>
-          <w:b/>
-          <w:color w:val="000000"/>
-          <w:lang w:val="ru-RU"/>
-        </w:rPr>
-        <w:t xml:space="preserve"> </w:t>
-      </w:r>
-      <w:proofErr w:type="spellStart"/>
-      <w:r>
-        <w:rPr>
-          <w:rFonts w:eastAsia="Times New Roman" w:cs="Times New Roman"/>
-          <w:b/>
-          <w:color w:val="000000"/>
-          <w:lang w:val="ru-RU"/>
-        </w:rPr>
-        <w:t>системи</w:t>
-      </w:r>
-      <w:proofErr w:type="spellEnd"/>
+        <w:t>Приклади поведінки системи</w:t>
+      </w:r>
     </w:p>
     <w:p>
       <w:pPr>
@@ -2262,7 +1524,6 @@
           <w:lang w:val="ru-RU"/>
         </w:rPr>
       </w:pPr>
-      <w:proofErr w:type="spellStart"/>
       <w:r>
         <w:rPr>
           <w:rFonts w:eastAsia="Times New Roman" w:cs="Times New Roman"/>
@@ -2270,29 +1531,8 @@
           <w:color w:val="000000"/>
           <w:lang w:val="ru-RU"/>
         </w:rPr>
-        <w:t>Логін</w:t>
-      </w:r>
-      <w:proofErr w:type="spellEnd"/>
-      <w:r>
-        <w:rPr>
-          <w:rFonts w:eastAsia="Times New Roman" w:cs="Times New Roman"/>
-          <w:b/>
-          <w:color w:val="000000"/>
-          <w:lang w:val="ru-RU"/>
-        </w:rPr>
-        <w:t xml:space="preserve"> </w:t>
-      </w:r>
-      <w:proofErr w:type="spellStart"/>
-      <w:r>
-        <w:rPr>
-          <w:rFonts w:eastAsia="Times New Roman" w:cs="Times New Roman"/>
-          <w:b/>
-          <w:color w:val="000000"/>
-          <w:lang w:val="ru-RU"/>
-        </w:rPr>
-        <w:t>користувача</w:t>
-      </w:r>
-      <w:proofErr w:type="spellEnd"/>
+        <w:t>Логін користувача</w:t>
+      </w:r>
     </w:p>
     <w:p>
       <w:pPr>
@@ -2307,6 +1547,7 @@
           <w:rFonts w:eastAsia="Times New Roman" w:cs="Times New Roman"/>
           <w:color w:val="000000"/>
         </w:rPr>
+        <w:lastRenderedPageBreak/>
         <w:t>POST</w:t>
       </w:r>
       <w:r>
@@ -2317,7 +1558,6 @@
         </w:rPr>
         <w:t xml:space="preserve"> /</w:t>
       </w:r>
-      <w:proofErr w:type="spellStart"/>
       <w:r>
         <w:rPr>
           <w:rFonts w:eastAsia="Times New Roman" w:cs="Times New Roman"/>
@@ -2325,7 +1565,6 @@
         </w:rPr>
         <w:t>api</w:t>
       </w:r>
-      <w:proofErr w:type="spellEnd"/>
       <w:r>
         <w:rPr>
           <w:rFonts w:eastAsia="Times New Roman" w:cs="Times New Roman"/>
@@ -2334,7 +1573,6 @@
         </w:rPr>
         <w:t>/</w:t>
       </w:r>
-      <w:proofErr w:type="spellStart"/>
       <w:r>
         <w:rPr>
           <w:rFonts w:eastAsia="Times New Roman" w:cs="Times New Roman"/>
@@ -2342,7 +1580,6 @@
         </w:rPr>
         <w:t>auth</w:t>
       </w:r>
-      <w:proofErr w:type="spellEnd"/>
       <w:r>
         <w:rPr>
           <w:rFonts w:eastAsia="Times New Roman" w:cs="Times New Roman"/>
@@ -2369,18 +1606,8 @@
           <w:rFonts w:eastAsia="Times New Roman" w:cs="Times New Roman"/>
           <w:color w:val="000000"/>
         </w:rPr>
-        <w:lastRenderedPageBreak/>
-        <w:t>Content-Type: application/</w:t>
-      </w:r>
-      <w:proofErr w:type="spellStart"/>
-      <w:r>
-        <w:rPr>
-          <w:rFonts w:eastAsia="Times New Roman" w:cs="Times New Roman"/>
-          <w:color w:val="000000"/>
-        </w:rPr>
-        <w:t>json</w:t>
-      </w:r>
-      <w:proofErr w:type="spellEnd"/>
+        <w:t>Content-Type: application/json</w:t>
+      </w:r>
     </w:p>
     <w:p>
       <w:pPr>
@@ -2457,46 +1684,7 @@
           <w:rFonts w:eastAsia="Times New Roman" w:cs="Times New Roman"/>
           <w:color w:val="000000"/>
         </w:rPr>
-        <w:t xml:space="preserve">GET </w:t>
-      </w:r>
-      <w:r>
-        <w:rPr>
-          <w:rFonts w:eastAsia="Times New Roman" w:cs="Times New Roman"/>
-          <w:color w:val="000000"/>
-        </w:rPr>
-        <w:t>/</w:t>
-      </w:r>
-      <w:proofErr w:type="spellStart"/>
-      <w:r>
-        <w:rPr>
-          <w:rFonts w:eastAsia="Times New Roman" w:cs="Times New Roman"/>
-          <w:color w:val="000000"/>
-        </w:rPr>
-        <w:t>api</w:t>
-      </w:r>
-      <w:proofErr w:type="spellEnd"/>
-      <w:r>
-        <w:rPr>
-          <w:rFonts w:eastAsia="Times New Roman" w:cs="Times New Roman"/>
-          <w:color w:val="000000"/>
-        </w:rPr>
-        <w:t>/</w:t>
-      </w:r>
-      <w:proofErr w:type="spellStart"/>
-      <w:r>
-        <w:rPr>
-          <w:rFonts w:eastAsia="Times New Roman" w:cs="Times New Roman"/>
-          <w:color w:val="000000"/>
-        </w:rPr>
-        <w:t>auth</w:t>
-      </w:r>
-      <w:proofErr w:type="spellEnd"/>
-      <w:r>
-        <w:rPr>
-          <w:rFonts w:eastAsia="Times New Roman" w:cs="Times New Roman"/>
-          <w:color w:val="000000"/>
-        </w:rPr>
-        <w:t>/me</w:t>
+        <w:t>GET /api/auth/me</w:t>
       </w:r>
     </w:p>
     <w:p>
@@ -2540,58 +1728,16 @@
           <w:color w:val="000000"/>
           <w:lang w:val="ru-RU"/>
         </w:rPr>
-        <w:t xml:space="preserve">Запит </w:t>
-      </w:r>
-      <w:proofErr w:type="spellStart"/>
+        <w:t>Запит користувача без адмін-ролі до /</w:t>
+      </w:r>
       <w:r>
         <w:rPr>
           <w:rFonts w:eastAsia="Times New Roman" w:cs="Times New Roman"/>
           <w:b/>
           <w:color w:val="000000"/>
-          <w:lang w:val="ru-RU"/>
-        </w:rPr>
-        <w:t>користувача</w:t>
-      </w:r>
-      <w:proofErr w:type="spellEnd"/>
-      <w:r>
-        <w:rPr>
-          <w:rFonts w:eastAsia="Times New Roman" w:cs="Times New Roman"/>
-          <w:b/>
-          <w:color w:val="000000"/>
-          <w:lang w:val="ru-RU"/>
-        </w:rPr>
-        <w:t xml:space="preserve"> без </w:t>
-      </w:r>
-      <w:proofErr w:type="spellStart"/>
-      <w:r>
-        <w:rPr>
-          <w:rFonts w:eastAsia="Times New Roman" w:cs="Times New Roman"/>
-          <w:b/>
-          <w:color w:val="000000"/>
-          <w:lang w:val="ru-RU"/>
-        </w:rPr>
-        <w:t>адмін-ролі</w:t>
-      </w:r>
-      <w:proofErr w:type="spellEnd"/>
-      <w:r>
-        <w:rPr>
-          <w:rFonts w:eastAsia="Times New Roman" w:cs="Times New Roman"/>
-          <w:b/>
-          <w:color w:val="000000"/>
-          <w:lang w:val="ru-RU"/>
-        </w:rPr>
-        <w:t xml:space="preserve"> до /</w:t>
-      </w:r>
-      <w:proofErr w:type="spellStart"/>
-      <w:r>
-        <w:rPr>
-          <w:rFonts w:eastAsia="Times New Roman" w:cs="Times New Roman"/>
-          <w:b/>
-          <w:color w:val="000000"/>
         </w:rPr>
         <w:t>api</w:t>
       </w:r>
-      <w:proofErr w:type="spellEnd"/>
       <w:r>
         <w:rPr>
           <w:rFonts w:eastAsia="Times New Roman" w:cs="Times New Roman"/>
@@ -2640,7 +1786,6 @@
           <w:lang w:val="ru-RU"/>
         </w:rPr>
       </w:pPr>
-      <w:proofErr w:type="spellStart"/>
       <w:r>
         <w:rPr>
           <w:rFonts w:eastAsia="Times New Roman" w:cs="Times New Roman"/>
@@ -2648,49 +1793,8 @@
           <w:color w:val="000000"/>
           <w:lang w:val="ru-RU"/>
         </w:rPr>
-        <w:t>Що</w:t>
-      </w:r>
-      <w:proofErr w:type="spellEnd"/>
-      <w:r>
-        <w:rPr>
-          <w:rFonts w:eastAsia="Times New Roman" w:cs="Times New Roman"/>
-          <w:b/>
-          <w:color w:val="000000"/>
-          <w:lang w:val="ru-RU"/>
-        </w:rPr>
-        <w:t xml:space="preserve"> </w:t>
-      </w:r>
-      <w:proofErr w:type="spellStart"/>
-      <w:r>
-        <w:rPr>
-          <w:rFonts w:eastAsia="Times New Roman" w:cs="Times New Roman"/>
-          <w:b/>
-          <w:color w:val="000000"/>
-          <w:lang w:val="ru-RU"/>
-        </w:rPr>
-        <w:t>було</w:t>
-      </w:r>
-      <w:proofErr w:type="spellEnd"/>
-      <w:r>
-        <w:rPr>
-          <w:rFonts w:eastAsia="Times New Roman" w:cs="Times New Roman"/>
-          <w:b/>
-          <w:color w:val="000000"/>
-          <w:lang w:val="ru-RU"/>
-        </w:rPr>
-        <w:t xml:space="preserve"> </w:t>
-      </w:r>
-      <w:proofErr w:type="spellStart"/>
-      <w:r>
-        <w:rPr>
-          <w:rFonts w:eastAsia="Times New Roman" w:cs="Times New Roman"/>
-          <w:b/>
-          <w:color w:val="000000"/>
-          <w:lang w:val="ru-RU"/>
-        </w:rPr>
-        <w:t>реалізовано</w:t>
-      </w:r>
-      <w:proofErr w:type="spellEnd"/>
+        <w:t>Що було реалізовано</w:t>
+      </w:r>
     </w:p>
     <w:p>
       <w:pPr>
@@ -2705,61 +1809,7 @@
           <w:color w:val="000000"/>
           <w:lang w:val="ru-RU"/>
         </w:rPr>
-        <w:t xml:space="preserve">• </w:t>
-      </w:r>
-      <w:proofErr w:type="spellStart"/>
-      <w:r>
-        <w:rPr>
-          <w:rFonts w:eastAsia="Times New Roman" w:cs="Times New Roman"/>
-          <w:color w:val="000000"/>
-          <w:lang w:val="ru-RU"/>
-        </w:rPr>
-        <w:t>захищене</w:t>
-      </w:r>
-      <w:proofErr w:type="spellEnd"/>
-      <w:r>
-        <w:rPr>
-          <w:rFonts w:eastAsia="Times New Roman" w:cs="Times New Roman"/>
-          <w:color w:val="000000"/>
-          <w:lang w:val="ru-RU"/>
-        </w:rPr>
-        <w:t xml:space="preserve"> </w:t>
-      </w:r>
-      <w:proofErr w:type="spellStart"/>
-      <w:r>
-        <w:rPr>
-          <w:rFonts w:eastAsia="Times New Roman" w:cs="Times New Roman"/>
-          <w:color w:val="000000"/>
-          <w:lang w:val="ru-RU"/>
-        </w:rPr>
-        <w:t>зберігання</w:t>
-      </w:r>
-      <w:proofErr w:type="spellEnd"/>
-      <w:r>
-        <w:rPr>
-          <w:rFonts w:eastAsia="Times New Roman" w:cs="Times New Roman"/>
-          <w:color w:val="000000"/>
-          <w:lang w:val="ru-RU"/>
-        </w:rPr>
-        <w:t xml:space="preserve"> </w:t>
-      </w:r>
-      <w:proofErr w:type="spellStart"/>
-      <w:r>
-        <w:rPr>
-          <w:rFonts w:eastAsia="Times New Roman" w:cs="Times New Roman"/>
-          <w:color w:val="000000"/>
-          <w:lang w:val="ru-RU"/>
-        </w:rPr>
-        <w:t>паролів</w:t>
-      </w:r>
-      <w:proofErr w:type="spellEnd"/>
-      <w:r>
-        <w:rPr>
-          <w:rFonts w:eastAsia="Times New Roman" w:cs="Times New Roman"/>
-          <w:color w:val="000000"/>
-          <w:lang w:val="ru-RU"/>
-        </w:rPr>
-        <w:t xml:space="preserve"> через </w:t>
+        <w:t xml:space="preserve">• захищене зберігання паролів через </w:t>
       </w:r>
       <w:r>
         <w:rPr>
@@ -2805,43 +1855,7 @@
           <w:color w:val="000000"/>
           <w:lang w:val="ru-RU"/>
         </w:rPr>
-        <w:t xml:space="preserve">• </w:t>
-      </w:r>
-      <w:proofErr w:type="spellStart"/>
-      <w:r>
-        <w:rPr>
-          <w:rFonts w:eastAsia="Times New Roman" w:cs="Times New Roman"/>
-          <w:color w:val="000000"/>
-          <w:lang w:val="ru-RU"/>
-        </w:rPr>
-        <w:t>автентифікація</w:t>
-      </w:r>
-      <w:proofErr w:type="spellEnd"/>
-      <w:r>
-        <w:rPr>
-          <w:rFonts w:eastAsia="Times New Roman" w:cs="Times New Roman"/>
-          <w:color w:val="000000"/>
-          <w:lang w:val="ru-RU"/>
-        </w:rPr>
-        <w:t xml:space="preserve"> </w:t>
-      </w:r>
-      <w:proofErr w:type="spellStart"/>
-      <w:r>
-        <w:rPr>
-          <w:rFonts w:eastAsia="Times New Roman" w:cs="Times New Roman"/>
-          <w:color w:val="000000"/>
-          <w:lang w:val="ru-RU"/>
-        </w:rPr>
-        <w:t>користувача</w:t>
-      </w:r>
-      <w:proofErr w:type="spellEnd"/>
-      <w:r>
-        <w:rPr>
-          <w:rFonts w:eastAsia="Times New Roman" w:cs="Times New Roman"/>
-          <w:color w:val="000000"/>
-          <w:lang w:val="ru-RU"/>
-        </w:rPr>
-        <w:t>;</w:t>
+        <w:t>• автентифікація користувача;</w:t>
       </w:r>
     </w:p>
     <w:p>
@@ -2857,25 +1871,7 @@
           <w:color w:val="000000"/>
           <w:lang w:val="ru-RU"/>
         </w:rPr>
-        <w:t xml:space="preserve">• </w:t>
-      </w:r>
-      <w:proofErr w:type="spellStart"/>
-      <w:r>
-        <w:rPr>
-          <w:rFonts w:eastAsia="Times New Roman" w:cs="Times New Roman"/>
-          <w:color w:val="000000"/>
-          <w:lang w:val="ru-RU"/>
-        </w:rPr>
-        <w:t>видача</w:t>
-      </w:r>
-      <w:proofErr w:type="spellEnd"/>
-      <w:r>
-        <w:rPr>
-          <w:rFonts w:eastAsia="Times New Roman" w:cs="Times New Roman"/>
-          <w:color w:val="000000"/>
-          <w:lang w:val="ru-RU"/>
-        </w:rPr>
-        <w:t xml:space="preserve"> </w:t>
+        <w:t xml:space="preserve">• видача </w:t>
       </w:r>
       <w:r>
         <w:rPr>
@@ -2905,25 +1901,7 @@
           <w:color w:val="000000"/>
           <w:lang w:val="ru-RU"/>
         </w:rPr>
-        <w:t xml:space="preserve"> </w:t>
-      </w:r>
-      <w:proofErr w:type="spellStart"/>
-      <w:r>
-        <w:rPr>
-          <w:rFonts w:eastAsia="Times New Roman" w:cs="Times New Roman"/>
-          <w:color w:val="000000"/>
-          <w:lang w:val="ru-RU"/>
-        </w:rPr>
-        <w:t>токенів</w:t>
-      </w:r>
-      <w:proofErr w:type="spellEnd"/>
-      <w:r>
-        <w:rPr>
-          <w:rFonts w:eastAsia="Times New Roman" w:cs="Times New Roman"/>
-          <w:color w:val="000000"/>
-          <w:lang w:val="ru-RU"/>
-        </w:rPr>
-        <w:t>;</w:t>
+        <w:t xml:space="preserve"> токенів;</w:t>
       </w:r>
     </w:p>
     <w:p>
@@ -2939,25 +1917,7 @@
           <w:color w:val="000000"/>
           <w:lang w:val="ru-RU"/>
         </w:rPr>
-        <w:t xml:space="preserve">• </w:t>
-      </w:r>
-      <w:proofErr w:type="spellStart"/>
-      <w:r>
-        <w:rPr>
-          <w:rFonts w:eastAsia="Times New Roman" w:cs="Times New Roman"/>
-          <w:color w:val="000000"/>
-          <w:lang w:val="ru-RU"/>
-        </w:rPr>
-        <w:t>механізм</w:t>
-      </w:r>
-      <w:proofErr w:type="spellEnd"/>
-      <w:r>
-        <w:rPr>
-          <w:rFonts w:eastAsia="Times New Roman" w:cs="Times New Roman"/>
-          <w:color w:val="000000"/>
-          <w:lang w:val="ru-RU"/>
-        </w:rPr>
-        <w:t xml:space="preserve"> </w:t>
+        <w:t xml:space="preserve">• механізм </w:t>
       </w:r>
       <w:r>
         <w:rPr>
@@ -3003,25 +1963,7 @@
           <w:color w:val="000000"/>
           <w:lang w:val="ru-RU"/>
         </w:rPr>
-        <w:t>-</w:t>
-      </w:r>
-      <w:proofErr w:type="spellStart"/>
-      <w:r>
-        <w:rPr>
-          <w:rFonts w:eastAsia="Times New Roman" w:cs="Times New Roman"/>
-          <w:color w:val="000000"/>
-          <w:lang w:val="ru-RU"/>
-        </w:rPr>
-        <w:t>перевірка</w:t>
-      </w:r>
-      <w:proofErr w:type="spellEnd"/>
-      <w:r>
-        <w:rPr>
-          <w:rFonts w:eastAsia="Times New Roman" w:cs="Times New Roman"/>
-          <w:color w:val="000000"/>
-          <w:lang w:val="ru-RU"/>
-        </w:rPr>
-        <w:t xml:space="preserve"> </w:t>
+        <w:t xml:space="preserve">-перевірка </w:t>
       </w:r>
       <w:r>
         <w:rPr>
@@ -3052,25 +1994,7 @@
           <w:color w:val="000000"/>
           <w:lang w:val="ru-RU"/>
         </w:rPr>
-        <w:t xml:space="preserve">• </w:t>
-      </w:r>
-      <w:proofErr w:type="spellStart"/>
-      <w:r>
-        <w:rPr>
-          <w:rFonts w:eastAsia="Times New Roman" w:cs="Times New Roman"/>
-          <w:color w:val="000000"/>
-          <w:lang w:val="ru-RU"/>
-        </w:rPr>
-        <w:t>політики</w:t>
-      </w:r>
-      <w:proofErr w:type="spellEnd"/>
-      <w:r>
-        <w:rPr>
-          <w:rFonts w:eastAsia="Times New Roman" w:cs="Times New Roman"/>
-          <w:color w:val="000000"/>
-          <w:lang w:val="ru-RU"/>
-        </w:rPr>
-        <w:t xml:space="preserve"> доступу за ролями;</w:t>
+        <w:t>• політики доступу за ролями;</w:t>
       </w:r>
     </w:p>
     <w:p>
@@ -3086,45 +2010,8 @@
           <w:color w:val="000000"/>
           <w:lang w:val="ru-RU"/>
         </w:rPr>
-        <w:t xml:space="preserve">• </w:t>
-      </w:r>
-      <w:proofErr w:type="spellStart"/>
-      <w:r>
-        <w:rPr>
-          <w:rFonts w:eastAsia="Times New Roman" w:cs="Times New Roman"/>
-          <w:color w:val="000000"/>
-          <w:lang w:val="ru-RU"/>
-        </w:rPr>
-        <w:t>технічні</w:t>
-      </w:r>
-      <w:proofErr w:type="spellEnd"/>
-      <w:r>
-        <w:rPr>
-          <w:rFonts w:eastAsia="Times New Roman" w:cs="Times New Roman"/>
-          <w:color w:val="000000"/>
-          <w:lang w:val="ru-RU"/>
-        </w:rPr>
-        <w:t xml:space="preserve"> </w:t>
-      </w:r>
-      <w:proofErr w:type="spellStart"/>
-      <w:r>
-        <w:rPr>
-          <w:rFonts w:eastAsia="Times New Roman" w:cs="Times New Roman"/>
-          <w:color w:val="000000"/>
-          <w:lang w:val="ru-RU"/>
-        </w:rPr>
-        <w:t>сутності</w:t>
-      </w:r>
-      <w:proofErr w:type="spellEnd"/>
-      <w:r>
-        <w:rPr>
-          <w:rFonts w:eastAsia="Times New Roman" w:cs="Times New Roman"/>
-          <w:color w:val="000000"/>
-          <w:lang w:val="ru-RU"/>
-        </w:rPr>
-        <w:t xml:space="preserve"> </w:t>
-      </w:r>
-      <w:proofErr w:type="spellStart"/>
+        <w:t xml:space="preserve">• технічні сутності </w:t>
+      </w:r>
       <w:r>
         <w:rPr>
           <w:rFonts w:eastAsia="Times New Roman" w:cs="Times New Roman"/>
@@ -3132,7 +2019,6 @@
         </w:rPr>
         <w:t>UserSession</w:t>
       </w:r>
-      <w:proofErr w:type="spellEnd"/>
       <w:r>
         <w:rPr>
           <w:rFonts w:eastAsia="Times New Roman" w:cs="Times New Roman"/>
@@ -3141,7 +2027,6 @@
         </w:rPr>
         <w:t xml:space="preserve">, </w:t>
       </w:r>
-      <w:proofErr w:type="spellStart"/>
       <w:r>
         <w:rPr>
           <w:rFonts w:eastAsia="Times New Roman" w:cs="Times New Roman"/>
@@ -3149,7 +2034,6 @@
         </w:rPr>
         <w:t>RefreshToken</w:t>
       </w:r>
-      <w:proofErr w:type="spellEnd"/>
       <w:r>
         <w:rPr>
           <w:rFonts w:eastAsia="Times New Roman" w:cs="Times New Roman"/>
@@ -3158,7 +2042,6 @@
         </w:rPr>
         <w:t xml:space="preserve">, </w:t>
       </w:r>
-      <w:proofErr w:type="spellStart"/>
       <w:r>
         <w:rPr>
           <w:rFonts w:eastAsia="Times New Roman" w:cs="Times New Roman"/>
@@ -3166,7 +2049,6 @@
         </w:rPr>
         <w:t>SecurityEvent</w:t>
       </w:r>
-      <w:proofErr w:type="spellEnd"/>
       <w:r>
         <w:rPr>
           <w:rFonts w:eastAsia="Times New Roman" w:cs="Times New Roman"/>
@@ -3183,7 +2065,6 @@
           <w:lang w:val="ru-RU"/>
         </w:rPr>
       </w:pPr>
-      <w:proofErr w:type="spellStart"/>
       <w:r>
         <w:rPr>
           <w:rFonts w:eastAsia="Times New Roman" w:cs="Times New Roman"/>
@@ -3191,69 +2072,8 @@
           <w:color w:val="000000"/>
           <w:lang w:val="ru-RU"/>
         </w:rPr>
-        <w:t>Перевірка</w:t>
-      </w:r>
-      <w:proofErr w:type="spellEnd"/>
-      <w:r>
-        <w:rPr>
-          <w:rFonts w:eastAsia="Times New Roman" w:cs="Times New Roman"/>
-          <w:b/>
-          <w:color w:val="000000"/>
-          <w:lang w:val="ru-RU"/>
-        </w:rPr>
-        <w:t xml:space="preserve"> 1. Доступ до </w:t>
-      </w:r>
-      <w:proofErr w:type="spellStart"/>
-      <w:r>
-        <w:rPr>
-          <w:rFonts w:eastAsia="Times New Roman" w:cs="Times New Roman"/>
-          <w:b/>
-          <w:color w:val="000000"/>
-          <w:lang w:val="ru-RU"/>
-        </w:rPr>
-        <w:t>захищеного</w:t>
-      </w:r>
-      <w:proofErr w:type="spellEnd"/>
-      <w:r>
-        <w:rPr>
-          <w:rFonts w:eastAsia="Times New Roman" w:cs="Times New Roman"/>
-          <w:b/>
-          <w:color w:val="000000"/>
-          <w:lang w:val="ru-RU"/>
-        </w:rPr>
-        <w:t xml:space="preserve"> </w:t>
-      </w:r>
-      <w:proofErr w:type="spellStart"/>
-      <w:r>
-        <w:rPr>
-          <w:rFonts w:eastAsia="Times New Roman" w:cs="Times New Roman"/>
-          <w:b/>
-          <w:color w:val="000000"/>
-          <w:lang w:val="ru-RU"/>
-        </w:rPr>
-        <w:t>ендпоінта</w:t>
-      </w:r>
-      <w:proofErr w:type="spellEnd"/>
-      <w:r>
-        <w:rPr>
-          <w:rFonts w:eastAsia="Times New Roman" w:cs="Times New Roman"/>
-          <w:b/>
-          <w:color w:val="000000"/>
-          <w:lang w:val="ru-RU"/>
-        </w:rPr>
-        <w:t xml:space="preserve"> без </w:t>
-      </w:r>
-      <w:proofErr w:type="spellStart"/>
-      <w:r>
-        <w:rPr>
-          <w:rFonts w:eastAsia="Times New Roman" w:cs="Times New Roman"/>
-          <w:b/>
-          <w:color w:val="000000"/>
-          <w:lang w:val="ru-RU"/>
-        </w:rPr>
-        <w:t>сесії</w:t>
-      </w:r>
-      <w:proofErr w:type="spellEnd"/>
+        <w:t>Перевірка 1. Доступ до захищеного ендпоінта без сесії</w:t>
+      </w:r>
     </w:p>
     <w:p>
       <w:pPr>
@@ -3280,18 +2100,75 @@
           <w:color w:val="000000"/>
           <w:lang w:val="ru-RU"/>
         </w:rPr>
-        <w:t xml:space="preserve"> 1 показано </w:t>
-      </w:r>
-      <w:proofErr w:type="spellStart"/>
-      <w:r>
-        <w:rPr>
-          <w:rFonts w:eastAsia="Times New Roman" w:cs="Times New Roman"/>
-          <w:color w:val="000000"/>
-          <w:lang w:val="ru-RU"/>
-        </w:rPr>
-        <w:t>виклик</w:t>
-      </w:r>
-      <w:proofErr w:type="spellEnd"/>
+        <w:t xml:space="preserve"> 1 показано виклик </w:t>
+      </w:r>
+      <w:r>
+        <w:rPr>
+          <w:rFonts w:eastAsia="Times New Roman" w:cs="Times New Roman"/>
+          <w:color w:val="000000"/>
+        </w:rPr>
+        <w:t>GET</w:t>
+      </w:r>
+      <w:r>
+        <w:rPr>
+          <w:rFonts w:eastAsia="Times New Roman" w:cs="Times New Roman"/>
+          <w:color w:val="000000"/>
+          <w:lang w:val="ru-RU"/>
+        </w:rPr>
+        <w:t xml:space="preserve"> /</w:t>
+      </w:r>
+      <w:r>
+        <w:rPr>
+          <w:rFonts w:eastAsia="Times New Roman" w:cs="Times New Roman"/>
+          <w:color w:val="000000"/>
+        </w:rPr>
+        <w:t>api</w:t>
+      </w:r>
+      <w:r>
+        <w:rPr>
+          <w:rFonts w:eastAsia="Times New Roman" w:cs="Times New Roman"/>
+          <w:color w:val="000000"/>
+          <w:lang w:val="ru-RU"/>
+        </w:rPr>
+        <w:t>/</w:t>
+      </w:r>
+      <w:r>
+        <w:rPr>
+          <w:rFonts w:eastAsia="Times New Roman" w:cs="Times New Roman"/>
+          <w:color w:val="000000"/>
+        </w:rPr>
+        <w:t>auth</w:t>
+      </w:r>
+      <w:r>
+        <w:rPr>
+          <w:rFonts w:eastAsia="Times New Roman" w:cs="Times New Roman"/>
+          <w:color w:val="000000"/>
+          <w:lang w:val="ru-RU"/>
+        </w:rPr>
+        <w:t>/</w:t>
+      </w:r>
+      <w:r>
+        <w:rPr>
+          <w:rFonts w:eastAsia="Times New Roman" w:cs="Times New Roman"/>
+          <w:color w:val="000000"/>
+        </w:rPr>
+        <w:t>me</w:t>
+      </w:r>
+      <w:r>
+        <w:rPr>
+          <w:rFonts w:eastAsia="Times New Roman" w:cs="Times New Roman"/>
+          <w:color w:val="000000"/>
+          <w:lang w:val="ru-RU"/>
+        </w:rPr>
+        <w:t xml:space="preserve"> без попереднього входу до системи. </w:t>
+      </w:r>
+      <w:r>
+        <w:rPr>
+          <w:rFonts w:eastAsia="Times New Roman" w:cs="Times New Roman"/>
+          <w:color w:val="000000"/>
+        </w:rPr>
+        <w:t>Swagger</w:t>
+      </w:r>
       <w:r>
         <w:rPr>
           <w:rFonts w:eastAsia="Times New Roman" w:cs="Times New Roman"/>
@@ -3305,121 +2182,6 @@
           <w:rFonts w:eastAsia="Times New Roman" w:cs="Times New Roman"/>
           <w:color w:val="000000"/>
         </w:rPr>
-        <w:t>GET</w:t>
-      </w:r>
-      <w:r>
-        <w:rPr>
-          <w:rFonts w:eastAsia="Times New Roman" w:cs="Times New Roman"/>
-          <w:color w:val="000000"/>
-          <w:lang w:val="ru-RU"/>
-        </w:rPr>
-        <w:t xml:space="preserve"> /</w:t>
-      </w:r>
-      <w:proofErr w:type="spellStart"/>
-      <w:r>
-        <w:rPr>
-          <w:rFonts w:eastAsia="Times New Roman" w:cs="Times New Roman"/>
-          <w:color w:val="000000"/>
-        </w:rPr>
-        <w:t>api</w:t>
-      </w:r>
-      <w:proofErr w:type="spellEnd"/>
-      <w:r>
-        <w:rPr>
-          <w:rFonts w:eastAsia="Times New Roman" w:cs="Times New Roman"/>
-          <w:color w:val="000000"/>
-          <w:lang w:val="ru-RU"/>
-        </w:rPr>
-        <w:t>/</w:t>
-      </w:r>
-      <w:proofErr w:type="spellStart"/>
-      <w:r>
-        <w:rPr>
-          <w:rFonts w:eastAsia="Times New Roman" w:cs="Times New Roman"/>
-          <w:color w:val="000000"/>
-        </w:rPr>
-        <w:t>auth</w:t>
-      </w:r>
-      <w:proofErr w:type="spellEnd"/>
-      <w:r>
-        <w:rPr>
-          <w:rFonts w:eastAsia="Times New Roman" w:cs="Times New Roman"/>
-          <w:color w:val="000000"/>
-          <w:lang w:val="ru-RU"/>
-        </w:rPr>
-        <w:t>/</w:t>
-      </w:r>
-      <w:r>
-        <w:rPr>
-          <w:rFonts w:eastAsia="Times New Roman" w:cs="Times New Roman"/>
-          <w:color w:val="000000"/>
-        </w:rPr>
-        <w:t>me</w:t>
-      </w:r>
-      <w:r>
-        <w:rPr>
-          <w:rFonts w:eastAsia="Times New Roman" w:cs="Times New Roman"/>
-          <w:color w:val="000000"/>
-          <w:lang w:val="ru-RU"/>
-        </w:rPr>
-        <w:t xml:space="preserve"> без </w:t>
-      </w:r>
-      <w:proofErr w:type="spellStart"/>
-      <w:r>
-        <w:rPr>
-          <w:rFonts w:eastAsia="Times New Roman" w:cs="Times New Roman"/>
-          <w:color w:val="000000"/>
-          <w:lang w:val="ru-RU"/>
-        </w:rPr>
-        <w:t>попереднього</w:t>
-      </w:r>
-      <w:proofErr w:type="spellEnd"/>
-      <w:r>
-        <w:rPr>
-          <w:rFonts w:eastAsia="Times New Roman" w:cs="Times New Roman"/>
-          <w:color w:val="000000"/>
-          <w:lang w:val="ru-RU"/>
-        </w:rPr>
-        <w:t xml:space="preserve"> входу до </w:t>
-      </w:r>
-      <w:proofErr w:type="spellStart"/>
-      <w:r>
-        <w:rPr>
-          <w:rFonts w:eastAsia="Times New Roman" w:cs="Times New Roman"/>
-          <w:color w:val="000000"/>
-          <w:lang w:val="ru-RU"/>
-        </w:rPr>
-        <w:t>системи</w:t>
-      </w:r>
-      <w:proofErr w:type="spellEnd"/>
-      <w:r>
-        <w:rPr>
-          <w:rFonts w:eastAsia="Times New Roman" w:cs="Times New Roman"/>
-          <w:color w:val="000000"/>
-          <w:lang w:val="ru-RU"/>
-        </w:rPr>
-        <w:t xml:space="preserve">. </w:t>
-      </w:r>
-      <w:r>
-        <w:rPr>
-          <w:rFonts w:eastAsia="Times New Roman" w:cs="Times New Roman"/>
-          <w:color w:val="000000"/>
-        </w:rPr>
-        <w:t>Swagger</w:t>
-      </w:r>
-      <w:r>
-        <w:rPr>
-          <w:rFonts w:eastAsia="Times New Roman" w:cs="Times New Roman"/>
-          <w:color w:val="000000"/>
-          <w:lang w:val="ru-RU"/>
-        </w:rPr>
-        <w:t xml:space="preserve"> </w:t>
-      </w:r>
-      <w:r>
-        <w:rPr>
-          <w:rFonts w:eastAsia="Times New Roman" w:cs="Times New Roman"/>
-          <w:color w:val="000000"/>
-        </w:rPr>
         <w:t>UI</w:t>
       </w:r>
       <w:r>
@@ -3428,43 +2190,7 @@
           <w:color w:val="000000"/>
           <w:lang w:val="ru-RU"/>
         </w:rPr>
-        <w:t xml:space="preserve"> </w:t>
-      </w:r>
-      <w:proofErr w:type="spellStart"/>
-      <w:r>
-        <w:rPr>
-          <w:rFonts w:eastAsia="Times New Roman" w:cs="Times New Roman"/>
-          <w:color w:val="000000"/>
-          <w:lang w:val="ru-RU"/>
-        </w:rPr>
-        <w:t>отримує</w:t>
-      </w:r>
-      <w:proofErr w:type="spellEnd"/>
-      <w:r>
-        <w:rPr>
-          <w:rFonts w:eastAsia="Times New Roman" w:cs="Times New Roman"/>
-          <w:color w:val="000000"/>
-          <w:lang w:val="ru-RU"/>
-        </w:rPr>
-        <w:t xml:space="preserve"> </w:t>
-      </w:r>
-      <w:proofErr w:type="spellStart"/>
-      <w:r>
-        <w:rPr>
-          <w:rFonts w:eastAsia="Times New Roman" w:cs="Times New Roman"/>
-          <w:color w:val="000000"/>
-          <w:lang w:val="ru-RU"/>
-        </w:rPr>
-        <w:t>відповідь</w:t>
-      </w:r>
-      <w:proofErr w:type="spellEnd"/>
-      <w:r>
-        <w:rPr>
-          <w:rFonts w:eastAsia="Times New Roman" w:cs="Times New Roman"/>
-          <w:color w:val="000000"/>
-          <w:lang w:val="ru-RU"/>
-        </w:rPr>
-        <w:t xml:space="preserve"> 401 </w:t>
+        <w:t xml:space="preserve"> отримує відповідь 401 </w:t>
       </w:r>
       <w:r>
         <w:rPr>
@@ -3479,97 +2205,7 @@
           <w:color w:val="000000"/>
           <w:lang w:val="ru-RU"/>
         </w:rPr>
-        <w:t xml:space="preserve">, </w:t>
-      </w:r>
-      <w:proofErr w:type="spellStart"/>
-      <w:r>
-        <w:rPr>
-          <w:rFonts w:eastAsia="Times New Roman" w:cs="Times New Roman"/>
-          <w:color w:val="000000"/>
-          <w:lang w:val="ru-RU"/>
-        </w:rPr>
-        <w:t>тобто</w:t>
-      </w:r>
-      <w:proofErr w:type="spellEnd"/>
-      <w:r>
-        <w:rPr>
-          <w:rFonts w:eastAsia="Times New Roman" w:cs="Times New Roman"/>
-          <w:color w:val="000000"/>
-          <w:lang w:val="ru-RU"/>
-        </w:rPr>
-        <w:t xml:space="preserve"> сервер не </w:t>
-      </w:r>
-      <w:proofErr w:type="spellStart"/>
-      <w:r>
-        <w:rPr>
-          <w:rFonts w:eastAsia="Times New Roman" w:cs="Times New Roman"/>
-          <w:color w:val="000000"/>
-          <w:lang w:val="ru-RU"/>
-        </w:rPr>
-        <w:t>допускає</w:t>
-      </w:r>
-      <w:proofErr w:type="spellEnd"/>
-      <w:r>
-        <w:rPr>
-          <w:rFonts w:eastAsia="Times New Roman" w:cs="Times New Roman"/>
-          <w:color w:val="000000"/>
-          <w:lang w:val="ru-RU"/>
-        </w:rPr>
-        <w:t xml:space="preserve"> доступ до ресурсу без </w:t>
-      </w:r>
-      <w:proofErr w:type="spellStart"/>
-      <w:r>
-        <w:rPr>
-          <w:rFonts w:eastAsia="Times New Roman" w:cs="Times New Roman"/>
-          <w:color w:val="000000"/>
-          <w:lang w:val="ru-RU"/>
-        </w:rPr>
-        <w:t>валідної</w:t>
-      </w:r>
-      <w:proofErr w:type="spellEnd"/>
-      <w:r>
-        <w:rPr>
-          <w:rFonts w:eastAsia="Times New Roman" w:cs="Times New Roman"/>
-          <w:color w:val="000000"/>
-          <w:lang w:val="ru-RU"/>
-        </w:rPr>
-        <w:t xml:space="preserve"> </w:t>
-      </w:r>
-      <w:proofErr w:type="spellStart"/>
-      <w:r>
-        <w:rPr>
-          <w:rFonts w:eastAsia="Times New Roman" w:cs="Times New Roman"/>
-          <w:color w:val="000000"/>
-          <w:lang w:val="ru-RU"/>
-        </w:rPr>
-        <w:t>автентифікованої</w:t>
-      </w:r>
-      <w:proofErr w:type="spellEnd"/>
-      <w:r>
-        <w:rPr>
-          <w:rFonts w:eastAsia="Times New Roman" w:cs="Times New Roman"/>
-          <w:color w:val="000000"/>
-          <w:lang w:val="ru-RU"/>
-        </w:rPr>
-        <w:t xml:space="preserve"> </w:t>
-      </w:r>
-      <w:proofErr w:type="spellStart"/>
-      <w:r>
-        <w:rPr>
-          <w:rFonts w:eastAsia="Times New Roman" w:cs="Times New Roman"/>
-          <w:color w:val="000000"/>
-          <w:lang w:val="ru-RU"/>
-        </w:rPr>
-        <w:t>сесії</w:t>
-      </w:r>
-      <w:proofErr w:type="spellEnd"/>
-      <w:r>
-        <w:rPr>
-          <w:rFonts w:eastAsia="Times New Roman" w:cs="Times New Roman"/>
-          <w:color w:val="000000"/>
-          <w:lang w:val="ru-RU"/>
-        </w:rPr>
-        <w:t>.</w:t>
+        <w:t>, тобто сервер не допускає доступ до ресурсу без валідної автентифікованої сесії.</w:t>
       </w:r>
     </w:p>
     <w:p>
@@ -3581,59 +2217,13 @@
           <w:lang w:val="ru-RU"/>
         </w:rPr>
       </w:pPr>
-      <w:proofErr w:type="spellStart"/>
-      <w:r>
-        <w:rPr>
-          <w:rFonts w:eastAsia="Times New Roman" w:cs="Times New Roman"/>
-          <w:color w:val="000000"/>
-          <w:lang w:val="ru-RU"/>
-        </w:rPr>
-        <w:t>Це</w:t>
-      </w:r>
-      <w:proofErr w:type="spellEnd"/>
-      <w:r>
-        <w:rPr>
-          <w:rFonts w:eastAsia="Times New Roman" w:cs="Times New Roman"/>
-          <w:color w:val="000000"/>
-          <w:lang w:val="ru-RU"/>
-        </w:rPr>
-        <w:t xml:space="preserve"> </w:t>
-      </w:r>
-      <w:proofErr w:type="spellStart"/>
-      <w:r>
-        <w:rPr>
-          <w:rFonts w:eastAsia="Times New Roman" w:cs="Times New Roman"/>
-          <w:color w:val="000000"/>
-          <w:lang w:val="ru-RU"/>
-        </w:rPr>
-        <w:t>підтверджує</w:t>
-      </w:r>
-      <w:proofErr w:type="spellEnd"/>
-      <w:r>
-        <w:rPr>
-          <w:rFonts w:eastAsia="Times New Roman" w:cs="Times New Roman"/>
-          <w:color w:val="000000"/>
-          <w:lang w:val="ru-RU"/>
-        </w:rPr>
-        <w:t xml:space="preserve"> </w:t>
-      </w:r>
-      <w:proofErr w:type="spellStart"/>
-      <w:r>
-        <w:rPr>
-          <w:rFonts w:eastAsia="Times New Roman" w:cs="Times New Roman"/>
-          <w:color w:val="000000"/>
-          <w:lang w:val="ru-RU"/>
-        </w:rPr>
-        <w:t>коректну</w:t>
-      </w:r>
-      <w:proofErr w:type="spellEnd"/>
-      <w:r>
-        <w:rPr>
-          <w:rFonts w:eastAsia="Times New Roman" w:cs="Times New Roman"/>
-          <w:color w:val="000000"/>
-          <w:lang w:val="ru-RU"/>
-        </w:rPr>
-        <w:t xml:space="preserve"> роботу </w:t>
+      <w:r>
+        <w:rPr>
+          <w:rFonts w:eastAsia="Times New Roman" w:cs="Times New Roman"/>
+          <w:color w:val="000000"/>
+          <w:lang w:val="ru-RU"/>
+        </w:rPr>
+        <w:t xml:space="preserve">Це підтверджує коректну роботу </w:t>
       </w:r>
       <w:r>
         <w:rPr>
@@ -3648,97 +2238,7 @@
           <w:color w:val="000000"/>
           <w:lang w:val="ru-RU"/>
         </w:rPr>
-        <w:t xml:space="preserve"> </w:t>
-      </w:r>
-      <w:proofErr w:type="spellStart"/>
-      <w:r>
-        <w:rPr>
-          <w:rFonts w:eastAsia="Times New Roman" w:cs="Times New Roman"/>
-          <w:color w:val="000000"/>
-          <w:lang w:val="ru-RU"/>
-        </w:rPr>
-        <w:t>автентифікації</w:t>
-      </w:r>
-      <w:proofErr w:type="spellEnd"/>
-      <w:r>
-        <w:rPr>
-          <w:rFonts w:eastAsia="Times New Roman" w:cs="Times New Roman"/>
-          <w:color w:val="000000"/>
-          <w:lang w:val="ru-RU"/>
-        </w:rPr>
-        <w:t xml:space="preserve"> та </w:t>
-      </w:r>
-      <w:proofErr w:type="spellStart"/>
-      <w:r>
-        <w:rPr>
-          <w:rFonts w:eastAsia="Times New Roman" w:cs="Times New Roman"/>
-          <w:color w:val="000000"/>
-          <w:lang w:val="ru-RU"/>
-        </w:rPr>
-        <w:t>правильне</w:t>
-      </w:r>
-      <w:proofErr w:type="spellEnd"/>
-      <w:r>
-        <w:rPr>
-          <w:rFonts w:eastAsia="Times New Roman" w:cs="Times New Roman"/>
-          <w:color w:val="000000"/>
-          <w:lang w:val="ru-RU"/>
-        </w:rPr>
-        <w:t xml:space="preserve"> </w:t>
-      </w:r>
-      <w:proofErr w:type="spellStart"/>
-      <w:r>
-        <w:rPr>
-          <w:rFonts w:eastAsia="Times New Roman" w:cs="Times New Roman"/>
-          <w:color w:val="000000"/>
-          <w:lang w:val="ru-RU"/>
-        </w:rPr>
-        <w:t>маркування</w:t>
-      </w:r>
-      <w:proofErr w:type="spellEnd"/>
-      <w:r>
-        <w:rPr>
-          <w:rFonts w:eastAsia="Times New Roman" w:cs="Times New Roman"/>
-          <w:color w:val="000000"/>
-          <w:lang w:val="ru-RU"/>
-        </w:rPr>
-        <w:t xml:space="preserve"> </w:t>
-      </w:r>
-      <w:proofErr w:type="spellStart"/>
-      <w:r>
-        <w:rPr>
-          <w:rFonts w:eastAsia="Times New Roman" w:cs="Times New Roman"/>
-          <w:color w:val="000000"/>
-          <w:lang w:val="ru-RU"/>
-        </w:rPr>
-        <w:t>захищених</w:t>
-      </w:r>
-      <w:proofErr w:type="spellEnd"/>
-      <w:r>
-        <w:rPr>
-          <w:rFonts w:eastAsia="Times New Roman" w:cs="Times New Roman"/>
-          <w:color w:val="000000"/>
-          <w:lang w:val="ru-RU"/>
-        </w:rPr>
-        <w:t xml:space="preserve"> </w:t>
-      </w:r>
-      <w:proofErr w:type="spellStart"/>
-      <w:r>
-        <w:rPr>
-          <w:rFonts w:eastAsia="Times New Roman" w:cs="Times New Roman"/>
-          <w:color w:val="000000"/>
-          <w:lang w:val="ru-RU"/>
-        </w:rPr>
-        <w:t>маршрутів</w:t>
-      </w:r>
-      <w:proofErr w:type="spellEnd"/>
-      <w:r>
-        <w:rPr>
-          <w:rFonts w:eastAsia="Times New Roman" w:cs="Times New Roman"/>
-          <w:color w:val="000000"/>
-          <w:lang w:val="ru-RU"/>
-        </w:rPr>
-        <w:t xml:space="preserve"> атрибутом </w:t>
+        <w:t xml:space="preserve"> автентифікації та правильне маркування захищених маршрутів атрибутом </w:t>
       </w:r>
       <w:r>
         <w:rPr>
@@ -3829,7 +2329,6 @@
           <w:lang w:val="ru-RU"/>
         </w:rPr>
       </w:pPr>
-      <w:proofErr w:type="spellStart"/>
       <w:r>
         <w:rPr>
           <w:rFonts w:eastAsia="Times New Roman" w:cs="Times New Roman"/>
@@ -3837,69 +2336,8 @@
           <w:color w:val="000000"/>
           <w:lang w:val="ru-RU"/>
         </w:rPr>
-        <w:t>Перевірка</w:t>
-      </w:r>
-      <w:proofErr w:type="spellEnd"/>
-      <w:r>
-        <w:rPr>
-          <w:rFonts w:eastAsia="Times New Roman" w:cs="Times New Roman"/>
-          <w:b/>
-          <w:color w:val="000000"/>
-          <w:lang w:val="ru-RU"/>
-        </w:rPr>
-        <w:t xml:space="preserve"> 2. </w:t>
-      </w:r>
-      <w:proofErr w:type="spellStart"/>
-      <w:r>
-        <w:rPr>
-          <w:rFonts w:eastAsia="Times New Roman" w:cs="Times New Roman"/>
-          <w:b/>
-          <w:color w:val="000000"/>
-          <w:lang w:val="ru-RU"/>
-        </w:rPr>
-        <w:t>Успішний</w:t>
-      </w:r>
-      <w:proofErr w:type="spellEnd"/>
-      <w:r>
-        <w:rPr>
-          <w:rFonts w:eastAsia="Times New Roman" w:cs="Times New Roman"/>
-          <w:b/>
-          <w:color w:val="000000"/>
-          <w:lang w:val="ru-RU"/>
-        </w:rPr>
-        <w:t xml:space="preserve"> </w:t>
-      </w:r>
-      <w:proofErr w:type="spellStart"/>
-      <w:r>
-        <w:rPr>
-          <w:rFonts w:eastAsia="Times New Roman" w:cs="Times New Roman"/>
-          <w:b/>
-          <w:color w:val="000000"/>
-          <w:lang w:val="ru-RU"/>
-        </w:rPr>
-        <w:t>логін</w:t>
-      </w:r>
-      <w:proofErr w:type="spellEnd"/>
-      <w:r>
-        <w:rPr>
-          <w:rFonts w:eastAsia="Times New Roman" w:cs="Times New Roman"/>
-          <w:b/>
-          <w:color w:val="000000"/>
-          <w:lang w:val="ru-RU"/>
-        </w:rPr>
-        <w:t xml:space="preserve"> </w:t>
-      </w:r>
-      <w:proofErr w:type="spellStart"/>
-      <w:r>
-        <w:rPr>
-          <w:rFonts w:eastAsia="Times New Roman" w:cs="Times New Roman"/>
-          <w:b/>
-          <w:color w:val="000000"/>
-          <w:lang w:val="ru-RU"/>
-        </w:rPr>
-        <w:t>користувача</w:t>
-      </w:r>
-      <w:proofErr w:type="spellEnd"/>
+        <w:t>Перевірка 2. Успішний логін користувача</w:t>
+      </w:r>
     </w:p>
     <w:p>
       <w:pPr>
@@ -3926,43 +2364,7 @@
           <w:color w:val="000000"/>
           <w:lang w:val="ru-RU"/>
         </w:rPr>
-        <w:t xml:space="preserve"> 2 наведено </w:t>
-      </w:r>
-      <w:proofErr w:type="spellStart"/>
-      <w:r>
-        <w:rPr>
-          <w:rFonts w:eastAsia="Times New Roman" w:cs="Times New Roman"/>
-          <w:color w:val="000000"/>
-          <w:lang w:val="ru-RU"/>
-        </w:rPr>
-        <w:t>успішне</w:t>
-      </w:r>
-      <w:proofErr w:type="spellEnd"/>
-      <w:r>
-        <w:rPr>
-          <w:rFonts w:eastAsia="Times New Roman" w:cs="Times New Roman"/>
-          <w:color w:val="000000"/>
-          <w:lang w:val="ru-RU"/>
-        </w:rPr>
-        <w:t xml:space="preserve"> </w:t>
-      </w:r>
-      <w:proofErr w:type="spellStart"/>
-      <w:r>
-        <w:rPr>
-          <w:rFonts w:eastAsia="Times New Roman" w:cs="Times New Roman"/>
-          <w:color w:val="000000"/>
-          <w:lang w:val="ru-RU"/>
-        </w:rPr>
-        <w:t>виконання</w:t>
-      </w:r>
-      <w:proofErr w:type="spellEnd"/>
-      <w:r>
-        <w:rPr>
-          <w:rFonts w:eastAsia="Times New Roman" w:cs="Times New Roman"/>
-          <w:color w:val="000000"/>
-          <w:lang w:val="ru-RU"/>
-        </w:rPr>
-        <w:t xml:space="preserve"> </w:t>
+        <w:t xml:space="preserve"> 2 наведено успішне виконання </w:t>
       </w:r>
       <w:r>
         <w:rPr>
@@ -3979,7 +2381,6 @@
         </w:rPr>
         <w:t xml:space="preserve"> /</w:t>
       </w:r>
-      <w:proofErr w:type="spellStart"/>
       <w:r>
         <w:rPr>
           <w:rFonts w:eastAsia="Times New Roman" w:cs="Times New Roman"/>
@@ -3987,7 +2388,6 @@
         </w:rPr>
         <w:t>api</w:t>
       </w:r>
-      <w:proofErr w:type="spellEnd"/>
       <w:r>
         <w:rPr>
           <w:rFonts w:eastAsia="Times New Roman" w:cs="Times New Roman"/>
@@ -3996,7 +2396,6 @@
         </w:rPr>
         <w:t>/</w:t>
       </w:r>
-      <w:proofErr w:type="spellStart"/>
       <w:r>
         <w:rPr>
           <w:rFonts w:eastAsia="Times New Roman" w:cs="Times New Roman"/>
@@ -4004,7 +2403,6 @@
         </w:rPr>
         <w:t>auth</w:t>
       </w:r>
-      <w:proofErr w:type="spellEnd"/>
       <w:r>
         <w:rPr>
           <w:rFonts w:eastAsia="Times New Roman" w:cs="Times New Roman"/>
@@ -4026,133 +2424,7 @@
           <w:color w:val="000000"/>
           <w:lang w:val="ru-RU"/>
         </w:rPr>
-        <w:t xml:space="preserve"> для тестового студента. Сервер </w:t>
-      </w:r>
-      <w:proofErr w:type="spellStart"/>
-      <w:r>
-        <w:rPr>
-          <w:rFonts w:eastAsia="Times New Roman" w:cs="Times New Roman"/>
-          <w:color w:val="000000"/>
-          <w:lang w:val="ru-RU"/>
-        </w:rPr>
-        <w:t>повертає</w:t>
-      </w:r>
-      <w:proofErr w:type="spellEnd"/>
-      <w:r>
-        <w:rPr>
-          <w:rFonts w:eastAsia="Times New Roman" w:cs="Times New Roman"/>
-          <w:color w:val="000000"/>
-          <w:lang w:val="ru-RU"/>
-        </w:rPr>
-        <w:t xml:space="preserve"> код 200 та структуру </w:t>
-      </w:r>
-      <w:proofErr w:type="spellStart"/>
-      <w:r>
-        <w:rPr>
-          <w:rFonts w:eastAsia="Times New Roman" w:cs="Times New Roman"/>
-          <w:color w:val="000000"/>
-          <w:lang w:val="ru-RU"/>
-        </w:rPr>
-        <w:t>відповіді</w:t>
-      </w:r>
-      <w:proofErr w:type="spellEnd"/>
-      <w:r>
-        <w:rPr>
-          <w:rFonts w:eastAsia="Times New Roman" w:cs="Times New Roman"/>
-          <w:color w:val="000000"/>
-          <w:lang w:val="ru-RU"/>
-        </w:rPr>
-        <w:t xml:space="preserve"> з </w:t>
-      </w:r>
-      <w:proofErr w:type="spellStart"/>
-      <w:r>
-        <w:rPr>
-          <w:rFonts w:eastAsia="Times New Roman" w:cs="Times New Roman"/>
-          <w:color w:val="000000"/>
-          <w:lang w:val="ru-RU"/>
-        </w:rPr>
-        <w:t>даними</w:t>
-      </w:r>
-      <w:proofErr w:type="spellEnd"/>
-      <w:r>
-        <w:rPr>
-          <w:rFonts w:eastAsia="Times New Roman" w:cs="Times New Roman"/>
-          <w:color w:val="000000"/>
-          <w:lang w:val="ru-RU"/>
-        </w:rPr>
-        <w:t xml:space="preserve"> </w:t>
-      </w:r>
-      <w:proofErr w:type="spellStart"/>
-      <w:r>
-        <w:rPr>
-          <w:rFonts w:eastAsia="Times New Roman" w:cs="Times New Roman"/>
-          <w:color w:val="000000"/>
-          <w:lang w:val="ru-RU"/>
-        </w:rPr>
-        <w:t>користувача</w:t>
-      </w:r>
-      <w:proofErr w:type="spellEnd"/>
-      <w:r>
-        <w:rPr>
-          <w:rFonts w:eastAsia="Times New Roman" w:cs="Times New Roman"/>
-          <w:color w:val="000000"/>
-          <w:lang w:val="ru-RU"/>
-        </w:rPr>
-        <w:t xml:space="preserve"> і </w:t>
-      </w:r>
-      <w:proofErr w:type="spellStart"/>
-      <w:r>
-        <w:rPr>
-          <w:rFonts w:eastAsia="Times New Roman" w:cs="Times New Roman"/>
-          <w:color w:val="000000"/>
-          <w:lang w:val="ru-RU"/>
-        </w:rPr>
-        <w:t>строком</w:t>
-      </w:r>
-      <w:proofErr w:type="spellEnd"/>
-      <w:r>
-        <w:rPr>
-          <w:rFonts w:eastAsia="Times New Roman" w:cs="Times New Roman"/>
-          <w:color w:val="000000"/>
-          <w:lang w:val="ru-RU"/>
-        </w:rPr>
-        <w:t xml:space="preserve"> </w:t>
-      </w:r>
-      <w:proofErr w:type="spellStart"/>
-      <w:r>
-        <w:rPr>
-          <w:rFonts w:eastAsia="Times New Roman" w:cs="Times New Roman"/>
-          <w:color w:val="000000"/>
-          <w:lang w:val="ru-RU"/>
-        </w:rPr>
-        <w:t>дії</w:t>
-      </w:r>
-      <w:proofErr w:type="spellEnd"/>
-      <w:r>
-        <w:rPr>
-          <w:rFonts w:eastAsia="Times New Roman" w:cs="Times New Roman"/>
-          <w:color w:val="000000"/>
-          <w:lang w:val="ru-RU"/>
-        </w:rPr>
-        <w:t xml:space="preserve"> </w:t>
-      </w:r>
-      <w:proofErr w:type="spellStart"/>
-      <w:r>
-        <w:rPr>
-          <w:rFonts w:eastAsia="Times New Roman" w:cs="Times New Roman"/>
-          <w:color w:val="000000"/>
-          <w:lang w:val="ru-RU"/>
-        </w:rPr>
-        <w:t>сесії</w:t>
-      </w:r>
-      <w:proofErr w:type="spellEnd"/>
-      <w:r>
-        <w:rPr>
-          <w:rFonts w:eastAsia="Times New Roman" w:cs="Times New Roman"/>
-          <w:color w:val="000000"/>
-          <w:lang w:val="ru-RU"/>
-        </w:rPr>
-        <w:t>.</w:t>
+        <w:t xml:space="preserve"> для тестового студента. Сервер повертає код 200 та структуру відповіді з даними користувача і строком дії сесії.</w:t>
       </w:r>
     </w:p>
     <w:p>
@@ -4164,77 +2436,13 @@
           <w:lang w:val="ru-RU"/>
         </w:rPr>
       </w:pPr>
-      <w:proofErr w:type="spellStart"/>
-      <w:r>
-        <w:rPr>
-          <w:rFonts w:eastAsia="Times New Roman" w:cs="Times New Roman"/>
-          <w:color w:val="000000"/>
-          <w:lang w:val="ru-RU"/>
-        </w:rPr>
-        <w:t>Саме</w:t>
-      </w:r>
-      <w:proofErr w:type="spellEnd"/>
-      <w:r>
-        <w:rPr>
-          <w:rFonts w:eastAsia="Times New Roman" w:cs="Times New Roman"/>
-          <w:color w:val="000000"/>
-          <w:lang w:val="ru-RU"/>
-        </w:rPr>
-        <w:t xml:space="preserve"> на </w:t>
-      </w:r>
-      <w:proofErr w:type="spellStart"/>
-      <w:r>
-        <w:rPr>
-          <w:rFonts w:eastAsia="Times New Roman" w:cs="Times New Roman"/>
-          <w:color w:val="000000"/>
-          <w:lang w:val="ru-RU"/>
-        </w:rPr>
-        <w:t>цьому</w:t>
-      </w:r>
-      <w:proofErr w:type="spellEnd"/>
-      <w:r>
-        <w:rPr>
-          <w:rFonts w:eastAsia="Times New Roman" w:cs="Times New Roman"/>
-          <w:color w:val="000000"/>
-          <w:lang w:val="ru-RU"/>
-        </w:rPr>
-        <w:t xml:space="preserve"> </w:t>
-      </w:r>
-      <w:proofErr w:type="spellStart"/>
-      <w:r>
-        <w:rPr>
-          <w:rFonts w:eastAsia="Times New Roman" w:cs="Times New Roman"/>
-          <w:color w:val="000000"/>
-          <w:lang w:val="ru-RU"/>
-        </w:rPr>
-        <w:t>етапі</w:t>
-      </w:r>
-      <w:proofErr w:type="spellEnd"/>
-      <w:r>
-        <w:rPr>
-          <w:rFonts w:eastAsia="Times New Roman" w:cs="Times New Roman"/>
-          <w:color w:val="000000"/>
-          <w:lang w:val="ru-RU"/>
-        </w:rPr>
-        <w:t xml:space="preserve"> браузер </w:t>
-      </w:r>
-      <w:proofErr w:type="spellStart"/>
-      <w:r>
-        <w:rPr>
-          <w:rFonts w:eastAsia="Times New Roman" w:cs="Times New Roman"/>
-          <w:color w:val="000000"/>
-          <w:lang w:val="ru-RU"/>
-        </w:rPr>
-        <w:t>отримує</w:t>
-      </w:r>
-      <w:proofErr w:type="spellEnd"/>
-      <w:r>
-        <w:rPr>
-          <w:rFonts w:eastAsia="Times New Roman" w:cs="Times New Roman"/>
-          <w:color w:val="000000"/>
-          <w:lang w:val="ru-RU"/>
-        </w:rPr>
-        <w:t xml:space="preserve"> </w:t>
+      <w:r>
+        <w:rPr>
+          <w:rFonts w:eastAsia="Times New Roman" w:cs="Times New Roman"/>
+          <w:color w:val="000000"/>
+          <w:lang w:val="ru-RU"/>
+        </w:rPr>
+        <w:t xml:space="preserve">Саме на цьому етапі браузер отримує </w:t>
       </w:r>
       <w:r>
         <w:rPr>
@@ -4249,169 +2457,7 @@
           <w:color w:val="000000"/>
           <w:lang w:val="ru-RU"/>
         </w:rPr>
-        <w:t xml:space="preserve"> з </w:t>
-      </w:r>
-      <w:proofErr w:type="spellStart"/>
-      <w:r>
-        <w:rPr>
-          <w:rFonts w:eastAsia="Times New Roman" w:cs="Times New Roman"/>
-          <w:color w:val="000000"/>
-          <w:lang w:val="ru-RU"/>
-        </w:rPr>
-        <w:t>токенами</w:t>
-      </w:r>
-      <w:proofErr w:type="spellEnd"/>
-      <w:r>
-        <w:rPr>
-          <w:rFonts w:eastAsia="Times New Roman" w:cs="Times New Roman"/>
-          <w:color w:val="000000"/>
-          <w:lang w:val="ru-RU"/>
-        </w:rPr>
-        <w:t xml:space="preserve"> </w:t>
-      </w:r>
-      <w:proofErr w:type="spellStart"/>
-      <w:r>
-        <w:rPr>
-          <w:rFonts w:eastAsia="Times New Roman" w:cs="Times New Roman"/>
-          <w:color w:val="000000"/>
-          <w:lang w:val="ru-RU"/>
-        </w:rPr>
-        <w:t>сесії</w:t>
-      </w:r>
-      <w:proofErr w:type="spellEnd"/>
-      <w:r>
-        <w:rPr>
-          <w:rFonts w:eastAsia="Times New Roman" w:cs="Times New Roman"/>
-          <w:color w:val="000000"/>
-          <w:lang w:val="ru-RU"/>
-        </w:rPr>
-        <w:t xml:space="preserve">, а </w:t>
-      </w:r>
-      <w:proofErr w:type="spellStart"/>
-      <w:r>
-        <w:rPr>
-          <w:rFonts w:eastAsia="Times New Roman" w:cs="Times New Roman"/>
-          <w:color w:val="000000"/>
-          <w:lang w:val="ru-RU"/>
-        </w:rPr>
-        <w:t>отже</w:t>
-      </w:r>
-      <w:proofErr w:type="spellEnd"/>
-      <w:r>
-        <w:rPr>
-          <w:rFonts w:eastAsia="Times New Roman" w:cs="Times New Roman"/>
-          <w:color w:val="000000"/>
-          <w:lang w:val="ru-RU"/>
-        </w:rPr>
-        <w:t xml:space="preserve"> </w:t>
-      </w:r>
-      <w:proofErr w:type="spellStart"/>
-      <w:r>
-        <w:rPr>
-          <w:rFonts w:eastAsia="Times New Roman" w:cs="Times New Roman"/>
-          <w:color w:val="000000"/>
-          <w:lang w:val="ru-RU"/>
-        </w:rPr>
-        <w:t>наступні</w:t>
-      </w:r>
-      <w:proofErr w:type="spellEnd"/>
-      <w:r>
-        <w:rPr>
-          <w:rFonts w:eastAsia="Times New Roman" w:cs="Times New Roman"/>
-          <w:color w:val="000000"/>
-          <w:lang w:val="ru-RU"/>
-        </w:rPr>
-        <w:t xml:space="preserve"> </w:t>
-      </w:r>
-      <w:proofErr w:type="spellStart"/>
-      <w:r>
-        <w:rPr>
-          <w:rFonts w:eastAsia="Times New Roman" w:cs="Times New Roman"/>
-          <w:color w:val="000000"/>
-          <w:lang w:val="ru-RU"/>
-        </w:rPr>
-        <w:t>захищені</w:t>
-      </w:r>
-      <w:proofErr w:type="spellEnd"/>
-      <w:r>
-        <w:rPr>
-          <w:rFonts w:eastAsia="Times New Roman" w:cs="Times New Roman"/>
-          <w:color w:val="000000"/>
-          <w:lang w:val="ru-RU"/>
-        </w:rPr>
-        <w:t xml:space="preserve"> </w:t>
-      </w:r>
-      <w:proofErr w:type="spellStart"/>
-      <w:r>
-        <w:rPr>
-          <w:rFonts w:eastAsia="Times New Roman" w:cs="Times New Roman"/>
-          <w:color w:val="000000"/>
-          <w:lang w:val="ru-RU"/>
-        </w:rPr>
-        <w:t>запити</w:t>
-      </w:r>
-      <w:proofErr w:type="spellEnd"/>
-      <w:r>
-        <w:rPr>
-          <w:rFonts w:eastAsia="Times New Roman" w:cs="Times New Roman"/>
-          <w:color w:val="000000"/>
-          <w:lang w:val="ru-RU"/>
-        </w:rPr>
-        <w:t xml:space="preserve"> </w:t>
-      </w:r>
-      <w:proofErr w:type="spellStart"/>
-      <w:r>
-        <w:rPr>
-          <w:rFonts w:eastAsia="Times New Roman" w:cs="Times New Roman"/>
-          <w:color w:val="000000"/>
-          <w:lang w:val="ru-RU"/>
-        </w:rPr>
-        <w:t>можуть</w:t>
-      </w:r>
-      <w:proofErr w:type="spellEnd"/>
-      <w:r>
-        <w:rPr>
-          <w:rFonts w:eastAsia="Times New Roman" w:cs="Times New Roman"/>
-          <w:color w:val="000000"/>
-          <w:lang w:val="ru-RU"/>
-        </w:rPr>
-        <w:t xml:space="preserve"> бути </w:t>
-      </w:r>
-      <w:proofErr w:type="spellStart"/>
-      <w:r>
-        <w:rPr>
-          <w:rFonts w:eastAsia="Times New Roman" w:cs="Times New Roman"/>
-          <w:color w:val="000000"/>
-          <w:lang w:val="ru-RU"/>
-        </w:rPr>
-        <w:t>виконані</w:t>
-      </w:r>
-      <w:proofErr w:type="spellEnd"/>
-      <w:r>
-        <w:rPr>
-          <w:rFonts w:eastAsia="Times New Roman" w:cs="Times New Roman"/>
-          <w:color w:val="000000"/>
-          <w:lang w:val="ru-RU"/>
-        </w:rPr>
-        <w:t xml:space="preserve"> без </w:t>
-      </w:r>
-      <w:proofErr w:type="spellStart"/>
-      <w:r>
-        <w:rPr>
-          <w:rFonts w:eastAsia="Times New Roman" w:cs="Times New Roman"/>
-          <w:color w:val="000000"/>
-          <w:lang w:val="ru-RU"/>
-        </w:rPr>
-        <w:t>передачі</w:t>
-      </w:r>
-      <w:proofErr w:type="spellEnd"/>
-      <w:r>
-        <w:rPr>
-          <w:rFonts w:eastAsia="Times New Roman" w:cs="Times New Roman"/>
-          <w:color w:val="000000"/>
-          <w:lang w:val="ru-RU"/>
-        </w:rPr>
-        <w:t xml:space="preserve"> </w:t>
+        <w:t xml:space="preserve"> з токенами сесії, а отже наступні захищені запити можуть бути виконані без передачі </w:t>
       </w:r>
       <w:r>
         <w:rPr>
@@ -4428,7 +2474,6 @@
         </w:rPr>
         <w:t xml:space="preserve"> через </w:t>
       </w:r>
-      <w:proofErr w:type="spellStart"/>
       <w:r>
         <w:rPr>
           <w:rFonts w:eastAsia="Times New Roman" w:cs="Times New Roman"/>
@@ -4436,34 +2481,14 @@
         </w:rPr>
         <w:t>localStorage</w:t>
       </w:r>
-      <w:proofErr w:type="spellEnd"/>
-      <w:r>
-        <w:rPr>
-          <w:rFonts w:eastAsia="Times New Roman" w:cs="Times New Roman"/>
-          <w:color w:val="000000"/>
-          <w:lang w:val="ru-RU"/>
-        </w:rPr>
-        <w:t xml:space="preserve"> </w:t>
-      </w:r>
-      <w:proofErr w:type="spellStart"/>
-      <w:r>
-        <w:rPr>
-          <w:rFonts w:eastAsia="Times New Roman" w:cs="Times New Roman"/>
-          <w:color w:val="000000"/>
-          <w:lang w:val="ru-RU"/>
-        </w:rPr>
-        <w:t>або</w:t>
-      </w:r>
-      <w:proofErr w:type="spellEnd"/>
-      <w:r>
-        <w:rPr>
-          <w:rFonts w:eastAsia="Times New Roman" w:cs="Times New Roman"/>
-          <w:color w:val="000000"/>
-          <w:lang w:val="ru-RU"/>
-        </w:rPr>
-        <w:t xml:space="preserve"> </w:t>
-      </w:r>
-      <w:proofErr w:type="spellStart"/>
+      <w:r>
+        <w:rPr>
+          <w:rFonts w:eastAsia="Times New Roman" w:cs="Times New Roman"/>
+          <w:color w:val="000000"/>
+          <w:lang w:val="ru-RU"/>
+        </w:rPr>
+        <w:t xml:space="preserve"> або </w:t>
+      </w:r>
       <w:r>
         <w:rPr>
           <w:rFonts w:eastAsia="Times New Roman" w:cs="Times New Roman"/>
@@ -4471,7 +2496,6 @@
         </w:rPr>
         <w:t>sessionStorage</w:t>
       </w:r>
-      <w:proofErr w:type="spellEnd"/>
       <w:r>
         <w:rPr>
           <w:rFonts w:eastAsia="Times New Roman" w:cs="Times New Roman"/>
@@ -4539,71 +2563,7 @@
           <w:rFonts w:eastAsia="Times New Roman" w:cs="Times New Roman"/>
           <w:color w:val="000000"/>
         </w:rPr>
-        <w:t xml:space="preserve">Рисунок 2 – Успішна автентифікація </w:t>
-      </w:r>
-      <w:proofErr w:type="spellStart"/>
-      <w:r>
-        <w:rPr>
-          <w:rFonts w:eastAsia="Times New Roman" w:cs="Times New Roman"/>
-          <w:color w:val="000000"/>
-        </w:rPr>
-        <w:t>користувача</w:t>
-      </w:r>
-      <w:proofErr w:type="spellEnd"/>
-      <w:r>
-        <w:rPr>
-          <w:rFonts w:eastAsia="Times New Roman" w:cs="Times New Roman"/>
-          <w:color w:val="000000"/>
-        </w:rPr>
-        <w:t xml:space="preserve"> </w:t>
-      </w:r>
-      <w:proofErr w:type="spellStart"/>
-      <w:r>
-        <w:rPr>
-          <w:rFonts w:eastAsia="Times New Roman" w:cs="Times New Roman"/>
-          <w:color w:val="000000"/>
-        </w:rPr>
-        <w:t>через</w:t>
-      </w:r>
-      <w:proofErr w:type="spellEnd"/>
-      <w:r>
-        <w:rPr>
-          <w:rFonts w:eastAsia="Times New Roman" w:cs="Times New Roman"/>
-          <w:color w:val="000000"/>
-        </w:rPr>
-        <w:t xml:space="preserve"> POST /</w:t>
-      </w:r>
-      <w:proofErr w:type="spellStart"/>
-      <w:r>
-        <w:rPr>
-          <w:rFonts w:eastAsia="Times New Roman" w:cs="Times New Roman"/>
-          <w:color w:val="000000"/>
-        </w:rPr>
-        <w:t>api</w:t>
-      </w:r>
-      <w:proofErr w:type="spellEnd"/>
-      <w:r>
-        <w:rPr>
-          <w:rFonts w:eastAsia="Times New Roman" w:cs="Times New Roman"/>
-          <w:color w:val="000000"/>
-        </w:rPr>
-        <w:t>/</w:t>
-      </w:r>
-      <w:proofErr w:type="spellStart"/>
-      <w:r>
-        <w:rPr>
-          <w:rFonts w:eastAsia="Times New Roman" w:cs="Times New Roman"/>
-          <w:color w:val="000000"/>
-        </w:rPr>
-        <w:t>auth</w:t>
-      </w:r>
-      <w:proofErr w:type="spellEnd"/>
-      <w:r>
-        <w:rPr>
-          <w:rFonts w:eastAsia="Times New Roman" w:cs="Times New Roman"/>
-          <w:color w:val="000000"/>
-        </w:rPr>
-        <w:t>/login.</w:t>
+        <w:t>Рисунок 2 – Успішна автентифікація користувача через POST /api/auth/login.</w:t>
       </w:r>
     </w:p>
     <w:p>
@@ -4613,7 +2573,6 @@
           <w:lang w:val="ru-RU"/>
         </w:rPr>
       </w:pPr>
-      <w:proofErr w:type="spellStart"/>
       <w:r>
         <w:rPr>
           <w:rFonts w:eastAsia="Times New Roman" w:cs="Times New Roman"/>
@@ -4621,47 +2580,50 @@
           <w:color w:val="000000"/>
           <w:lang w:val="ru-RU"/>
         </w:rPr>
-        <w:t>Перевірка</w:t>
-      </w:r>
-      <w:proofErr w:type="spellEnd"/>
+        <w:t>Перевірка 3. Доступ до /</w:t>
+      </w:r>
       <w:r>
         <w:rPr>
           <w:rFonts w:eastAsia="Times New Roman" w:cs="Times New Roman"/>
           <w:b/>
           <w:color w:val="000000"/>
-          <w:lang w:val="ru-RU"/>
-        </w:rPr>
-        <w:t xml:space="preserve"> 3. Доступ до /</w:t>
-      </w:r>
-      <w:proofErr w:type="spellStart"/>
+        </w:rPr>
+        <w:t>api</w:t>
+      </w:r>
       <w:r>
         <w:rPr>
           <w:rFonts w:eastAsia="Times New Roman" w:cs="Times New Roman"/>
           <w:b/>
           <w:color w:val="000000"/>
-        </w:rPr>
-        <w:t>api</w:t>
-      </w:r>
-      <w:proofErr w:type="spellEnd"/>
+          <w:lang w:val="ru-RU"/>
+        </w:rPr>
+        <w:t>/</w:t>
+      </w:r>
       <w:r>
         <w:rPr>
           <w:rFonts w:eastAsia="Times New Roman" w:cs="Times New Roman"/>
           <w:b/>
           <w:color w:val="000000"/>
+        </w:rPr>
+        <w:t>auth</w:t>
+      </w:r>
+      <w:r>
+        <w:rPr>
+          <w:rFonts w:eastAsia="Times New Roman" w:cs="Times New Roman"/>
+          <w:b/>
+          <w:color w:val="000000"/>
           <w:lang w:val="ru-RU"/>
         </w:rPr>
         <w:t>/</w:t>
       </w:r>
-      <w:proofErr w:type="spellStart"/>
       <w:r>
         <w:rPr>
           <w:rFonts w:eastAsia="Times New Roman" w:cs="Times New Roman"/>
           <w:b/>
           <w:color w:val="000000"/>
         </w:rPr>
-        <w:t>auth</w:t>
-      </w:r>
-      <w:proofErr w:type="spellEnd"/>
+        <w:t>me</w:t>
+      </w:r>
       <w:r>
         <w:rPr>
           <w:rFonts w:eastAsia="Times New Roman" w:cs="Times New Roman"/>
@@ -4669,56 +2631,8 @@
           <w:color w:val="000000"/>
           <w:lang w:val="ru-RU"/>
         </w:rPr>
-        <w:t>/</w:t>
-      </w:r>
-      <w:r>
-        <w:rPr>
-          <w:rFonts w:eastAsia="Times New Roman" w:cs="Times New Roman"/>
-          <w:b/>
-          <w:color w:val="000000"/>
-        </w:rPr>
-        <w:t>me</w:t>
-      </w:r>
-      <w:r>
-        <w:rPr>
-          <w:rFonts w:eastAsia="Times New Roman" w:cs="Times New Roman"/>
-          <w:b/>
-          <w:color w:val="000000"/>
-          <w:lang w:val="ru-RU"/>
-        </w:rPr>
-        <w:t xml:space="preserve"> </w:t>
-      </w:r>
-      <w:proofErr w:type="spellStart"/>
-      <w:r>
-        <w:rPr>
-          <w:rFonts w:eastAsia="Times New Roman" w:cs="Times New Roman"/>
-          <w:b/>
-          <w:color w:val="000000"/>
-          <w:lang w:val="ru-RU"/>
-        </w:rPr>
-        <w:t>після</w:t>
-      </w:r>
-      <w:proofErr w:type="spellEnd"/>
-      <w:r>
-        <w:rPr>
-          <w:rFonts w:eastAsia="Times New Roman" w:cs="Times New Roman"/>
-          <w:b/>
-          <w:color w:val="000000"/>
-          <w:lang w:val="ru-RU"/>
-        </w:rPr>
-        <w:t xml:space="preserve"> </w:t>
-      </w:r>
-      <w:proofErr w:type="spellStart"/>
-      <w:r>
-        <w:rPr>
-          <w:rFonts w:eastAsia="Times New Roman" w:cs="Times New Roman"/>
-          <w:b/>
-          <w:color w:val="000000"/>
-          <w:lang w:val="ru-RU"/>
-        </w:rPr>
-        <w:t>логіну</w:t>
-      </w:r>
-      <w:proofErr w:type="spellEnd"/>
+        <w:t xml:space="preserve"> після логіну</w:t>
+      </w:r>
     </w:p>
     <w:p>
       <w:pPr>
@@ -4736,15 +2650,7 @@
           <w:color w:val="000000"/>
           <w:lang w:val="ru-RU"/>
         </w:rPr>
-        <w:t>На р</w:t>
-      </w:r>
-      <w:r>
-        <w:rPr>
-          <w:rFonts w:eastAsia="Times New Roman" w:cs="Times New Roman"/>
-          <w:color w:val="000000"/>
-          <w:lang w:val="ru-RU"/>
-        </w:rPr>
-        <w:t>исунку</w:t>
+        <w:t>На рисунку</w:t>
       </w:r>
       <w:proofErr w:type="gramEnd"/>
       <w:r>
@@ -4753,43 +2659,7 @@
           <w:color w:val="000000"/>
           <w:lang w:val="ru-RU"/>
         </w:rPr>
-        <w:t xml:space="preserve"> 3 показано </w:t>
-      </w:r>
-      <w:proofErr w:type="spellStart"/>
-      <w:r>
-        <w:rPr>
-          <w:rFonts w:eastAsia="Times New Roman" w:cs="Times New Roman"/>
-          <w:color w:val="000000"/>
-          <w:lang w:val="ru-RU"/>
-        </w:rPr>
-        <w:t>повторний</w:t>
-      </w:r>
-      <w:proofErr w:type="spellEnd"/>
-      <w:r>
-        <w:rPr>
-          <w:rFonts w:eastAsia="Times New Roman" w:cs="Times New Roman"/>
-          <w:color w:val="000000"/>
-          <w:lang w:val="ru-RU"/>
-        </w:rPr>
-        <w:t xml:space="preserve"> </w:t>
-      </w:r>
-      <w:proofErr w:type="spellStart"/>
-      <w:r>
-        <w:rPr>
-          <w:rFonts w:eastAsia="Times New Roman" w:cs="Times New Roman"/>
-          <w:color w:val="000000"/>
-          <w:lang w:val="ru-RU"/>
-        </w:rPr>
-        <w:t>виклик</w:t>
-      </w:r>
-      <w:proofErr w:type="spellEnd"/>
-      <w:r>
-        <w:rPr>
-          <w:rFonts w:eastAsia="Times New Roman" w:cs="Times New Roman"/>
-          <w:color w:val="000000"/>
-          <w:lang w:val="ru-RU"/>
-        </w:rPr>
-        <w:t xml:space="preserve"> </w:t>
+        <w:t xml:space="preserve"> 3 показано повторний виклик </w:t>
       </w:r>
       <w:r>
         <w:rPr>
@@ -4806,7 +2676,6 @@
         </w:rPr>
         <w:t xml:space="preserve"> /</w:t>
       </w:r>
-      <w:proofErr w:type="spellStart"/>
       <w:r>
         <w:rPr>
           <w:rFonts w:eastAsia="Times New Roman" w:cs="Times New Roman"/>
@@ -4814,7 +2683,6 @@
         </w:rPr>
         <w:t>api</w:t>
       </w:r>
-      <w:proofErr w:type="spellEnd"/>
       <w:r>
         <w:rPr>
           <w:rFonts w:eastAsia="Times New Roman" w:cs="Times New Roman"/>
@@ -4823,7 +2691,6 @@
         </w:rPr>
         <w:t>/</w:t>
       </w:r>
-      <w:proofErr w:type="spellStart"/>
       <w:r>
         <w:rPr>
           <w:rFonts w:eastAsia="Times New Roman" w:cs="Times New Roman"/>
@@ -4831,7 +2698,6 @@
         </w:rPr>
         <w:t>auth</w:t>
       </w:r>
-      <w:proofErr w:type="spellEnd"/>
       <w:r>
         <w:rPr>
           <w:rFonts w:eastAsia="Times New Roman" w:cs="Times New Roman"/>
@@ -4853,187 +2719,7 @@
           <w:color w:val="000000"/>
           <w:lang w:val="ru-RU"/>
         </w:rPr>
-        <w:t xml:space="preserve"> </w:t>
-      </w:r>
-      <w:proofErr w:type="spellStart"/>
-      <w:r>
-        <w:rPr>
-          <w:rFonts w:eastAsia="Times New Roman" w:cs="Times New Roman"/>
-          <w:color w:val="000000"/>
-          <w:lang w:val="ru-RU"/>
-        </w:rPr>
-        <w:t>вже</w:t>
-      </w:r>
-      <w:proofErr w:type="spellEnd"/>
-      <w:r>
-        <w:rPr>
-          <w:rFonts w:eastAsia="Times New Roman" w:cs="Times New Roman"/>
-          <w:color w:val="000000"/>
-          <w:lang w:val="ru-RU"/>
-        </w:rPr>
-        <w:t xml:space="preserve"> </w:t>
-      </w:r>
-      <w:proofErr w:type="spellStart"/>
-      <w:r>
-        <w:rPr>
-          <w:rFonts w:eastAsia="Times New Roman" w:cs="Times New Roman"/>
-          <w:color w:val="000000"/>
-          <w:lang w:val="ru-RU"/>
-        </w:rPr>
-        <w:t>після</w:t>
-      </w:r>
-      <w:proofErr w:type="spellEnd"/>
-      <w:r>
-        <w:rPr>
-          <w:rFonts w:eastAsia="Times New Roman" w:cs="Times New Roman"/>
-          <w:color w:val="000000"/>
-          <w:lang w:val="ru-RU"/>
-        </w:rPr>
-        <w:t xml:space="preserve"> </w:t>
-      </w:r>
-      <w:proofErr w:type="spellStart"/>
-      <w:r>
-        <w:rPr>
-          <w:rFonts w:eastAsia="Times New Roman" w:cs="Times New Roman"/>
-          <w:color w:val="000000"/>
-          <w:lang w:val="ru-RU"/>
-        </w:rPr>
-        <w:t>успішної</w:t>
-      </w:r>
-      <w:proofErr w:type="spellEnd"/>
-      <w:r>
-        <w:rPr>
-          <w:rFonts w:eastAsia="Times New Roman" w:cs="Times New Roman"/>
-          <w:color w:val="000000"/>
-          <w:lang w:val="ru-RU"/>
-        </w:rPr>
-        <w:t xml:space="preserve"> </w:t>
-      </w:r>
-      <w:proofErr w:type="spellStart"/>
-      <w:r>
-        <w:rPr>
-          <w:rFonts w:eastAsia="Times New Roman" w:cs="Times New Roman"/>
-          <w:color w:val="000000"/>
-          <w:lang w:val="ru-RU"/>
-        </w:rPr>
-        <w:t>автентифікації</w:t>
-      </w:r>
-      <w:proofErr w:type="spellEnd"/>
-      <w:r>
-        <w:rPr>
-          <w:rFonts w:eastAsia="Times New Roman" w:cs="Times New Roman"/>
-          <w:color w:val="000000"/>
-          <w:lang w:val="ru-RU"/>
-        </w:rPr>
-        <w:t xml:space="preserve">. У </w:t>
-      </w:r>
-      <w:proofErr w:type="spellStart"/>
-      <w:r>
-        <w:rPr>
-          <w:rFonts w:eastAsia="Times New Roman" w:cs="Times New Roman"/>
-          <w:color w:val="000000"/>
-          <w:lang w:val="ru-RU"/>
-        </w:rPr>
-        <w:t>відповідь</w:t>
-      </w:r>
-      <w:proofErr w:type="spellEnd"/>
-      <w:r>
-        <w:rPr>
-          <w:rFonts w:eastAsia="Times New Roman" w:cs="Times New Roman"/>
-          <w:color w:val="000000"/>
-          <w:lang w:val="ru-RU"/>
-        </w:rPr>
-        <w:t xml:space="preserve"> сервер </w:t>
-      </w:r>
-      <w:proofErr w:type="spellStart"/>
-      <w:r>
-        <w:rPr>
-          <w:rFonts w:eastAsia="Times New Roman" w:cs="Times New Roman"/>
-          <w:color w:val="000000"/>
-          <w:lang w:val="ru-RU"/>
-        </w:rPr>
-        <w:t>повертає</w:t>
-      </w:r>
-      <w:proofErr w:type="spellEnd"/>
-      <w:r>
-        <w:rPr>
-          <w:rFonts w:eastAsia="Times New Roman" w:cs="Times New Roman"/>
-          <w:color w:val="000000"/>
-          <w:lang w:val="ru-RU"/>
-        </w:rPr>
-        <w:t xml:space="preserve"> код 200 та </w:t>
-      </w:r>
-      <w:proofErr w:type="spellStart"/>
-      <w:r>
-        <w:rPr>
-          <w:rFonts w:eastAsia="Times New Roman" w:cs="Times New Roman"/>
-          <w:color w:val="000000"/>
-          <w:lang w:val="ru-RU"/>
-        </w:rPr>
-        <w:t>профіль</w:t>
-      </w:r>
-      <w:proofErr w:type="spellEnd"/>
-      <w:r>
-        <w:rPr>
-          <w:rFonts w:eastAsia="Times New Roman" w:cs="Times New Roman"/>
-          <w:color w:val="000000"/>
-          <w:lang w:val="ru-RU"/>
-        </w:rPr>
-        <w:t xml:space="preserve"> поточного </w:t>
-      </w:r>
-      <w:proofErr w:type="spellStart"/>
-      <w:r>
-        <w:rPr>
-          <w:rFonts w:eastAsia="Times New Roman" w:cs="Times New Roman"/>
-          <w:color w:val="000000"/>
-          <w:lang w:val="ru-RU"/>
-        </w:rPr>
-        <w:t>користувача</w:t>
-      </w:r>
-      <w:proofErr w:type="spellEnd"/>
-      <w:r>
-        <w:rPr>
-          <w:rFonts w:eastAsia="Times New Roman" w:cs="Times New Roman"/>
-          <w:color w:val="000000"/>
-          <w:lang w:val="ru-RU"/>
-        </w:rPr>
-        <w:t xml:space="preserve">, </w:t>
-      </w:r>
-      <w:proofErr w:type="spellStart"/>
-      <w:r>
-        <w:rPr>
-          <w:rFonts w:eastAsia="Times New Roman" w:cs="Times New Roman"/>
-          <w:color w:val="000000"/>
-          <w:lang w:val="ru-RU"/>
-        </w:rPr>
-        <w:t>що</w:t>
-      </w:r>
-      <w:proofErr w:type="spellEnd"/>
-      <w:r>
-        <w:rPr>
-          <w:rFonts w:eastAsia="Times New Roman" w:cs="Times New Roman"/>
-          <w:color w:val="000000"/>
-          <w:lang w:val="ru-RU"/>
-        </w:rPr>
-        <w:t xml:space="preserve"> </w:t>
-      </w:r>
-      <w:proofErr w:type="spellStart"/>
-      <w:r>
-        <w:rPr>
-          <w:rFonts w:eastAsia="Times New Roman" w:cs="Times New Roman"/>
-          <w:color w:val="000000"/>
-          <w:lang w:val="ru-RU"/>
-        </w:rPr>
-        <w:t>підтверджує</w:t>
-      </w:r>
-      <w:proofErr w:type="spellEnd"/>
-      <w:r>
-        <w:rPr>
-          <w:rFonts w:eastAsia="Times New Roman" w:cs="Times New Roman"/>
-          <w:color w:val="000000"/>
-          <w:lang w:val="ru-RU"/>
-        </w:rPr>
-        <w:t xml:space="preserve"> роботу </w:t>
+        <w:t xml:space="preserve"> вже після успішної автентифікації. У відповідь сервер повертає код 200 та профіль поточного користувача, що підтверджує роботу </w:t>
       </w:r>
       <w:r>
         <w:rPr>
@@ -5105,52 +2791,21 @@
           <w:lang w:val="ru-RU"/>
         </w:rPr>
       </w:pPr>
-      <w:proofErr w:type="spellStart"/>
-      <w:r>
-        <w:rPr>
-          <w:rFonts w:eastAsia="Times New Roman" w:cs="Times New Roman"/>
-          <w:color w:val="000000"/>
-          <w:lang w:val="ru-RU"/>
-        </w:rPr>
-        <w:t>Цей</w:t>
-      </w:r>
-      <w:proofErr w:type="spellEnd"/>
-      <w:r>
-        <w:rPr>
-          <w:rFonts w:eastAsia="Times New Roman" w:cs="Times New Roman"/>
-          <w:color w:val="000000"/>
-          <w:lang w:val="ru-RU"/>
-        </w:rPr>
-        <w:t xml:space="preserve"> результат </w:t>
-      </w:r>
-      <w:proofErr w:type="spellStart"/>
-      <w:r>
-        <w:rPr>
-          <w:rFonts w:eastAsia="Times New Roman" w:cs="Times New Roman"/>
-          <w:color w:val="000000"/>
-          <w:lang w:val="ru-RU"/>
-        </w:rPr>
-        <w:t>демонструє</w:t>
-      </w:r>
-      <w:proofErr w:type="spellEnd"/>
-      <w:r>
-        <w:rPr>
-          <w:rFonts w:eastAsia="Times New Roman" w:cs="Times New Roman"/>
-          <w:color w:val="000000"/>
-          <w:lang w:val="ru-RU"/>
-        </w:rPr>
-        <w:t xml:space="preserve">, </w:t>
-      </w:r>
-      <w:proofErr w:type="spellStart"/>
-      <w:r>
-        <w:rPr>
-          <w:rFonts w:eastAsia="Times New Roman" w:cs="Times New Roman"/>
-          <w:color w:val="000000"/>
-          <w:lang w:val="ru-RU"/>
-        </w:rPr>
-        <w:t>що</w:t>
-      </w:r>
-      <w:proofErr w:type="spellEnd"/>
+      <w:r>
+        <w:rPr>
+          <w:rFonts w:eastAsia="Times New Roman" w:cs="Times New Roman"/>
+          <w:color w:val="000000"/>
+          <w:lang w:val="ru-RU"/>
+        </w:rPr>
+        <w:t xml:space="preserve">Цей результат демонструє, що </w:t>
+      </w:r>
+      <w:r>
+        <w:rPr>
+          <w:rFonts w:eastAsia="Times New Roman" w:cs="Times New Roman"/>
+          <w:color w:val="000000"/>
+        </w:rPr>
+        <w:t>access</w:t>
+      </w:r>
       <w:r>
         <w:rPr>
           <w:rFonts w:eastAsia="Times New Roman" w:cs="Times New Roman"/>
@@ -5164,7 +2819,22 @@
           <w:rFonts w:eastAsia="Times New Roman" w:cs="Times New Roman"/>
           <w:color w:val="000000"/>
         </w:rPr>
-        <w:t>access</w:t>
+        <w:t>token</w:t>
+      </w:r>
+      <w:r>
+        <w:rPr>
+          <w:rFonts w:eastAsia="Times New Roman" w:cs="Times New Roman"/>
+          <w:color w:val="000000"/>
+          <w:lang w:val="ru-RU"/>
+        </w:rPr>
+        <w:t xml:space="preserve"> коректно зчитується на сервері з </w:t>
+      </w:r>
+      <w:r>
+        <w:rPr>
+          <w:rFonts w:eastAsia="Times New Roman" w:cs="Times New Roman"/>
+          <w:color w:val="000000"/>
+        </w:rPr>
+        <w:t>HttpOnly</w:t>
       </w:r>
       <w:r>
         <w:rPr>
@@ -5179,100 +2849,6 @@
           <w:rFonts w:eastAsia="Times New Roman" w:cs="Times New Roman"/>
           <w:color w:val="000000"/>
         </w:rPr>
-        <w:t>token</w:t>
-      </w:r>
-      <w:r>
-        <w:rPr>
-          <w:rFonts w:eastAsia="Times New Roman" w:cs="Times New Roman"/>
-          <w:color w:val="000000"/>
-          <w:lang w:val="ru-RU"/>
-        </w:rPr>
-        <w:t xml:space="preserve"> </w:t>
-      </w:r>
-      <w:proofErr w:type="spellStart"/>
-      <w:r>
-        <w:rPr>
-          <w:rFonts w:eastAsia="Times New Roman" w:cs="Times New Roman"/>
-          <w:color w:val="000000"/>
-          <w:lang w:val="ru-RU"/>
-        </w:rPr>
-        <w:t>кор</w:t>
-      </w:r>
-      <w:r>
-        <w:rPr>
-          <w:rFonts w:eastAsia="Times New Roman" w:cs="Times New Roman"/>
-          <w:color w:val="000000"/>
-          <w:lang w:val="ru-RU"/>
-        </w:rPr>
-        <w:t>ектно</w:t>
-      </w:r>
-      <w:proofErr w:type="spellEnd"/>
-      <w:r>
-        <w:rPr>
-          <w:rFonts w:eastAsia="Times New Roman" w:cs="Times New Roman"/>
-          <w:color w:val="000000"/>
-          <w:lang w:val="ru-RU"/>
-        </w:rPr>
-        <w:t xml:space="preserve"> </w:t>
-      </w:r>
-      <w:proofErr w:type="spellStart"/>
-      <w:r>
-        <w:rPr>
-          <w:rFonts w:eastAsia="Times New Roman" w:cs="Times New Roman"/>
-          <w:color w:val="000000"/>
-          <w:lang w:val="ru-RU"/>
-        </w:rPr>
-        <w:t>зчитується</w:t>
-      </w:r>
-      <w:proofErr w:type="spellEnd"/>
-      <w:r>
-        <w:rPr>
-          <w:rFonts w:eastAsia="Times New Roman" w:cs="Times New Roman"/>
-          <w:color w:val="000000"/>
-          <w:lang w:val="ru-RU"/>
-        </w:rPr>
-        <w:t xml:space="preserve"> на </w:t>
-      </w:r>
-      <w:proofErr w:type="spellStart"/>
-      <w:r>
-        <w:rPr>
-          <w:rFonts w:eastAsia="Times New Roman" w:cs="Times New Roman"/>
-          <w:color w:val="000000"/>
-          <w:lang w:val="ru-RU"/>
-        </w:rPr>
-        <w:t>сервері</w:t>
-      </w:r>
-      <w:proofErr w:type="spellEnd"/>
-      <w:r>
-        <w:rPr>
-          <w:rFonts w:eastAsia="Times New Roman" w:cs="Times New Roman"/>
-          <w:color w:val="000000"/>
-          <w:lang w:val="ru-RU"/>
-        </w:rPr>
-        <w:t xml:space="preserve"> з </w:t>
-      </w:r>
-      <w:proofErr w:type="spellStart"/>
-      <w:r>
-        <w:rPr>
-          <w:rFonts w:eastAsia="Times New Roman" w:cs="Times New Roman"/>
-          <w:color w:val="000000"/>
-        </w:rPr>
-        <w:t>HttpOnly</w:t>
-      </w:r>
-      <w:proofErr w:type="spellEnd"/>
-      <w:r>
-        <w:rPr>
-          <w:rFonts w:eastAsia="Times New Roman" w:cs="Times New Roman"/>
-          <w:color w:val="000000"/>
-          <w:lang w:val="ru-RU"/>
-        </w:rPr>
-        <w:t xml:space="preserve"> </w:t>
-      </w:r>
-      <w:r>
-        <w:rPr>
-          <w:rFonts w:eastAsia="Times New Roman" w:cs="Times New Roman"/>
-          <w:color w:val="000000"/>
-        </w:rPr>
         <w:t>cookie</w:t>
       </w:r>
       <w:r>
@@ -5281,79 +2857,7 @@
           <w:color w:val="000000"/>
           <w:lang w:val="ru-RU"/>
         </w:rPr>
-        <w:t xml:space="preserve">, а </w:t>
-      </w:r>
-      <w:proofErr w:type="spellStart"/>
-      <w:r>
-        <w:rPr>
-          <w:rFonts w:eastAsia="Times New Roman" w:cs="Times New Roman"/>
-          <w:color w:val="000000"/>
-          <w:lang w:val="ru-RU"/>
-        </w:rPr>
-        <w:t>механізм</w:t>
-      </w:r>
-      <w:proofErr w:type="spellEnd"/>
-      <w:r>
-        <w:rPr>
-          <w:rFonts w:eastAsia="Times New Roman" w:cs="Times New Roman"/>
-          <w:color w:val="000000"/>
-          <w:lang w:val="ru-RU"/>
-        </w:rPr>
-        <w:t xml:space="preserve"> </w:t>
-      </w:r>
-      <w:proofErr w:type="spellStart"/>
-      <w:r>
-        <w:rPr>
-          <w:rFonts w:eastAsia="Times New Roman" w:cs="Times New Roman"/>
-          <w:color w:val="000000"/>
-          <w:lang w:val="ru-RU"/>
-        </w:rPr>
-        <w:t>встановлення</w:t>
-      </w:r>
-      <w:proofErr w:type="spellEnd"/>
-      <w:r>
-        <w:rPr>
-          <w:rFonts w:eastAsia="Times New Roman" w:cs="Times New Roman"/>
-          <w:color w:val="000000"/>
-          <w:lang w:val="ru-RU"/>
-        </w:rPr>
-        <w:t xml:space="preserve"> поточного </w:t>
-      </w:r>
-      <w:proofErr w:type="spellStart"/>
-      <w:r>
-        <w:rPr>
-          <w:rFonts w:eastAsia="Times New Roman" w:cs="Times New Roman"/>
-          <w:color w:val="000000"/>
-          <w:lang w:val="ru-RU"/>
-        </w:rPr>
-        <w:t>користувача</w:t>
-      </w:r>
-      <w:proofErr w:type="spellEnd"/>
-      <w:r>
-        <w:rPr>
-          <w:rFonts w:eastAsia="Times New Roman" w:cs="Times New Roman"/>
-          <w:color w:val="000000"/>
-          <w:lang w:val="ru-RU"/>
-        </w:rPr>
-        <w:t xml:space="preserve"> </w:t>
-      </w:r>
-      <w:proofErr w:type="spellStart"/>
-      <w:r>
-        <w:rPr>
-          <w:rFonts w:eastAsia="Times New Roman" w:cs="Times New Roman"/>
-          <w:color w:val="000000"/>
-          <w:lang w:val="ru-RU"/>
-        </w:rPr>
-        <w:t>працює</w:t>
-      </w:r>
-      <w:proofErr w:type="spellEnd"/>
-      <w:r>
-        <w:rPr>
-          <w:rFonts w:eastAsia="Times New Roman" w:cs="Times New Roman"/>
-          <w:color w:val="000000"/>
-          <w:lang w:val="ru-RU"/>
-        </w:rPr>
-        <w:t xml:space="preserve"> правильно.</w:t>
+        <w:t>, а механізм встановлення поточного користувача працює правильно.</w:t>
       </w:r>
     </w:p>
     <w:p>
@@ -5429,7 +2933,6 @@
           <w:lang w:val="ru-RU"/>
         </w:rPr>
       </w:pPr>
-      <w:proofErr w:type="spellStart"/>
       <w:r>
         <w:rPr>
           <w:rFonts w:eastAsia="Times New Roman" w:cs="Times New Roman"/>
@@ -5437,17 +2940,7 @@
           <w:color w:val="000000"/>
           <w:lang w:val="ru-RU"/>
         </w:rPr>
-        <w:t>Перевірка</w:t>
-      </w:r>
-      <w:proofErr w:type="spellEnd"/>
-      <w:r>
-        <w:rPr>
-          <w:rFonts w:eastAsia="Times New Roman" w:cs="Times New Roman"/>
-          <w:b/>
-          <w:color w:val="000000"/>
-          <w:lang w:val="ru-RU"/>
-        </w:rPr>
-        <w:t xml:space="preserve"> 4. Контроль доступу за ролями</w:t>
+        <w:t>Перевірка 4. Контроль доступу за ролями</w:t>
       </w:r>
     </w:p>
     <w:p>
@@ -5475,69 +2968,7 @@
           <w:color w:val="000000"/>
           <w:lang w:val="ru-RU"/>
         </w:rPr>
-        <w:t xml:space="preserve"> 4 показа</w:t>
-      </w:r>
-      <w:r>
-        <w:rPr>
-          <w:rFonts w:eastAsia="Times New Roman" w:cs="Times New Roman"/>
-          <w:color w:val="000000"/>
-          <w:lang w:val="ru-RU"/>
-        </w:rPr>
-        <w:t xml:space="preserve">но </w:t>
-      </w:r>
-      <w:proofErr w:type="spellStart"/>
-      <w:r>
-        <w:rPr>
-          <w:rFonts w:eastAsia="Times New Roman" w:cs="Times New Roman"/>
-          <w:color w:val="000000"/>
-          <w:lang w:val="ru-RU"/>
-        </w:rPr>
-        <w:t>спробу</w:t>
-      </w:r>
-      <w:proofErr w:type="spellEnd"/>
-      <w:r>
-        <w:rPr>
-          <w:rFonts w:eastAsia="Times New Roman" w:cs="Times New Roman"/>
-          <w:color w:val="000000"/>
-          <w:lang w:val="ru-RU"/>
-        </w:rPr>
-        <w:t xml:space="preserve"> студента </w:t>
-      </w:r>
-      <w:proofErr w:type="spellStart"/>
-      <w:r>
-        <w:rPr>
-          <w:rFonts w:eastAsia="Times New Roman" w:cs="Times New Roman"/>
-          <w:color w:val="000000"/>
-          <w:lang w:val="ru-RU"/>
-        </w:rPr>
-        <w:t>звернутися</w:t>
-      </w:r>
-      <w:proofErr w:type="spellEnd"/>
-      <w:r>
-        <w:rPr>
-          <w:rFonts w:eastAsia="Times New Roman" w:cs="Times New Roman"/>
-          <w:color w:val="000000"/>
-          <w:lang w:val="ru-RU"/>
-        </w:rPr>
-        <w:t xml:space="preserve"> до </w:t>
-      </w:r>
-      <w:proofErr w:type="spellStart"/>
-      <w:r>
-        <w:rPr>
-          <w:rFonts w:eastAsia="Times New Roman" w:cs="Times New Roman"/>
-          <w:color w:val="000000"/>
-          <w:lang w:val="ru-RU"/>
-        </w:rPr>
-        <w:t>адміністративного</w:t>
-      </w:r>
-      <w:proofErr w:type="spellEnd"/>
-      <w:r>
-        <w:rPr>
-          <w:rFonts w:eastAsia="Times New Roman" w:cs="Times New Roman"/>
-          <w:color w:val="000000"/>
-          <w:lang w:val="ru-RU"/>
-        </w:rPr>
-        <w:t xml:space="preserve"> ресурсу </w:t>
+        <w:t xml:space="preserve"> 4 показано спробу студента звернутися до адміністративного ресурсу </w:t>
       </w:r>
       <w:r>
         <w:rPr>
@@ -5554,7 +2985,6 @@
         </w:rPr>
         <w:t xml:space="preserve"> /</w:t>
       </w:r>
-      <w:proofErr w:type="spellStart"/>
       <w:r>
         <w:rPr>
           <w:rFonts w:eastAsia="Times New Roman" w:cs="Times New Roman"/>
@@ -5562,7 +2992,6 @@
         </w:rPr>
         <w:t>api</w:t>
       </w:r>
-      <w:proofErr w:type="spellEnd"/>
       <w:r>
         <w:rPr>
           <w:rFonts w:eastAsia="Times New Roman" w:cs="Times New Roman"/>
@@ -5584,25 +3013,7 @@
           <w:color w:val="000000"/>
           <w:lang w:val="ru-RU"/>
         </w:rPr>
-        <w:t xml:space="preserve">. Сервер </w:t>
-      </w:r>
-      <w:proofErr w:type="spellStart"/>
-      <w:r>
-        <w:rPr>
-          <w:rFonts w:eastAsia="Times New Roman" w:cs="Times New Roman"/>
-          <w:color w:val="000000"/>
-          <w:lang w:val="ru-RU"/>
-        </w:rPr>
-        <w:t>повертає</w:t>
-      </w:r>
-      <w:proofErr w:type="spellEnd"/>
-      <w:r>
-        <w:rPr>
-          <w:rFonts w:eastAsia="Times New Roman" w:cs="Times New Roman"/>
-          <w:color w:val="000000"/>
-          <w:lang w:val="ru-RU"/>
-        </w:rPr>
-        <w:t xml:space="preserve"> код 403 </w:t>
+        <w:t xml:space="preserve">. Сервер повертає код 403 </w:t>
       </w:r>
       <w:r>
         <w:rPr>
@@ -5617,151 +3028,7 @@
           <w:color w:val="000000"/>
           <w:lang w:val="ru-RU"/>
         </w:rPr>
-        <w:t xml:space="preserve">, </w:t>
-      </w:r>
-      <w:proofErr w:type="spellStart"/>
-      <w:r>
-        <w:rPr>
-          <w:rFonts w:eastAsia="Times New Roman" w:cs="Times New Roman"/>
-          <w:color w:val="000000"/>
-          <w:lang w:val="ru-RU"/>
-        </w:rPr>
-        <w:t>тобто</w:t>
-      </w:r>
-      <w:proofErr w:type="spellEnd"/>
-      <w:r>
-        <w:rPr>
-          <w:rFonts w:eastAsia="Times New Roman" w:cs="Times New Roman"/>
-          <w:color w:val="000000"/>
-          <w:lang w:val="ru-RU"/>
-        </w:rPr>
-        <w:t xml:space="preserve"> </w:t>
-      </w:r>
-      <w:proofErr w:type="spellStart"/>
-      <w:r>
-        <w:rPr>
-          <w:rFonts w:eastAsia="Times New Roman" w:cs="Times New Roman"/>
-          <w:color w:val="000000"/>
-          <w:lang w:val="ru-RU"/>
-        </w:rPr>
-        <w:t>користувач</w:t>
-      </w:r>
-      <w:proofErr w:type="spellEnd"/>
-      <w:r>
-        <w:rPr>
-          <w:rFonts w:eastAsia="Times New Roman" w:cs="Times New Roman"/>
-          <w:color w:val="000000"/>
-          <w:lang w:val="ru-RU"/>
-        </w:rPr>
-        <w:t xml:space="preserve"> </w:t>
-      </w:r>
-      <w:proofErr w:type="spellStart"/>
-      <w:r>
-        <w:rPr>
-          <w:rFonts w:eastAsia="Times New Roman" w:cs="Times New Roman"/>
-          <w:color w:val="000000"/>
-          <w:lang w:val="ru-RU"/>
-        </w:rPr>
-        <w:t>автентифікований</w:t>
-      </w:r>
-      <w:proofErr w:type="spellEnd"/>
-      <w:r>
-        <w:rPr>
-          <w:rFonts w:eastAsia="Times New Roman" w:cs="Times New Roman"/>
-          <w:color w:val="000000"/>
-          <w:lang w:val="ru-RU"/>
-        </w:rPr>
-        <w:t xml:space="preserve">, але </w:t>
-      </w:r>
-      <w:proofErr w:type="spellStart"/>
-      <w:r>
-        <w:rPr>
-          <w:rFonts w:eastAsia="Times New Roman" w:cs="Times New Roman"/>
-          <w:color w:val="000000"/>
-          <w:lang w:val="ru-RU"/>
-        </w:rPr>
-        <w:t>його</w:t>
-      </w:r>
-      <w:proofErr w:type="spellEnd"/>
-      <w:r>
-        <w:rPr>
-          <w:rFonts w:eastAsia="Times New Roman" w:cs="Times New Roman"/>
-          <w:color w:val="000000"/>
-          <w:lang w:val="ru-RU"/>
-        </w:rPr>
-        <w:t xml:space="preserve"> роль не </w:t>
-      </w:r>
-      <w:proofErr w:type="spellStart"/>
-      <w:r>
-        <w:rPr>
-          <w:rFonts w:eastAsia="Times New Roman" w:cs="Times New Roman"/>
-          <w:color w:val="000000"/>
-          <w:lang w:val="ru-RU"/>
-        </w:rPr>
-        <w:t>має</w:t>
-      </w:r>
-      <w:proofErr w:type="spellEnd"/>
-      <w:r>
-        <w:rPr>
-          <w:rFonts w:eastAsia="Times New Roman" w:cs="Times New Roman"/>
-          <w:color w:val="000000"/>
-          <w:lang w:val="ru-RU"/>
-        </w:rPr>
-        <w:t xml:space="preserve"> </w:t>
-      </w:r>
-      <w:proofErr w:type="spellStart"/>
-      <w:r>
-        <w:rPr>
-          <w:rFonts w:eastAsia="Times New Roman" w:cs="Times New Roman"/>
-          <w:color w:val="000000"/>
-          <w:lang w:val="ru-RU"/>
-        </w:rPr>
-        <w:t>достатніх</w:t>
-      </w:r>
-      <w:proofErr w:type="spellEnd"/>
-      <w:r>
-        <w:rPr>
-          <w:rFonts w:eastAsia="Times New Roman" w:cs="Times New Roman"/>
-          <w:color w:val="000000"/>
-          <w:lang w:val="ru-RU"/>
-        </w:rPr>
-        <w:t xml:space="preserve"> прав для </w:t>
-      </w:r>
-      <w:proofErr w:type="spellStart"/>
-      <w:r>
-        <w:rPr>
-          <w:rFonts w:eastAsia="Times New Roman" w:cs="Times New Roman"/>
-          <w:color w:val="000000"/>
-          <w:lang w:val="ru-RU"/>
-        </w:rPr>
-        <w:t>цієї</w:t>
-      </w:r>
-      <w:proofErr w:type="spellEnd"/>
-      <w:r>
-        <w:rPr>
-          <w:rFonts w:eastAsia="Times New Roman" w:cs="Times New Roman"/>
-          <w:color w:val="000000"/>
-          <w:lang w:val="ru-RU"/>
-        </w:rPr>
-        <w:t xml:space="preserve"> </w:t>
-      </w:r>
-      <w:proofErr w:type="spellStart"/>
-      <w:r>
-        <w:rPr>
-          <w:rFonts w:eastAsia="Times New Roman" w:cs="Times New Roman"/>
-          <w:color w:val="000000"/>
-          <w:lang w:val="ru-RU"/>
-        </w:rPr>
-        <w:t>дії</w:t>
-      </w:r>
-      <w:proofErr w:type="spellEnd"/>
-      <w:r>
-        <w:rPr>
-          <w:rFonts w:eastAsia="Times New Roman" w:cs="Times New Roman"/>
-          <w:color w:val="000000"/>
-          <w:lang w:val="ru-RU"/>
-        </w:rPr>
-        <w:t>.</w:t>
+        <w:t>, тобто користувач автентифікований, але його роль не має достатніх прав для цієї дії.</w:t>
       </w:r>
     </w:p>
     <w:p>
@@ -5773,77 +3040,13 @@
           <w:lang w:val="ru-RU"/>
         </w:rPr>
       </w:pPr>
-      <w:proofErr w:type="spellStart"/>
-      <w:r>
-        <w:rPr>
-          <w:rFonts w:eastAsia="Times New Roman" w:cs="Times New Roman"/>
-          <w:color w:val="000000"/>
-          <w:lang w:val="ru-RU"/>
-        </w:rPr>
-        <w:t>Це</w:t>
-      </w:r>
-      <w:proofErr w:type="spellEnd"/>
-      <w:r>
-        <w:rPr>
-          <w:rFonts w:eastAsia="Times New Roman" w:cs="Times New Roman"/>
-          <w:color w:val="000000"/>
-          <w:lang w:val="ru-RU"/>
-        </w:rPr>
-        <w:t xml:space="preserve"> є </w:t>
-      </w:r>
-      <w:proofErr w:type="spellStart"/>
-      <w:r>
-        <w:rPr>
-          <w:rFonts w:eastAsia="Times New Roman" w:cs="Times New Roman"/>
-          <w:color w:val="000000"/>
-          <w:lang w:val="ru-RU"/>
-        </w:rPr>
-        <w:t>практичним</w:t>
-      </w:r>
-      <w:proofErr w:type="spellEnd"/>
-      <w:r>
-        <w:rPr>
-          <w:rFonts w:eastAsia="Times New Roman" w:cs="Times New Roman"/>
-          <w:color w:val="000000"/>
-          <w:lang w:val="ru-RU"/>
-        </w:rPr>
-        <w:t xml:space="preserve"> </w:t>
-      </w:r>
-      <w:proofErr w:type="spellStart"/>
-      <w:r>
-        <w:rPr>
-          <w:rFonts w:eastAsia="Times New Roman" w:cs="Times New Roman"/>
-          <w:color w:val="000000"/>
-          <w:lang w:val="ru-RU"/>
-        </w:rPr>
-        <w:t>підтвердженням</w:t>
-      </w:r>
-      <w:proofErr w:type="spellEnd"/>
-      <w:r>
-        <w:rPr>
-          <w:rFonts w:eastAsia="Times New Roman" w:cs="Times New Roman"/>
-          <w:color w:val="000000"/>
-          <w:lang w:val="ru-RU"/>
-        </w:rPr>
-        <w:t xml:space="preserve"> </w:t>
-      </w:r>
-      <w:proofErr w:type="spellStart"/>
-      <w:r>
-        <w:rPr>
-          <w:rFonts w:eastAsia="Times New Roman" w:cs="Times New Roman"/>
-          <w:color w:val="000000"/>
-          <w:lang w:val="ru-RU"/>
-        </w:rPr>
-        <w:t>роботи</w:t>
-      </w:r>
-      <w:proofErr w:type="spellEnd"/>
-      <w:r>
-        <w:rPr>
-          <w:rFonts w:eastAsia="Times New Roman" w:cs="Times New Roman"/>
-          <w:color w:val="000000"/>
-          <w:lang w:val="ru-RU"/>
-        </w:rPr>
-        <w:t xml:space="preserve"> </w:t>
+      <w:r>
+        <w:rPr>
+          <w:rFonts w:eastAsia="Times New Roman" w:cs="Times New Roman"/>
+          <w:color w:val="000000"/>
+          <w:lang w:val="ru-RU"/>
+        </w:rPr>
+        <w:t xml:space="preserve">Це є практичним підтвердженням роботи </w:t>
       </w:r>
       <w:r>
         <w:rPr>
@@ -5858,151 +3061,7 @@
           <w:color w:val="000000"/>
           <w:lang w:val="ru-RU"/>
         </w:rPr>
-        <w:t>-</w:t>
-      </w:r>
-      <w:proofErr w:type="spellStart"/>
-      <w:r>
-        <w:rPr>
-          <w:rFonts w:eastAsia="Times New Roman" w:cs="Times New Roman"/>
-          <w:color w:val="000000"/>
-          <w:lang w:val="ru-RU"/>
-        </w:rPr>
-        <w:t>моделі</w:t>
-      </w:r>
-      <w:proofErr w:type="spellEnd"/>
-      <w:r>
-        <w:rPr>
-          <w:rFonts w:eastAsia="Times New Roman" w:cs="Times New Roman"/>
-          <w:color w:val="000000"/>
-          <w:lang w:val="ru-RU"/>
-        </w:rPr>
-        <w:t xml:space="preserve"> та </w:t>
-      </w:r>
-      <w:proofErr w:type="spellStart"/>
-      <w:r>
-        <w:rPr>
-          <w:rFonts w:eastAsia="Times New Roman" w:cs="Times New Roman"/>
-          <w:color w:val="000000"/>
-          <w:lang w:val="ru-RU"/>
-        </w:rPr>
-        <w:t>політик</w:t>
-      </w:r>
-      <w:proofErr w:type="spellEnd"/>
-      <w:r>
-        <w:rPr>
-          <w:rFonts w:eastAsia="Times New Roman" w:cs="Times New Roman"/>
-          <w:color w:val="000000"/>
-          <w:lang w:val="ru-RU"/>
-        </w:rPr>
-        <w:t xml:space="preserve"> </w:t>
-      </w:r>
-      <w:proofErr w:type="spellStart"/>
-      <w:r>
-        <w:rPr>
-          <w:rFonts w:eastAsia="Times New Roman" w:cs="Times New Roman"/>
-          <w:color w:val="000000"/>
-          <w:lang w:val="ru-RU"/>
-        </w:rPr>
-        <w:t>авторизації</w:t>
-      </w:r>
-      <w:proofErr w:type="spellEnd"/>
-      <w:r>
-        <w:rPr>
-          <w:rFonts w:eastAsia="Times New Roman" w:cs="Times New Roman"/>
-          <w:color w:val="000000"/>
-          <w:lang w:val="ru-RU"/>
-        </w:rPr>
-        <w:t xml:space="preserve">, </w:t>
-      </w:r>
-      <w:proofErr w:type="spellStart"/>
-      <w:r>
-        <w:rPr>
-          <w:rFonts w:eastAsia="Times New Roman" w:cs="Times New Roman"/>
-          <w:color w:val="000000"/>
-          <w:lang w:val="ru-RU"/>
-        </w:rPr>
-        <w:t>які</w:t>
-      </w:r>
-      <w:proofErr w:type="spellEnd"/>
-      <w:r>
-        <w:rPr>
-          <w:rFonts w:eastAsia="Times New Roman" w:cs="Times New Roman"/>
-          <w:color w:val="000000"/>
-          <w:lang w:val="ru-RU"/>
-        </w:rPr>
-        <w:t xml:space="preserve"> </w:t>
-      </w:r>
-      <w:proofErr w:type="spellStart"/>
-      <w:r>
-        <w:rPr>
-          <w:rFonts w:eastAsia="Times New Roman" w:cs="Times New Roman"/>
-          <w:color w:val="000000"/>
-          <w:lang w:val="ru-RU"/>
-        </w:rPr>
-        <w:t>відрізняють</w:t>
-      </w:r>
-      <w:proofErr w:type="spellEnd"/>
-      <w:r>
-        <w:rPr>
-          <w:rFonts w:eastAsia="Times New Roman" w:cs="Times New Roman"/>
-          <w:color w:val="000000"/>
-          <w:lang w:val="ru-RU"/>
-        </w:rPr>
-        <w:t xml:space="preserve"> </w:t>
-      </w:r>
-      <w:proofErr w:type="spellStart"/>
-      <w:r>
-        <w:rPr>
-          <w:rFonts w:eastAsia="Times New Roman" w:cs="Times New Roman"/>
-          <w:color w:val="000000"/>
-          <w:lang w:val="ru-RU"/>
-        </w:rPr>
-        <w:t>автентифікацію</w:t>
-      </w:r>
-      <w:proofErr w:type="spellEnd"/>
-      <w:r>
-        <w:rPr>
-          <w:rFonts w:eastAsia="Times New Roman" w:cs="Times New Roman"/>
-          <w:color w:val="000000"/>
-          <w:lang w:val="ru-RU"/>
-        </w:rPr>
-        <w:t xml:space="preserve"> </w:t>
-      </w:r>
-      <w:proofErr w:type="spellStart"/>
-      <w:r>
-        <w:rPr>
-          <w:rFonts w:eastAsia="Times New Roman" w:cs="Times New Roman"/>
-          <w:color w:val="000000"/>
-          <w:lang w:val="ru-RU"/>
-        </w:rPr>
-        <w:t>від</w:t>
-      </w:r>
-      <w:proofErr w:type="spellEnd"/>
-      <w:r>
-        <w:rPr>
-          <w:rFonts w:eastAsia="Times New Roman" w:cs="Times New Roman"/>
-          <w:color w:val="000000"/>
-          <w:lang w:val="ru-RU"/>
-        </w:rPr>
-        <w:t xml:space="preserve"> </w:t>
-      </w:r>
-      <w:proofErr w:type="spellStart"/>
-      <w:r>
-        <w:rPr>
-          <w:rFonts w:eastAsia="Times New Roman" w:cs="Times New Roman"/>
-          <w:color w:val="000000"/>
-          <w:lang w:val="ru-RU"/>
-        </w:rPr>
-        <w:t>авторизації</w:t>
-      </w:r>
-      <w:proofErr w:type="spellEnd"/>
-      <w:r>
-        <w:rPr>
-          <w:rFonts w:eastAsia="Times New Roman" w:cs="Times New Roman"/>
-          <w:color w:val="000000"/>
-          <w:lang w:val="ru-RU"/>
-        </w:rPr>
-        <w:t>.</w:t>
+        <w:t>-моделі та політик авторизації, які відрізняють автентифікацію від авторизації.</w:t>
       </w:r>
     </w:p>
     <w:p>
@@ -6067,43 +3126,7 @@
           <w:color w:val="000000"/>
           <w:lang w:val="ru-RU"/>
         </w:rPr>
-        <w:t xml:space="preserve">Рисунок 4 – </w:t>
-      </w:r>
-      <w:proofErr w:type="spellStart"/>
-      <w:r>
-        <w:rPr>
-          <w:rFonts w:eastAsia="Times New Roman" w:cs="Times New Roman"/>
-          <w:color w:val="000000"/>
-          <w:lang w:val="ru-RU"/>
-        </w:rPr>
-        <w:t>Спроба</w:t>
-      </w:r>
-      <w:proofErr w:type="spellEnd"/>
-      <w:r>
-        <w:rPr>
-          <w:rFonts w:eastAsia="Times New Roman" w:cs="Times New Roman"/>
-          <w:color w:val="000000"/>
-          <w:lang w:val="ru-RU"/>
-        </w:rPr>
-        <w:t xml:space="preserve"> </w:t>
-      </w:r>
-      <w:proofErr w:type="spellStart"/>
-      <w:r>
-        <w:rPr>
-          <w:rFonts w:eastAsia="Times New Roman" w:cs="Times New Roman"/>
-          <w:color w:val="000000"/>
-          <w:lang w:val="ru-RU"/>
-        </w:rPr>
-        <w:t>звернення</w:t>
-      </w:r>
-      <w:proofErr w:type="spellEnd"/>
-      <w:r>
-        <w:rPr>
-          <w:rFonts w:eastAsia="Times New Roman" w:cs="Times New Roman"/>
-          <w:color w:val="000000"/>
-          <w:lang w:val="ru-RU"/>
-        </w:rPr>
-        <w:t xml:space="preserve"> до </w:t>
+        <w:t xml:space="preserve">Рисунок 4 – Спроба звернення до </w:t>
       </w:r>
       <w:r>
         <w:rPr>
@@ -6120,7 +3143,6 @@
         </w:rPr>
         <w:t xml:space="preserve"> /</w:t>
       </w:r>
-      <w:proofErr w:type="spellStart"/>
       <w:r>
         <w:rPr>
           <w:rFonts w:eastAsia="Times New Roman" w:cs="Times New Roman"/>
@@ -6128,7 +3150,6 @@
         </w:rPr>
         <w:t>api</w:t>
       </w:r>
-      <w:proofErr w:type="spellEnd"/>
       <w:r>
         <w:rPr>
           <w:rFonts w:eastAsia="Times New Roman" w:cs="Times New Roman"/>
@@ -6150,43 +3171,7 @@
           <w:color w:val="000000"/>
           <w:lang w:val="ru-RU"/>
         </w:rPr>
-        <w:t xml:space="preserve"> </w:t>
-      </w:r>
-      <w:proofErr w:type="spellStart"/>
-      <w:r>
-        <w:rPr>
-          <w:rFonts w:eastAsia="Times New Roman" w:cs="Times New Roman"/>
-          <w:color w:val="000000"/>
-          <w:lang w:val="ru-RU"/>
-        </w:rPr>
-        <w:t>користувачем</w:t>
-      </w:r>
-      <w:proofErr w:type="spellEnd"/>
-      <w:r>
-        <w:rPr>
-          <w:rFonts w:eastAsia="Times New Roman" w:cs="Times New Roman"/>
-          <w:color w:val="000000"/>
-          <w:lang w:val="ru-RU"/>
-        </w:rPr>
-        <w:t xml:space="preserve"> без прав </w:t>
-      </w:r>
-      <w:proofErr w:type="spellStart"/>
-      <w:r>
-        <w:rPr>
-          <w:rFonts w:eastAsia="Times New Roman" w:cs="Times New Roman"/>
-          <w:color w:val="000000"/>
-          <w:lang w:val="ru-RU"/>
-        </w:rPr>
-        <w:t>адміністратора</w:t>
-      </w:r>
-      <w:proofErr w:type="spellEnd"/>
-      <w:r>
-        <w:rPr>
-          <w:rFonts w:eastAsia="Times New Roman" w:cs="Times New Roman"/>
-          <w:color w:val="000000"/>
-          <w:lang w:val="ru-RU"/>
-        </w:rPr>
-        <w:t>.</w:t>
+        <w:t xml:space="preserve"> користувачем без прав адміністратора.</w:t>
       </w:r>
     </w:p>
     <w:p>
@@ -6204,7 +3189,6 @@
           <w:lang w:val="ru-RU"/>
         </w:rPr>
       </w:pPr>
-      <w:proofErr w:type="spellStart"/>
       <w:r>
         <w:rPr>
           <w:rFonts w:eastAsia="Times New Roman" w:cs="Times New Roman"/>
@@ -6212,37 +3196,7 @@
           <w:color w:val="000000"/>
           <w:lang w:val="ru-RU"/>
         </w:rPr>
-        <w:t>Перевірка</w:t>
-      </w:r>
-      <w:proofErr w:type="spellEnd"/>
-      <w:r>
-        <w:rPr>
-          <w:rFonts w:eastAsia="Times New Roman" w:cs="Times New Roman"/>
-          <w:b/>
-          <w:color w:val="000000"/>
-          <w:lang w:val="ru-RU"/>
-        </w:rPr>
-        <w:t xml:space="preserve"> 5. Дозволений </w:t>
-      </w:r>
-      <w:proofErr w:type="spellStart"/>
-      <w:r>
-        <w:rPr>
-          <w:rFonts w:eastAsia="Times New Roman" w:cs="Times New Roman"/>
-          <w:b/>
-          <w:color w:val="000000"/>
-          <w:lang w:val="ru-RU"/>
-        </w:rPr>
-        <w:t>адміністративний</w:t>
-      </w:r>
-      <w:proofErr w:type="spellEnd"/>
-      <w:r>
-        <w:rPr>
-          <w:rFonts w:eastAsia="Times New Roman" w:cs="Times New Roman"/>
-          <w:b/>
-          <w:color w:val="000000"/>
-          <w:lang w:val="ru-RU"/>
-        </w:rPr>
-        <w:t xml:space="preserve"> доступ</w:t>
+        <w:t>Перевірка 5. Дозволений адміністративний доступ</w:t>
       </w:r>
     </w:p>
     <w:p>
@@ -6270,43 +3224,7 @@
           <w:color w:val="000000"/>
           <w:lang w:val="ru-RU"/>
         </w:rPr>
-        <w:t xml:space="preserve"> 5 наведено </w:t>
-      </w:r>
-      <w:proofErr w:type="spellStart"/>
-      <w:r>
-        <w:rPr>
-          <w:rFonts w:eastAsia="Times New Roman" w:cs="Times New Roman"/>
-          <w:color w:val="000000"/>
-          <w:lang w:val="ru-RU"/>
-        </w:rPr>
-        <w:t>виконання</w:t>
-      </w:r>
-      <w:proofErr w:type="spellEnd"/>
-      <w:r>
-        <w:rPr>
-          <w:rFonts w:eastAsia="Times New Roman" w:cs="Times New Roman"/>
-          <w:color w:val="000000"/>
-          <w:lang w:val="ru-RU"/>
-        </w:rPr>
-        <w:t xml:space="preserve"> </w:t>
-      </w:r>
-      <w:proofErr w:type="spellStart"/>
-      <w:r>
-        <w:rPr>
-          <w:rFonts w:eastAsia="Times New Roman" w:cs="Times New Roman"/>
-          <w:color w:val="000000"/>
-          <w:lang w:val="ru-RU"/>
-        </w:rPr>
-        <w:t>запиту</w:t>
-      </w:r>
-      <w:proofErr w:type="spellEnd"/>
-      <w:r>
-        <w:rPr>
-          <w:rFonts w:eastAsia="Times New Roman" w:cs="Times New Roman"/>
-          <w:color w:val="000000"/>
-          <w:lang w:val="ru-RU"/>
-        </w:rPr>
-        <w:t xml:space="preserve"> </w:t>
+        <w:t xml:space="preserve"> 5 наведено виконання запиту </w:t>
       </w:r>
       <w:r>
         <w:rPr>
@@ -6323,7 +3241,6 @@
         </w:rPr>
         <w:t xml:space="preserve"> /</w:t>
       </w:r>
-      <w:proofErr w:type="spellStart"/>
       <w:r>
         <w:rPr>
           <w:rFonts w:eastAsia="Times New Roman" w:cs="Times New Roman"/>
@@ -6331,7 +3248,6 @@
         </w:rPr>
         <w:t>api</w:t>
       </w:r>
-      <w:proofErr w:type="spellEnd"/>
       <w:r>
         <w:rPr>
           <w:rFonts w:eastAsia="Times New Roman" w:cs="Times New Roman"/>
@@ -6353,259 +3269,7 @@
           <w:color w:val="000000"/>
           <w:lang w:val="ru-RU"/>
         </w:rPr>
-        <w:t xml:space="preserve"> </w:t>
-      </w:r>
-      <w:proofErr w:type="spellStart"/>
-      <w:r>
-        <w:rPr>
-          <w:rFonts w:eastAsia="Times New Roman" w:cs="Times New Roman"/>
-          <w:color w:val="000000"/>
-          <w:lang w:val="ru-RU"/>
-        </w:rPr>
-        <w:t>після</w:t>
-      </w:r>
-      <w:proofErr w:type="spellEnd"/>
-      <w:r>
-        <w:rPr>
-          <w:rFonts w:eastAsia="Times New Roman" w:cs="Times New Roman"/>
-          <w:color w:val="000000"/>
-          <w:lang w:val="ru-RU"/>
-        </w:rPr>
-        <w:t xml:space="preserve"> входу </w:t>
-      </w:r>
-      <w:proofErr w:type="spellStart"/>
-      <w:r>
-        <w:rPr>
-          <w:rFonts w:eastAsia="Times New Roman" w:cs="Times New Roman"/>
-          <w:color w:val="000000"/>
-          <w:lang w:val="ru-RU"/>
-        </w:rPr>
-        <w:t>під</w:t>
-      </w:r>
-      <w:proofErr w:type="spellEnd"/>
-      <w:r>
-        <w:rPr>
-          <w:rFonts w:eastAsia="Times New Roman" w:cs="Times New Roman"/>
-          <w:color w:val="000000"/>
-          <w:lang w:val="ru-RU"/>
-        </w:rPr>
-        <w:t xml:space="preserve"> </w:t>
-      </w:r>
-      <w:proofErr w:type="spellStart"/>
-      <w:r>
-        <w:rPr>
-          <w:rFonts w:eastAsia="Times New Roman" w:cs="Times New Roman"/>
-          <w:color w:val="000000"/>
-          <w:lang w:val="ru-RU"/>
-        </w:rPr>
-        <w:t>обліковим</w:t>
-      </w:r>
-      <w:proofErr w:type="spellEnd"/>
-      <w:r>
-        <w:rPr>
-          <w:rFonts w:eastAsia="Times New Roman" w:cs="Times New Roman"/>
-          <w:color w:val="000000"/>
-          <w:lang w:val="ru-RU"/>
-        </w:rPr>
-        <w:t xml:space="preserve"> </w:t>
-      </w:r>
-      <w:proofErr w:type="spellStart"/>
-      <w:r>
-        <w:rPr>
-          <w:rFonts w:eastAsia="Times New Roman" w:cs="Times New Roman"/>
-          <w:color w:val="000000"/>
-          <w:lang w:val="ru-RU"/>
-        </w:rPr>
-        <w:t>записом</w:t>
-      </w:r>
-      <w:proofErr w:type="spellEnd"/>
-      <w:r>
-        <w:rPr>
-          <w:rFonts w:eastAsia="Times New Roman" w:cs="Times New Roman"/>
-          <w:color w:val="000000"/>
-          <w:lang w:val="ru-RU"/>
-        </w:rPr>
-        <w:t xml:space="preserve"> </w:t>
-      </w:r>
-      <w:proofErr w:type="spellStart"/>
-      <w:r>
-        <w:rPr>
-          <w:rFonts w:eastAsia="Times New Roman" w:cs="Times New Roman"/>
-          <w:color w:val="000000"/>
-          <w:lang w:val="ru-RU"/>
-        </w:rPr>
-        <w:t>адміністратора</w:t>
-      </w:r>
-      <w:proofErr w:type="spellEnd"/>
-      <w:r>
-        <w:rPr>
-          <w:rFonts w:eastAsia="Times New Roman" w:cs="Times New Roman"/>
-          <w:color w:val="000000"/>
-          <w:lang w:val="ru-RU"/>
-        </w:rPr>
-        <w:t xml:space="preserve">. У </w:t>
-      </w:r>
-      <w:proofErr w:type="spellStart"/>
-      <w:r>
-        <w:rPr>
-          <w:rFonts w:eastAsia="Times New Roman" w:cs="Times New Roman"/>
-          <w:color w:val="000000"/>
-          <w:lang w:val="ru-RU"/>
-        </w:rPr>
-        <w:t>відповідь</w:t>
-      </w:r>
-      <w:proofErr w:type="spellEnd"/>
-      <w:r>
-        <w:rPr>
-          <w:rFonts w:eastAsia="Times New Roman" w:cs="Times New Roman"/>
-          <w:color w:val="000000"/>
-          <w:lang w:val="ru-RU"/>
-        </w:rPr>
-        <w:t xml:space="preserve"> сервер </w:t>
-      </w:r>
-      <w:proofErr w:type="spellStart"/>
-      <w:r>
-        <w:rPr>
-          <w:rFonts w:eastAsia="Times New Roman" w:cs="Times New Roman"/>
-          <w:color w:val="000000"/>
-          <w:lang w:val="ru-RU"/>
-        </w:rPr>
-        <w:t>повертає</w:t>
-      </w:r>
-      <w:proofErr w:type="spellEnd"/>
-      <w:r>
-        <w:rPr>
-          <w:rFonts w:eastAsia="Times New Roman" w:cs="Times New Roman"/>
-          <w:color w:val="000000"/>
-          <w:lang w:val="ru-RU"/>
-        </w:rPr>
-        <w:t xml:space="preserve"> код 200 і список </w:t>
-      </w:r>
-      <w:proofErr w:type="spellStart"/>
-      <w:r>
-        <w:rPr>
-          <w:rFonts w:eastAsia="Times New Roman" w:cs="Times New Roman"/>
-          <w:color w:val="000000"/>
-          <w:lang w:val="ru-RU"/>
-        </w:rPr>
-        <w:t>користувачів</w:t>
-      </w:r>
-      <w:proofErr w:type="spellEnd"/>
-      <w:r>
-        <w:rPr>
-          <w:rFonts w:eastAsia="Times New Roman" w:cs="Times New Roman"/>
-          <w:color w:val="000000"/>
-          <w:lang w:val="ru-RU"/>
-        </w:rPr>
-        <w:t xml:space="preserve">, </w:t>
-      </w:r>
-      <w:proofErr w:type="spellStart"/>
-      <w:r>
-        <w:rPr>
-          <w:rFonts w:eastAsia="Times New Roman" w:cs="Times New Roman"/>
-          <w:color w:val="000000"/>
-          <w:lang w:val="ru-RU"/>
-        </w:rPr>
-        <w:t>що</w:t>
-      </w:r>
-      <w:proofErr w:type="spellEnd"/>
-      <w:r>
-        <w:rPr>
-          <w:rFonts w:eastAsia="Times New Roman" w:cs="Times New Roman"/>
-          <w:color w:val="000000"/>
-          <w:lang w:val="ru-RU"/>
-        </w:rPr>
-        <w:t xml:space="preserve"> </w:t>
-      </w:r>
-      <w:proofErr w:type="spellStart"/>
-      <w:r>
-        <w:rPr>
-          <w:rFonts w:eastAsia="Times New Roman" w:cs="Times New Roman"/>
-          <w:color w:val="000000"/>
-          <w:lang w:val="ru-RU"/>
-        </w:rPr>
-        <w:t>підтверджує</w:t>
-      </w:r>
-      <w:proofErr w:type="spellEnd"/>
-      <w:r>
-        <w:rPr>
-          <w:rFonts w:eastAsia="Times New Roman" w:cs="Times New Roman"/>
-          <w:color w:val="000000"/>
-          <w:lang w:val="ru-RU"/>
-        </w:rPr>
-        <w:t xml:space="preserve"> </w:t>
-      </w:r>
-      <w:proofErr w:type="spellStart"/>
-      <w:r>
-        <w:rPr>
-          <w:rFonts w:eastAsia="Times New Roman" w:cs="Times New Roman"/>
-          <w:color w:val="000000"/>
-          <w:lang w:val="ru-RU"/>
-        </w:rPr>
-        <w:t>коректне</w:t>
-      </w:r>
-      <w:proofErr w:type="spellEnd"/>
-      <w:r>
-        <w:rPr>
-          <w:rFonts w:eastAsia="Times New Roman" w:cs="Times New Roman"/>
-          <w:color w:val="000000"/>
-          <w:lang w:val="ru-RU"/>
-        </w:rPr>
-        <w:t xml:space="preserve"> </w:t>
-      </w:r>
-      <w:proofErr w:type="spellStart"/>
-      <w:r>
-        <w:rPr>
-          <w:rFonts w:eastAsia="Times New Roman" w:cs="Times New Roman"/>
-          <w:color w:val="000000"/>
-          <w:lang w:val="ru-RU"/>
-        </w:rPr>
-        <w:t>надання</w:t>
-      </w:r>
-      <w:proofErr w:type="spellEnd"/>
-      <w:r>
-        <w:rPr>
-          <w:rFonts w:eastAsia="Times New Roman" w:cs="Times New Roman"/>
-          <w:color w:val="000000"/>
-          <w:lang w:val="ru-RU"/>
-        </w:rPr>
-        <w:t xml:space="preserve"> доступу </w:t>
-      </w:r>
-      <w:proofErr w:type="spellStart"/>
-      <w:r>
-        <w:rPr>
-          <w:rFonts w:eastAsia="Times New Roman" w:cs="Times New Roman"/>
-          <w:color w:val="000000"/>
-          <w:lang w:val="ru-RU"/>
-        </w:rPr>
-        <w:t>привілейованій</w:t>
-      </w:r>
-      <w:proofErr w:type="spellEnd"/>
-      <w:r>
-        <w:rPr>
-          <w:rFonts w:eastAsia="Times New Roman" w:cs="Times New Roman"/>
-          <w:color w:val="000000"/>
-          <w:lang w:val="ru-RU"/>
-        </w:rPr>
-        <w:t xml:space="preserve"> </w:t>
-      </w:r>
-      <w:proofErr w:type="spellStart"/>
-      <w:r>
-        <w:rPr>
-          <w:rFonts w:eastAsia="Times New Roman" w:cs="Times New Roman"/>
-          <w:color w:val="000000"/>
-          <w:lang w:val="ru-RU"/>
-        </w:rPr>
-        <w:t>ролі</w:t>
-      </w:r>
-      <w:proofErr w:type="spellEnd"/>
-      <w:r>
-        <w:rPr>
-          <w:rFonts w:eastAsia="Times New Roman" w:cs="Times New Roman"/>
-          <w:color w:val="000000"/>
-          <w:lang w:val="ru-RU"/>
-        </w:rPr>
-        <w:t>.</w:t>
+        <w:t xml:space="preserve"> після входу під обліковим записом адміністратора. У відповідь сервер повертає код 200 і список користувачів, що підтверджує коректне надання доступу привілейованій ролі.</w:t>
       </w:r>
     </w:p>
     <w:p>
@@ -6623,205 +3287,7 @@
           <w:color w:val="000000"/>
           <w:lang w:val="ru-RU"/>
         </w:rPr>
-        <w:t xml:space="preserve">Таким чином система не </w:t>
-      </w:r>
-      <w:proofErr w:type="spellStart"/>
-      <w:r>
-        <w:rPr>
-          <w:rFonts w:eastAsia="Times New Roman" w:cs="Times New Roman"/>
-          <w:color w:val="000000"/>
-          <w:lang w:val="ru-RU"/>
-        </w:rPr>
-        <w:t>лише</w:t>
-      </w:r>
-      <w:proofErr w:type="spellEnd"/>
-      <w:r>
-        <w:rPr>
-          <w:rFonts w:eastAsia="Times New Roman" w:cs="Times New Roman"/>
-          <w:color w:val="000000"/>
-          <w:lang w:val="ru-RU"/>
-        </w:rPr>
-        <w:t xml:space="preserve"> </w:t>
-      </w:r>
-      <w:proofErr w:type="spellStart"/>
-      <w:r>
-        <w:rPr>
-          <w:rFonts w:eastAsia="Times New Roman" w:cs="Times New Roman"/>
-          <w:color w:val="000000"/>
-          <w:lang w:val="ru-RU"/>
-        </w:rPr>
-        <w:t>забороняє</w:t>
-      </w:r>
-      <w:proofErr w:type="spellEnd"/>
-      <w:r>
-        <w:rPr>
-          <w:rFonts w:eastAsia="Times New Roman" w:cs="Times New Roman"/>
-          <w:color w:val="000000"/>
-          <w:lang w:val="ru-RU"/>
-        </w:rPr>
-        <w:t xml:space="preserve"> доступ </w:t>
-      </w:r>
-      <w:proofErr w:type="spellStart"/>
-      <w:r>
-        <w:rPr>
-          <w:rFonts w:eastAsia="Times New Roman" w:cs="Times New Roman"/>
-          <w:color w:val="000000"/>
-          <w:lang w:val="ru-RU"/>
-        </w:rPr>
-        <w:t>неавторизованим</w:t>
-      </w:r>
-      <w:proofErr w:type="spellEnd"/>
-      <w:r>
-        <w:rPr>
-          <w:rFonts w:eastAsia="Times New Roman" w:cs="Times New Roman"/>
-          <w:color w:val="000000"/>
-          <w:lang w:val="ru-RU"/>
-        </w:rPr>
-        <w:t xml:space="preserve"> </w:t>
-      </w:r>
-      <w:proofErr w:type="spellStart"/>
-      <w:r>
-        <w:rPr>
-          <w:rFonts w:eastAsia="Times New Roman" w:cs="Times New Roman"/>
-          <w:color w:val="000000"/>
-          <w:lang w:val="ru-RU"/>
-        </w:rPr>
-        <w:t>або</w:t>
-      </w:r>
-      <w:proofErr w:type="spellEnd"/>
-      <w:r>
-        <w:rPr>
-          <w:rFonts w:eastAsia="Times New Roman" w:cs="Times New Roman"/>
-          <w:color w:val="000000"/>
-          <w:lang w:val="ru-RU"/>
-        </w:rPr>
-        <w:t xml:space="preserve"> </w:t>
-      </w:r>
-      <w:proofErr w:type="spellStart"/>
-      <w:r>
-        <w:rPr>
-          <w:rFonts w:eastAsia="Times New Roman" w:cs="Times New Roman"/>
-          <w:color w:val="000000"/>
-          <w:lang w:val="ru-RU"/>
-        </w:rPr>
-        <w:t>недостатньо</w:t>
-      </w:r>
-      <w:proofErr w:type="spellEnd"/>
-      <w:r>
-        <w:rPr>
-          <w:rFonts w:eastAsia="Times New Roman" w:cs="Times New Roman"/>
-          <w:color w:val="000000"/>
-          <w:lang w:val="ru-RU"/>
-        </w:rPr>
-        <w:t xml:space="preserve"> </w:t>
-      </w:r>
-      <w:proofErr w:type="spellStart"/>
-      <w:r>
-        <w:rPr>
-          <w:rFonts w:eastAsia="Times New Roman" w:cs="Times New Roman"/>
-          <w:color w:val="000000"/>
-          <w:lang w:val="ru-RU"/>
-        </w:rPr>
-        <w:t>привілейованим</w:t>
-      </w:r>
-      <w:proofErr w:type="spellEnd"/>
-      <w:r>
-        <w:rPr>
-          <w:rFonts w:eastAsia="Times New Roman" w:cs="Times New Roman"/>
-          <w:color w:val="000000"/>
-          <w:lang w:val="ru-RU"/>
-        </w:rPr>
-        <w:t xml:space="preserve"> </w:t>
-      </w:r>
-      <w:proofErr w:type="spellStart"/>
-      <w:r>
-        <w:rPr>
-          <w:rFonts w:eastAsia="Times New Roman" w:cs="Times New Roman"/>
-          <w:color w:val="000000"/>
-          <w:lang w:val="ru-RU"/>
-        </w:rPr>
-        <w:t>користувачам</w:t>
-      </w:r>
-      <w:proofErr w:type="spellEnd"/>
-      <w:r>
-        <w:rPr>
-          <w:rFonts w:eastAsia="Times New Roman" w:cs="Times New Roman"/>
-          <w:color w:val="000000"/>
-          <w:lang w:val="ru-RU"/>
-        </w:rPr>
-        <w:t xml:space="preserve">, але й правильно </w:t>
-      </w:r>
-      <w:proofErr w:type="spellStart"/>
-      <w:r>
-        <w:rPr>
-          <w:rFonts w:eastAsia="Times New Roman" w:cs="Times New Roman"/>
-          <w:color w:val="000000"/>
-          <w:lang w:val="ru-RU"/>
-        </w:rPr>
-        <w:t>пропускає</w:t>
-      </w:r>
-      <w:proofErr w:type="spellEnd"/>
-      <w:r>
-        <w:rPr>
-          <w:rFonts w:eastAsia="Times New Roman" w:cs="Times New Roman"/>
-          <w:color w:val="000000"/>
-          <w:lang w:val="ru-RU"/>
-        </w:rPr>
-        <w:t xml:space="preserve"> </w:t>
-      </w:r>
-      <w:proofErr w:type="spellStart"/>
-      <w:r>
-        <w:rPr>
-          <w:rFonts w:eastAsia="Times New Roman" w:cs="Times New Roman"/>
-          <w:color w:val="000000"/>
-          <w:lang w:val="ru-RU"/>
-        </w:rPr>
-        <w:t>адміністратора</w:t>
-      </w:r>
-      <w:proofErr w:type="spellEnd"/>
-      <w:r>
-        <w:rPr>
-          <w:rFonts w:eastAsia="Times New Roman" w:cs="Times New Roman"/>
-          <w:color w:val="000000"/>
-          <w:lang w:val="ru-RU"/>
-        </w:rPr>
-        <w:t xml:space="preserve"> до </w:t>
-      </w:r>
-      <w:proofErr w:type="spellStart"/>
-      <w:r>
-        <w:rPr>
-          <w:rFonts w:eastAsia="Times New Roman" w:cs="Times New Roman"/>
-          <w:color w:val="000000"/>
-          <w:lang w:val="ru-RU"/>
-        </w:rPr>
-        <w:t>захищених</w:t>
-      </w:r>
-      <w:proofErr w:type="spellEnd"/>
-      <w:r>
-        <w:rPr>
-          <w:rFonts w:eastAsia="Times New Roman" w:cs="Times New Roman"/>
-          <w:color w:val="000000"/>
-          <w:lang w:val="ru-RU"/>
-        </w:rPr>
-        <w:t xml:space="preserve"> </w:t>
-      </w:r>
-      <w:proofErr w:type="spellStart"/>
-      <w:r>
-        <w:rPr>
-          <w:rFonts w:eastAsia="Times New Roman" w:cs="Times New Roman"/>
-          <w:color w:val="000000"/>
-          <w:lang w:val="ru-RU"/>
-        </w:rPr>
-        <w:t>ресурсів</w:t>
-      </w:r>
-      <w:proofErr w:type="spellEnd"/>
-      <w:r>
-        <w:rPr>
-          <w:rFonts w:eastAsia="Times New Roman" w:cs="Times New Roman"/>
-          <w:color w:val="000000"/>
-          <w:lang w:val="ru-RU"/>
-        </w:rPr>
-        <w:t>.</w:t>
+        <w:t>Таким чином система не лише забороняє доступ неавторизованим або недостатньо привілейованим користувачам, але й правильно пропускає адміністратора до захищених ресурсів.</w:t>
       </w:r>
     </w:p>
     <w:p>
@@ -6903,7 +3369,6 @@
         </w:rPr>
         <w:t xml:space="preserve"> /</w:t>
       </w:r>
-      <w:proofErr w:type="spellStart"/>
       <w:r>
         <w:rPr>
           <w:rFonts w:eastAsia="Times New Roman" w:cs="Times New Roman"/>
@@ -6911,7 +3376,6 @@
         </w:rPr>
         <w:t>api</w:t>
       </w:r>
-      <w:proofErr w:type="spellEnd"/>
       <w:r>
         <w:rPr>
           <w:rFonts w:eastAsia="Times New Roman" w:cs="Times New Roman"/>
@@ -6933,61 +3397,7 @@
           <w:color w:val="000000"/>
           <w:lang w:val="ru-RU"/>
         </w:rPr>
-        <w:t xml:space="preserve"> для </w:t>
-      </w:r>
-      <w:proofErr w:type="spellStart"/>
-      <w:r>
-        <w:rPr>
-          <w:rFonts w:eastAsia="Times New Roman" w:cs="Times New Roman"/>
-          <w:color w:val="000000"/>
-          <w:lang w:val="ru-RU"/>
-        </w:rPr>
-        <w:t>адміністратора</w:t>
-      </w:r>
-      <w:proofErr w:type="spellEnd"/>
-      <w:r>
-        <w:rPr>
-          <w:rFonts w:eastAsia="Times New Roman" w:cs="Times New Roman"/>
-          <w:color w:val="000000"/>
-          <w:lang w:val="ru-RU"/>
-        </w:rPr>
-        <w:t xml:space="preserve"> </w:t>
-      </w:r>
-      <w:proofErr w:type="spellStart"/>
-      <w:r>
-        <w:rPr>
-          <w:rFonts w:eastAsia="Times New Roman" w:cs="Times New Roman"/>
-          <w:color w:val="000000"/>
-          <w:lang w:val="ru-RU"/>
-        </w:rPr>
-        <w:t>повертає</w:t>
-      </w:r>
-      <w:proofErr w:type="spellEnd"/>
-      <w:r>
-        <w:rPr>
-          <w:rFonts w:eastAsia="Times New Roman" w:cs="Times New Roman"/>
-          <w:color w:val="000000"/>
-          <w:lang w:val="ru-RU"/>
-        </w:rPr>
-        <w:t xml:space="preserve"> код 200 і список </w:t>
-      </w:r>
-      <w:proofErr w:type="spellStart"/>
-      <w:r>
-        <w:rPr>
-          <w:rFonts w:eastAsia="Times New Roman" w:cs="Times New Roman"/>
-          <w:color w:val="000000"/>
-          <w:lang w:val="ru-RU"/>
-        </w:rPr>
-        <w:t>користувачів</w:t>
-      </w:r>
-      <w:proofErr w:type="spellEnd"/>
-      <w:r>
-        <w:rPr>
-          <w:rFonts w:eastAsia="Times New Roman" w:cs="Times New Roman"/>
-          <w:color w:val="000000"/>
-          <w:lang w:val="ru-RU"/>
-        </w:rPr>
-        <w:t>.</w:t>
+        <w:t xml:space="preserve"> для адміністратора повертає код 200 і список користувачів.</w:t>
       </w:r>
     </w:p>
     <w:p>
@@ -7005,7 +3415,6 @@
           <w:lang w:val="ru-RU"/>
         </w:rPr>
       </w:pPr>
-      <w:proofErr w:type="spellStart"/>
       <w:r>
         <w:rPr>
           <w:rFonts w:eastAsia="Times New Roman" w:cs="Times New Roman"/>
@@ -7013,69 +3422,8 @@
           <w:color w:val="000000"/>
           <w:lang w:val="ru-RU"/>
         </w:rPr>
-        <w:t>Перевірка</w:t>
-      </w:r>
-      <w:proofErr w:type="spellEnd"/>
-      <w:r>
-        <w:rPr>
-          <w:rFonts w:eastAsia="Times New Roman" w:cs="Times New Roman"/>
-          <w:b/>
-          <w:color w:val="000000"/>
-          <w:lang w:val="ru-RU"/>
-        </w:rPr>
-        <w:t xml:space="preserve"> 6. </w:t>
-      </w:r>
-      <w:proofErr w:type="spellStart"/>
-      <w:r>
-        <w:rPr>
-          <w:rFonts w:eastAsia="Times New Roman" w:cs="Times New Roman"/>
-          <w:b/>
-          <w:color w:val="000000"/>
-          <w:lang w:val="ru-RU"/>
-        </w:rPr>
-        <w:t>Зберігання</w:t>
-      </w:r>
-      <w:proofErr w:type="spellEnd"/>
-      <w:r>
-        <w:rPr>
-          <w:rFonts w:eastAsia="Times New Roman" w:cs="Times New Roman"/>
-          <w:b/>
-          <w:color w:val="000000"/>
-          <w:lang w:val="ru-RU"/>
-        </w:rPr>
-        <w:t xml:space="preserve"> пароля у </w:t>
-      </w:r>
-      <w:proofErr w:type="spellStart"/>
-      <w:r>
-        <w:rPr>
-          <w:rFonts w:eastAsia="Times New Roman" w:cs="Times New Roman"/>
-          <w:b/>
-          <w:color w:val="000000"/>
-          <w:lang w:val="ru-RU"/>
-        </w:rPr>
-        <w:t>вигляді</w:t>
-      </w:r>
-      <w:proofErr w:type="spellEnd"/>
-      <w:r>
-        <w:rPr>
-          <w:rFonts w:eastAsia="Times New Roman" w:cs="Times New Roman"/>
-          <w:b/>
-          <w:color w:val="000000"/>
-          <w:lang w:val="ru-RU"/>
-        </w:rPr>
-        <w:t xml:space="preserve"> </w:t>
-      </w:r>
-      <w:proofErr w:type="spellStart"/>
-      <w:r>
-        <w:rPr>
-          <w:rFonts w:eastAsia="Times New Roman" w:cs="Times New Roman"/>
-          <w:b/>
-          <w:color w:val="000000"/>
-          <w:lang w:val="ru-RU"/>
-        </w:rPr>
-        <w:t>хешу</w:t>
-      </w:r>
-      <w:proofErr w:type="spellEnd"/>
+        <w:t>Перевірка 6. Зберігання пароля у вигляді хешу</w:t>
+      </w:r>
     </w:p>
     <w:p>
       <w:pPr>
@@ -7102,105 +3450,7 @@
           <w:color w:val="000000"/>
           <w:lang w:val="ru-RU"/>
         </w:rPr>
-        <w:t xml:space="preserve"> 6 показано </w:t>
-      </w:r>
-      <w:proofErr w:type="spellStart"/>
-      <w:r>
-        <w:rPr>
-          <w:rFonts w:eastAsia="Times New Roman" w:cs="Times New Roman"/>
-          <w:color w:val="000000"/>
-          <w:lang w:val="ru-RU"/>
-        </w:rPr>
-        <w:t>вміст</w:t>
-      </w:r>
-      <w:proofErr w:type="spellEnd"/>
-      <w:r>
-        <w:rPr>
-          <w:rFonts w:eastAsia="Times New Roman" w:cs="Times New Roman"/>
-          <w:color w:val="000000"/>
-          <w:lang w:val="ru-RU"/>
-        </w:rPr>
-        <w:t xml:space="preserve"> </w:t>
-      </w:r>
-      <w:proofErr w:type="spellStart"/>
-      <w:r>
-        <w:rPr>
-          <w:rFonts w:eastAsia="Times New Roman" w:cs="Times New Roman"/>
-          <w:color w:val="000000"/>
-          <w:lang w:val="ru-RU"/>
-        </w:rPr>
-        <w:t>запису</w:t>
-      </w:r>
-      <w:proofErr w:type="spellEnd"/>
-      <w:r>
-        <w:rPr>
-          <w:rFonts w:eastAsia="Times New Roman" w:cs="Times New Roman"/>
-          <w:color w:val="000000"/>
-          <w:lang w:val="ru-RU"/>
-        </w:rPr>
-        <w:t xml:space="preserve"> </w:t>
-      </w:r>
-      <w:proofErr w:type="spellStart"/>
-      <w:r>
-        <w:rPr>
-          <w:rFonts w:eastAsia="Times New Roman" w:cs="Times New Roman"/>
-          <w:color w:val="000000"/>
-          <w:lang w:val="ru-RU"/>
-        </w:rPr>
-        <w:t>користу</w:t>
-      </w:r>
-      <w:r>
-        <w:rPr>
-          <w:rFonts w:eastAsia="Times New Roman" w:cs="Times New Roman"/>
-          <w:color w:val="000000"/>
-          <w:lang w:val="ru-RU"/>
-        </w:rPr>
-        <w:t>вача</w:t>
-      </w:r>
-      <w:proofErr w:type="spellEnd"/>
-      <w:r>
-        <w:rPr>
-          <w:rFonts w:eastAsia="Times New Roman" w:cs="Times New Roman"/>
-          <w:color w:val="000000"/>
-          <w:lang w:val="ru-RU"/>
-        </w:rPr>
-        <w:t xml:space="preserve"> в </w:t>
-      </w:r>
-      <w:proofErr w:type="spellStart"/>
-      <w:r>
-        <w:rPr>
-          <w:rFonts w:eastAsia="Times New Roman" w:cs="Times New Roman"/>
-          <w:color w:val="000000"/>
-          <w:lang w:val="ru-RU"/>
-        </w:rPr>
-        <w:t>базі</w:t>
-      </w:r>
-      <w:proofErr w:type="spellEnd"/>
-      <w:r>
-        <w:rPr>
-          <w:rFonts w:eastAsia="Times New Roman" w:cs="Times New Roman"/>
-          <w:color w:val="000000"/>
-          <w:lang w:val="ru-RU"/>
-        </w:rPr>
-        <w:t xml:space="preserve"> </w:t>
-      </w:r>
-      <w:proofErr w:type="spellStart"/>
-      <w:r>
-        <w:rPr>
-          <w:rFonts w:eastAsia="Times New Roman" w:cs="Times New Roman"/>
-          <w:color w:val="000000"/>
-          <w:lang w:val="ru-RU"/>
-        </w:rPr>
-        <w:t>даних</w:t>
-      </w:r>
-      <w:proofErr w:type="spellEnd"/>
-      <w:r>
-        <w:rPr>
-          <w:rFonts w:eastAsia="Times New Roman" w:cs="Times New Roman"/>
-          <w:color w:val="000000"/>
-          <w:lang w:val="ru-RU"/>
-        </w:rPr>
-        <w:t xml:space="preserve"> </w:t>
+        <w:t xml:space="preserve"> 6 показано вміст запису користувача в базі даних </w:t>
       </w:r>
       <w:r>
         <w:rPr>
@@ -7215,27 +3465,8 @@
           <w:color w:val="000000"/>
           <w:lang w:val="ru-RU"/>
         </w:rPr>
-        <w:t xml:space="preserve">. У </w:t>
-      </w:r>
-      <w:proofErr w:type="spellStart"/>
-      <w:r>
-        <w:rPr>
-          <w:rFonts w:eastAsia="Times New Roman" w:cs="Times New Roman"/>
-          <w:color w:val="000000"/>
-          <w:lang w:val="ru-RU"/>
-        </w:rPr>
-        <w:t>полі</w:t>
-      </w:r>
-      <w:proofErr w:type="spellEnd"/>
-      <w:r>
-        <w:rPr>
-          <w:rFonts w:eastAsia="Times New Roman" w:cs="Times New Roman"/>
-          <w:color w:val="000000"/>
-          <w:lang w:val="ru-RU"/>
-        </w:rPr>
-        <w:t xml:space="preserve"> </w:t>
-      </w:r>
-      <w:proofErr w:type="spellStart"/>
+        <w:t xml:space="preserve">. У полі </w:t>
+      </w:r>
       <w:r>
         <w:rPr>
           <w:rFonts w:eastAsia="Times New Roman" w:cs="Times New Roman"/>
@@ -7243,86 +3474,13 @@
         </w:rPr>
         <w:t>PasswordHash</w:t>
       </w:r>
-      <w:proofErr w:type="spellEnd"/>
-      <w:r>
-        <w:rPr>
-          <w:rFonts w:eastAsia="Times New Roman" w:cs="Times New Roman"/>
-          <w:color w:val="000000"/>
-          <w:lang w:val="ru-RU"/>
-        </w:rPr>
-        <w:t xml:space="preserve"> </w:t>
-      </w:r>
-      <w:proofErr w:type="spellStart"/>
-      <w:r>
-        <w:rPr>
-          <w:rFonts w:eastAsia="Times New Roman" w:cs="Times New Roman"/>
-          <w:color w:val="000000"/>
-          <w:lang w:val="ru-RU"/>
-        </w:rPr>
-        <w:t>зберігається</w:t>
-      </w:r>
-      <w:proofErr w:type="spellEnd"/>
-      <w:r>
-        <w:rPr>
-          <w:rFonts w:eastAsia="Times New Roman" w:cs="Times New Roman"/>
-          <w:color w:val="000000"/>
-          <w:lang w:val="ru-RU"/>
-        </w:rPr>
-        <w:t xml:space="preserve"> не </w:t>
-      </w:r>
-      <w:proofErr w:type="spellStart"/>
-      <w:r>
-        <w:rPr>
-          <w:rFonts w:eastAsia="Times New Roman" w:cs="Times New Roman"/>
-          <w:color w:val="000000"/>
-          <w:lang w:val="ru-RU"/>
-        </w:rPr>
-        <w:t>відкритий</w:t>
-      </w:r>
-      <w:proofErr w:type="spellEnd"/>
-      <w:r>
-        <w:rPr>
-          <w:rFonts w:eastAsia="Times New Roman" w:cs="Times New Roman"/>
-          <w:color w:val="000000"/>
-          <w:lang w:val="ru-RU"/>
-        </w:rPr>
-        <w:t xml:space="preserve"> пароль, а результат </w:t>
-      </w:r>
-      <w:proofErr w:type="spellStart"/>
-      <w:r>
-        <w:rPr>
-          <w:rFonts w:eastAsia="Times New Roman" w:cs="Times New Roman"/>
-          <w:color w:val="000000"/>
-          <w:lang w:val="ru-RU"/>
-        </w:rPr>
-        <w:t>хешування</w:t>
-      </w:r>
-      <w:proofErr w:type="spellEnd"/>
-      <w:r>
-        <w:rPr>
-          <w:rFonts w:eastAsia="Times New Roman" w:cs="Times New Roman"/>
-          <w:color w:val="000000"/>
-          <w:lang w:val="ru-RU"/>
-        </w:rPr>
-        <w:t xml:space="preserve"> в </w:t>
-      </w:r>
-      <w:proofErr w:type="spellStart"/>
-      <w:r>
-        <w:rPr>
-          <w:rFonts w:eastAsia="Times New Roman" w:cs="Times New Roman"/>
-          <w:color w:val="000000"/>
-          <w:lang w:val="ru-RU"/>
-        </w:rPr>
-        <w:t>форматі</w:t>
-      </w:r>
-      <w:proofErr w:type="spellEnd"/>
-      <w:r>
-        <w:rPr>
-          <w:rFonts w:eastAsia="Times New Roman" w:cs="Times New Roman"/>
-          <w:color w:val="000000"/>
-          <w:lang w:val="ru-RU"/>
-        </w:rPr>
-        <w:t xml:space="preserve"> </w:t>
+      <w:r>
+        <w:rPr>
+          <w:rFonts w:eastAsia="Times New Roman" w:cs="Times New Roman"/>
+          <w:color w:val="000000"/>
+          <w:lang w:val="ru-RU"/>
+        </w:rPr>
+        <w:t xml:space="preserve"> зберігається не відкритий пароль, а результат хешування в форматі </w:t>
       </w:r>
       <w:r>
         <w:rPr>
@@ -7352,43 +3510,7 @@
           <w:color w:val="000000"/>
           <w:lang w:val="ru-RU"/>
         </w:rPr>
-        <w:t xml:space="preserve"> </w:t>
-      </w:r>
-      <w:proofErr w:type="spellStart"/>
-      <w:r>
-        <w:rPr>
-          <w:rFonts w:eastAsia="Times New Roman" w:cs="Times New Roman"/>
-          <w:color w:val="000000"/>
-          <w:lang w:val="ru-RU"/>
-        </w:rPr>
-        <w:t>із</w:t>
-      </w:r>
-      <w:proofErr w:type="spellEnd"/>
-      <w:r>
-        <w:rPr>
-          <w:rFonts w:eastAsia="Times New Roman" w:cs="Times New Roman"/>
-          <w:color w:val="000000"/>
-          <w:lang w:val="ru-RU"/>
-        </w:rPr>
-        <w:t xml:space="preserve"> </w:t>
-      </w:r>
-      <w:proofErr w:type="spellStart"/>
-      <w:r>
-        <w:rPr>
-          <w:rFonts w:eastAsia="Times New Roman" w:cs="Times New Roman"/>
-          <w:color w:val="000000"/>
-          <w:lang w:val="ru-RU"/>
-        </w:rPr>
-        <w:t>сіллю</w:t>
-      </w:r>
-      <w:proofErr w:type="spellEnd"/>
-      <w:r>
-        <w:rPr>
-          <w:rFonts w:eastAsia="Times New Roman" w:cs="Times New Roman"/>
-          <w:color w:val="000000"/>
-          <w:lang w:val="ru-RU"/>
-        </w:rPr>
-        <w:t>.</w:t>
+        <w:t xml:space="preserve"> із сіллю.</w:t>
       </w:r>
     </w:p>
     <w:p>
@@ -7400,337 +3522,13 @@
           <w:lang w:val="ru-RU"/>
         </w:rPr>
       </w:pPr>
-      <w:proofErr w:type="spellStart"/>
-      <w:r>
-        <w:rPr>
-          <w:rFonts w:eastAsia="Times New Roman" w:cs="Times New Roman"/>
-          <w:color w:val="000000"/>
-          <w:lang w:val="ru-RU"/>
-        </w:rPr>
-        <w:t>Цей</w:t>
-      </w:r>
-      <w:proofErr w:type="spellEnd"/>
-      <w:r>
-        <w:rPr>
-          <w:rFonts w:eastAsia="Times New Roman" w:cs="Times New Roman"/>
-          <w:color w:val="000000"/>
-          <w:lang w:val="ru-RU"/>
-        </w:rPr>
-        <w:t xml:space="preserve"> </w:t>
-      </w:r>
-      <w:proofErr w:type="spellStart"/>
-      <w:r>
-        <w:rPr>
-          <w:rFonts w:eastAsia="Times New Roman" w:cs="Times New Roman"/>
-          <w:color w:val="000000"/>
-          <w:lang w:val="ru-RU"/>
-        </w:rPr>
-        <w:t>скріншот</w:t>
-      </w:r>
-      <w:proofErr w:type="spellEnd"/>
-      <w:r>
-        <w:rPr>
-          <w:rFonts w:eastAsia="Times New Roman" w:cs="Times New Roman"/>
-          <w:color w:val="000000"/>
-          <w:lang w:val="ru-RU"/>
-        </w:rPr>
-        <w:t xml:space="preserve"> </w:t>
-      </w:r>
-      <w:proofErr w:type="spellStart"/>
-      <w:r>
-        <w:rPr>
-          <w:rFonts w:eastAsia="Times New Roman" w:cs="Times New Roman"/>
-          <w:color w:val="000000"/>
-          <w:lang w:val="ru-RU"/>
-        </w:rPr>
-        <w:t>безпосередньо</w:t>
-      </w:r>
-      <w:proofErr w:type="spellEnd"/>
-      <w:r>
-        <w:rPr>
-          <w:rFonts w:eastAsia="Times New Roman" w:cs="Times New Roman"/>
-          <w:color w:val="000000"/>
-          <w:lang w:val="ru-RU"/>
-        </w:rPr>
-        <w:t xml:space="preserve"> </w:t>
-      </w:r>
-      <w:proofErr w:type="spellStart"/>
-      <w:r>
-        <w:rPr>
-          <w:rFonts w:eastAsia="Times New Roman" w:cs="Times New Roman"/>
-          <w:color w:val="000000"/>
-          <w:lang w:val="ru-RU"/>
-        </w:rPr>
-        <w:t>підтверджує</w:t>
-      </w:r>
-      <w:proofErr w:type="spellEnd"/>
-      <w:r>
-        <w:rPr>
-          <w:rFonts w:eastAsia="Times New Roman" w:cs="Times New Roman"/>
-          <w:color w:val="000000"/>
-          <w:lang w:val="ru-RU"/>
-        </w:rPr>
-        <w:t xml:space="preserve">, </w:t>
-      </w:r>
-      <w:proofErr w:type="spellStart"/>
-      <w:r>
-        <w:rPr>
-          <w:rFonts w:eastAsia="Times New Roman" w:cs="Times New Roman"/>
-          <w:color w:val="000000"/>
-          <w:lang w:val="ru-RU"/>
-        </w:rPr>
-        <w:t>що</w:t>
-      </w:r>
-      <w:proofErr w:type="spellEnd"/>
-      <w:r>
-        <w:rPr>
-          <w:rFonts w:eastAsia="Times New Roman" w:cs="Times New Roman"/>
-          <w:color w:val="000000"/>
-          <w:lang w:val="ru-RU"/>
-        </w:rPr>
-        <w:t xml:space="preserve"> </w:t>
-      </w:r>
-      <w:proofErr w:type="spellStart"/>
-      <w:r>
-        <w:rPr>
-          <w:rFonts w:eastAsia="Times New Roman" w:cs="Times New Roman"/>
-          <w:color w:val="000000"/>
-          <w:lang w:val="ru-RU"/>
-        </w:rPr>
-        <w:t>вимога</w:t>
-      </w:r>
-      <w:proofErr w:type="spellEnd"/>
-      <w:r>
-        <w:rPr>
-          <w:rFonts w:eastAsia="Times New Roman" w:cs="Times New Roman"/>
-          <w:color w:val="000000"/>
-          <w:lang w:val="ru-RU"/>
-        </w:rPr>
-        <w:t xml:space="preserve"> </w:t>
-      </w:r>
-      <w:proofErr w:type="spellStart"/>
-      <w:r>
-        <w:rPr>
-          <w:rFonts w:eastAsia="Times New Roman" w:cs="Times New Roman"/>
-          <w:color w:val="000000"/>
-          <w:lang w:val="ru-RU"/>
-        </w:rPr>
-        <w:t>безпечного</w:t>
-      </w:r>
-      <w:proofErr w:type="spellEnd"/>
-      <w:r>
-        <w:rPr>
-          <w:rFonts w:eastAsia="Times New Roman" w:cs="Times New Roman"/>
-          <w:color w:val="000000"/>
-          <w:lang w:val="ru-RU"/>
-        </w:rPr>
-        <w:t xml:space="preserve"> </w:t>
-      </w:r>
-      <w:proofErr w:type="spellStart"/>
-      <w:r>
-        <w:rPr>
-          <w:rFonts w:eastAsia="Times New Roman" w:cs="Times New Roman"/>
-          <w:color w:val="000000"/>
-          <w:lang w:val="ru-RU"/>
-        </w:rPr>
-        <w:t>зберігання</w:t>
-      </w:r>
-      <w:proofErr w:type="spellEnd"/>
-      <w:r>
-        <w:rPr>
-          <w:rFonts w:eastAsia="Times New Roman" w:cs="Times New Roman"/>
-          <w:color w:val="000000"/>
-          <w:lang w:val="ru-RU"/>
-        </w:rPr>
-        <w:t xml:space="preserve"> </w:t>
-      </w:r>
-      <w:proofErr w:type="spellStart"/>
-      <w:r>
-        <w:rPr>
-          <w:rFonts w:eastAsia="Times New Roman" w:cs="Times New Roman"/>
-          <w:color w:val="000000"/>
-          <w:lang w:val="ru-RU"/>
-        </w:rPr>
-        <w:t>паролів</w:t>
-      </w:r>
-      <w:proofErr w:type="spellEnd"/>
-      <w:r>
-        <w:rPr>
-          <w:rFonts w:eastAsia="Times New Roman" w:cs="Times New Roman"/>
-          <w:color w:val="000000"/>
-          <w:lang w:val="ru-RU"/>
-        </w:rPr>
-        <w:t xml:space="preserve"> </w:t>
-      </w:r>
-      <w:proofErr w:type="spellStart"/>
-      <w:r>
-        <w:rPr>
-          <w:rFonts w:eastAsia="Times New Roman" w:cs="Times New Roman"/>
-          <w:color w:val="000000"/>
-          <w:lang w:val="ru-RU"/>
-        </w:rPr>
-        <w:t>виконана</w:t>
-      </w:r>
-      <w:proofErr w:type="spellEnd"/>
-      <w:r>
-        <w:rPr>
-          <w:rFonts w:eastAsia="Times New Roman" w:cs="Times New Roman"/>
-          <w:color w:val="000000"/>
-          <w:lang w:val="ru-RU"/>
-        </w:rPr>
-        <w:t xml:space="preserve">, а </w:t>
-      </w:r>
-      <w:proofErr w:type="spellStart"/>
-      <w:r>
-        <w:rPr>
-          <w:rFonts w:eastAsia="Times New Roman" w:cs="Times New Roman"/>
-          <w:color w:val="000000"/>
-          <w:lang w:val="ru-RU"/>
-        </w:rPr>
-        <w:t>компрометація</w:t>
-      </w:r>
-      <w:proofErr w:type="spellEnd"/>
-      <w:r>
-        <w:rPr>
-          <w:rFonts w:eastAsia="Times New Roman" w:cs="Times New Roman"/>
-          <w:color w:val="000000"/>
-          <w:lang w:val="ru-RU"/>
-        </w:rPr>
-        <w:t xml:space="preserve"> </w:t>
-      </w:r>
-      <w:proofErr w:type="spellStart"/>
-      <w:r>
-        <w:rPr>
-          <w:rFonts w:eastAsia="Times New Roman" w:cs="Times New Roman"/>
-          <w:color w:val="000000"/>
-          <w:lang w:val="ru-RU"/>
-        </w:rPr>
-        <w:t>таблиці</w:t>
-      </w:r>
-      <w:proofErr w:type="spellEnd"/>
-      <w:r>
-        <w:rPr>
-          <w:rFonts w:eastAsia="Times New Roman" w:cs="Times New Roman"/>
-          <w:color w:val="000000"/>
-          <w:lang w:val="ru-RU"/>
-        </w:rPr>
-        <w:t xml:space="preserve"> </w:t>
-      </w:r>
-      <w:proofErr w:type="spellStart"/>
-      <w:r>
-        <w:rPr>
-          <w:rFonts w:eastAsia="Times New Roman" w:cs="Times New Roman"/>
-          <w:color w:val="000000"/>
-          <w:lang w:val="ru-RU"/>
-        </w:rPr>
-        <w:t>користу</w:t>
-      </w:r>
-      <w:r>
-        <w:rPr>
-          <w:rFonts w:eastAsia="Times New Roman" w:cs="Times New Roman"/>
-          <w:color w:val="000000"/>
-          <w:lang w:val="ru-RU"/>
-        </w:rPr>
-        <w:t>вачів</w:t>
-      </w:r>
-      <w:proofErr w:type="spellEnd"/>
-      <w:r>
-        <w:rPr>
-          <w:rFonts w:eastAsia="Times New Roman" w:cs="Times New Roman"/>
-          <w:color w:val="000000"/>
-          <w:lang w:val="ru-RU"/>
-        </w:rPr>
-        <w:t xml:space="preserve"> не </w:t>
-      </w:r>
-      <w:proofErr w:type="spellStart"/>
-      <w:r>
-        <w:rPr>
-          <w:rFonts w:eastAsia="Times New Roman" w:cs="Times New Roman"/>
-          <w:color w:val="000000"/>
-          <w:lang w:val="ru-RU"/>
-        </w:rPr>
-        <w:t>розкриває</w:t>
-      </w:r>
-      <w:proofErr w:type="spellEnd"/>
-      <w:r>
-        <w:rPr>
-          <w:rFonts w:eastAsia="Times New Roman" w:cs="Times New Roman"/>
-          <w:color w:val="000000"/>
-          <w:lang w:val="ru-RU"/>
-        </w:rPr>
-        <w:t xml:space="preserve"> </w:t>
-      </w:r>
-      <w:proofErr w:type="spellStart"/>
-      <w:r>
-        <w:rPr>
-          <w:rFonts w:eastAsia="Times New Roman" w:cs="Times New Roman"/>
-          <w:color w:val="000000"/>
-          <w:lang w:val="ru-RU"/>
-        </w:rPr>
-        <w:t>початкове</w:t>
-      </w:r>
-      <w:proofErr w:type="spellEnd"/>
-      <w:r>
-        <w:rPr>
-          <w:rFonts w:eastAsia="Times New Roman" w:cs="Times New Roman"/>
-          <w:color w:val="000000"/>
-          <w:lang w:val="ru-RU"/>
-        </w:rPr>
-        <w:t xml:space="preserve"> </w:t>
-      </w:r>
-      <w:proofErr w:type="spellStart"/>
-      <w:r>
-        <w:rPr>
-          <w:rFonts w:eastAsia="Times New Roman" w:cs="Times New Roman"/>
-          <w:color w:val="000000"/>
-          <w:lang w:val="ru-RU"/>
-        </w:rPr>
-        <w:t>значення</w:t>
-      </w:r>
-      <w:proofErr w:type="spellEnd"/>
-      <w:r>
-        <w:rPr>
-          <w:rFonts w:eastAsia="Times New Roman" w:cs="Times New Roman"/>
-          <w:color w:val="000000"/>
-          <w:lang w:val="ru-RU"/>
-        </w:rPr>
-        <w:t xml:space="preserve"> пароля у </w:t>
-      </w:r>
-      <w:proofErr w:type="spellStart"/>
-      <w:r>
-        <w:rPr>
-          <w:rFonts w:eastAsia="Times New Roman" w:cs="Times New Roman"/>
-          <w:color w:val="000000"/>
-          <w:lang w:val="ru-RU"/>
-        </w:rPr>
-        <w:t>відкритому</w:t>
-      </w:r>
-      <w:proofErr w:type="spellEnd"/>
-      <w:r>
-        <w:rPr>
-          <w:rFonts w:eastAsia="Times New Roman" w:cs="Times New Roman"/>
-          <w:color w:val="000000"/>
-          <w:lang w:val="ru-RU"/>
-        </w:rPr>
-        <w:t xml:space="preserve"> </w:t>
-      </w:r>
-      <w:proofErr w:type="spellStart"/>
-      <w:r>
-        <w:rPr>
-          <w:rFonts w:eastAsia="Times New Roman" w:cs="Times New Roman"/>
-          <w:color w:val="000000"/>
-          <w:lang w:val="ru-RU"/>
-        </w:rPr>
-        <w:t>вигляді</w:t>
-      </w:r>
-      <w:proofErr w:type="spellEnd"/>
-      <w:r>
-        <w:rPr>
-          <w:rFonts w:eastAsia="Times New Roman" w:cs="Times New Roman"/>
-          <w:color w:val="000000"/>
-          <w:lang w:val="ru-RU"/>
-        </w:rPr>
-        <w:t>.</w:t>
+      <w:r>
+        <w:rPr>
+          <w:rFonts w:eastAsia="Times New Roman" w:cs="Times New Roman"/>
+          <w:color w:val="000000"/>
+          <w:lang w:val="ru-RU"/>
+        </w:rPr>
+        <w:t>Цей скріншот безпосередньо підтверджує, що вимога безпечного зберігання паролів виконана, а компрометація таблиці користувачів не розкриває початкове значення пароля у відкритому вигляді.</w:t>
       </w:r>
     </w:p>
     <w:p>
@@ -7795,25 +3593,7 @@
           <w:color w:val="000000"/>
           <w:lang w:val="ru-RU"/>
         </w:rPr>
-        <w:t xml:space="preserve">Рисунок 6 – У </w:t>
-      </w:r>
-      <w:proofErr w:type="spellStart"/>
-      <w:r>
-        <w:rPr>
-          <w:rFonts w:eastAsia="Times New Roman" w:cs="Times New Roman"/>
-          <w:color w:val="000000"/>
-          <w:lang w:val="ru-RU"/>
-        </w:rPr>
-        <w:t>таблиці</w:t>
-      </w:r>
-      <w:proofErr w:type="spellEnd"/>
-      <w:r>
-        <w:rPr>
-          <w:rFonts w:eastAsia="Times New Roman" w:cs="Times New Roman"/>
-          <w:color w:val="000000"/>
-          <w:lang w:val="ru-RU"/>
-        </w:rPr>
-        <w:t xml:space="preserve"> </w:t>
+        <w:t xml:space="preserve">Рисунок 6 – У таблиці </w:t>
       </w:r>
       <w:r>
         <w:rPr>
@@ -7828,25 +3608,7 @@
           <w:color w:val="000000"/>
           <w:lang w:val="ru-RU"/>
         </w:rPr>
-        <w:t xml:space="preserve"> </w:t>
-      </w:r>
-      <w:proofErr w:type="spellStart"/>
-      <w:r>
-        <w:rPr>
-          <w:rFonts w:eastAsia="Times New Roman" w:cs="Times New Roman"/>
-          <w:color w:val="000000"/>
-          <w:lang w:val="ru-RU"/>
-        </w:rPr>
-        <w:t>зберігається</w:t>
-      </w:r>
-      <w:proofErr w:type="spellEnd"/>
-      <w:r>
-        <w:rPr>
-          <w:rFonts w:eastAsia="Times New Roman" w:cs="Times New Roman"/>
-          <w:color w:val="000000"/>
-          <w:lang w:val="ru-RU"/>
-        </w:rPr>
-        <w:t xml:space="preserve"> </w:t>
+        <w:t xml:space="preserve"> зберігається </w:t>
       </w:r>
       <w:r>
         <w:rPr>
@@ -7876,43 +3638,7 @@
           <w:color w:val="000000"/>
           <w:lang w:val="ru-RU"/>
         </w:rPr>
-        <w:t>-</w:t>
-      </w:r>
-      <w:proofErr w:type="spellStart"/>
-      <w:r>
-        <w:rPr>
-          <w:rFonts w:eastAsia="Times New Roman" w:cs="Times New Roman"/>
-          <w:color w:val="000000"/>
-          <w:lang w:val="ru-RU"/>
-        </w:rPr>
-        <w:t>хеш</w:t>
-      </w:r>
-      <w:proofErr w:type="spellEnd"/>
-      <w:r>
-        <w:rPr>
-          <w:rFonts w:eastAsia="Times New Roman" w:cs="Times New Roman"/>
-          <w:color w:val="000000"/>
-          <w:lang w:val="ru-RU"/>
-        </w:rPr>
-        <w:t xml:space="preserve"> пароля, а не </w:t>
-      </w:r>
-      <w:proofErr w:type="spellStart"/>
-      <w:r>
-        <w:rPr>
-          <w:rFonts w:eastAsia="Times New Roman" w:cs="Times New Roman"/>
-          <w:color w:val="000000"/>
-          <w:lang w:val="ru-RU"/>
-        </w:rPr>
-        <w:t>відкритий</w:t>
-      </w:r>
-      <w:proofErr w:type="spellEnd"/>
-      <w:r>
-        <w:rPr>
-          <w:rFonts w:eastAsia="Times New Roman" w:cs="Times New Roman"/>
-          <w:color w:val="000000"/>
-          <w:lang w:val="ru-RU"/>
-        </w:rPr>
-        <w:t xml:space="preserve"> пароль.</w:t>
+        <w:t>-хеш пароля, а не відкритий пароль.</w:t>
       </w:r>
     </w:p>
     <w:p>
@@ -7928,70 +3654,14 @@
         <w:spacing w:after="120"/>
         <w:jc w:val="center"/>
       </w:pPr>
-      <w:proofErr w:type="spellStart"/>
       <w:r>
         <w:rPr>
           <w:rFonts w:eastAsia="Times New Roman" w:cs="Times New Roman"/>
           <w:b/>
           <w:color w:val="000000"/>
         </w:rPr>
-        <w:t>Відповіді</w:t>
-      </w:r>
-      <w:proofErr w:type="spellEnd"/>
-      <w:r>
-        <w:rPr>
-          <w:rFonts w:eastAsia="Times New Roman" w:cs="Times New Roman"/>
-          <w:b/>
-          <w:color w:val="000000"/>
-        </w:rPr>
-        <w:t xml:space="preserve"> </w:t>
-      </w:r>
-      <w:proofErr w:type="spellStart"/>
-      <w:r>
-        <w:rPr>
-          <w:rFonts w:eastAsia="Times New Roman" w:cs="Times New Roman"/>
-          <w:b/>
-          <w:color w:val="000000"/>
-        </w:rPr>
-        <w:t>на</w:t>
-      </w:r>
-      <w:proofErr w:type="spellEnd"/>
-      <w:r>
-        <w:rPr>
-          <w:rFonts w:eastAsia="Times New Roman" w:cs="Times New Roman"/>
-          <w:b/>
-          <w:color w:val="000000"/>
-        </w:rPr>
-        <w:t xml:space="preserve"> </w:t>
-      </w:r>
-      <w:proofErr w:type="spellStart"/>
-      <w:r>
-        <w:rPr>
-          <w:rFonts w:eastAsia="Times New Roman" w:cs="Times New Roman"/>
-          <w:b/>
-          <w:color w:val="000000"/>
-        </w:rPr>
-        <w:t>контрольні</w:t>
-      </w:r>
-      <w:proofErr w:type="spellEnd"/>
-      <w:r>
-        <w:rPr>
-          <w:rFonts w:eastAsia="Times New Roman" w:cs="Times New Roman"/>
-          <w:b/>
-          <w:color w:val="000000"/>
-        </w:rPr>
-        <w:t xml:space="preserve"> </w:t>
-      </w:r>
-      <w:proofErr w:type="spellStart"/>
-      <w:r>
-        <w:rPr>
-          <w:rFonts w:eastAsia="Times New Roman" w:cs="Times New Roman"/>
-          <w:b/>
-          <w:color w:val="000000"/>
-        </w:rPr>
-        <w:t>запитання</w:t>
-      </w:r>
-      <w:proofErr w:type="spellEnd"/>
+        <w:t>Відповіді на контрольні запитання</w:t>
+      </w:r>
     </w:p>
     <w:p>
       <w:pPr>
@@ -8015,78 +3685,7 @@
           <w:rFonts w:eastAsia="Times New Roman" w:cs="Times New Roman"/>
           <w:color w:val="000000"/>
         </w:rPr>
-        <w:t xml:space="preserve">Authentication встановлює особу </w:t>
-      </w:r>
-      <w:r>
-        <w:rPr>
-          <w:rFonts w:eastAsia="Times New Roman" w:cs="Times New Roman"/>
-          <w:color w:val="000000"/>
-        </w:rPr>
-        <w:t xml:space="preserve">користувача, а Authorization визначає, що </w:t>
-      </w:r>
-      <w:proofErr w:type="spellStart"/>
-      <w:r>
-        <w:rPr>
-          <w:rFonts w:eastAsia="Times New Roman" w:cs="Times New Roman"/>
-          <w:color w:val="000000"/>
-        </w:rPr>
-        <w:t>саме</w:t>
-      </w:r>
-      <w:proofErr w:type="spellEnd"/>
-      <w:r>
-        <w:rPr>
-          <w:rFonts w:eastAsia="Times New Roman" w:cs="Times New Roman"/>
-          <w:color w:val="000000"/>
-        </w:rPr>
-        <w:t xml:space="preserve"> </w:t>
-      </w:r>
-      <w:proofErr w:type="spellStart"/>
-      <w:r>
-        <w:rPr>
-          <w:rFonts w:eastAsia="Times New Roman" w:cs="Times New Roman"/>
-          <w:color w:val="000000"/>
-        </w:rPr>
-        <w:t>йому</w:t>
-      </w:r>
-      <w:proofErr w:type="spellEnd"/>
-      <w:r>
-        <w:rPr>
-          <w:rFonts w:eastAsia="Times New Roman" w:cs="Times New Roman"/>
-          <w:color w:val="000000"/>
-        </w:rPr>
-        <w:t xml:space="preserve"> </w:t>
-      </w:r>
-      <w:proofErr w:type="spellStart"/>
-      <w:r>
-        <w:rPr>
-          <w:rFonts w:eastAsia="Times New Roman" w:cs="Times New Roman"/>
-          <w:color w:val="000000"/>
-        </w:rPr>
-        <w:t>дозволено</w:t>
-      </w:r>
-      <w:proofErr w:type="spellEnd"/>
-      <w:r>
-        <w:rPr>
-          <w:rFonts w:eastAsia="Times New Roman" w:cs="Times New Roman"/>
-          <w:color w:val="000000"/>
-        </w:rPr>
-        <w:t xml:space="preserve"> </w:t>
-      </w:r>
-      <w:proofErr w:type="spellStart"/>
-      <w:r>
-        <w:rPr>
-          <w:rFonts w:eastAsia="Times New Roman" w:cs="Times New Roman"/>
-          <w:color w:val="000000"/>
-        </w:rPr>
-        <w:t>робити</w:t>
-      </w:r>
-      <w:proofErr w:type="spellEnd"/>
-      <w:r>
-        <w:rPr>
-          <w:rFonts w:eastAsia="Times New Roman" w:cs="Times New Roman"/>
-          <w:color w:val="000000"/>
-        </w:rPr>
-        <w:t>.</w:t>
+        <w:t>Authentication встановлює особу користувача, а Authorization визначає, що саме йому дозволено робити.</w:t>
       </w:r>
     </w:p>
     <w:p>
@@ -8103,119 +3702,8 @@
           <w:color w:val="000000"/>
           <w:lang w:val="ru-RU"/>
         </w:rPr>
-        <w:t xml:space="preserve">2. </w:t>
-      </w:r>
-      <w:proofErr w:type="spellStart"/>
-      <w:r>
-        <w:rPr>
-          <w:rFonts w:eastAsia="Times New Roman" w:cs="Times New Roman"/>
-          <w:b/>
-          <w:color w:val="000000"/>
-          <w:lang w:val="ru-RU"/>
-        </w:rPr>
-        <w:t>Чому</w:t>
-      </w:r>
-      <w:proofErr w:type="spellEnd"/>
-      <w:r>
-        <w:rPr>
-          <w:rFonts w:eastAsia="Times New Roman" w:cs="Times New Roman"/>
-          <w:b/>
-          <w:color w:val="000000"/>
-          <w:lang w:val="ru-RU"/>
-        </w:rPr>
-        <w:t xml:space="preserve"> не </w:t>
-      </w:r>
-      <w:proofErr w:type="spellStart"/>
-      <w:r>
-        <w:rPr>
-          <w:rFonts w:eastAsia="Times New Roman" w:cs="Times New Roman"/>
-          <w:b/>
-          <w:color w:val="000000"/>
-          <w:lang w:val="ru-RU"/>
-        </w:rPr>
-        <w:t>можна</w:t>
-      </w:r>
-      <w:proofErr w:type="spellEnd"/>
-      <w:r>
-        <w:rPr>
-          <w:rFonts w:eastAsia="Times New Roman" w:cs="Times New Roman"/>
-          <w:b/>
-          <w:color w:val="000000"/>
-          <w:lang w:val="ru-RU"/>
-        </w:rPr>
-        <w:t xml:space="preserve"> </w:t>
-      </w:r>
-      <w:proofErr w:type="spellStart"/>
-      <w:r>
-        <w:rPr>
-          <w:rFonts w:eastAsia="Times New Roman" w:cs="Times New Roman"/>
-          <w:b/>
-          <w:color w:val="000000"/>
-          <w:lang w:val="ru-RU"/>
-        </w:rPr>
-        <w:t>зберігати</w:t>
-      </w:r>
-      <w:proofErr w:type="spellEnd"/>
-      <w:r>
-        <w:rPr>
-          <w:rFonts w:eastAsia="Times New Roman" w:cs="Times New Roman"/>
-          <w:b/>
-          <w:color w:val="000000"/>
-          <w:lang w:val="ru-RU"/>
-        </w:rPr>
-        <w:t xml:space="preserve"> </w:t>
-      </w:r>
-      <w:proofErr w:type="spellStart"/>
-      <w:r>
-        <w:rPr>
-          <w:rFonts w:eastAsia="Times New Roman" w:cs="Times New Roman"/>
-          <w:b/>
-          <w:color w:val="000000"/>
-          <w:lang w:val="ru-RU"/>
-        </w:rPr>
-        <w:t>паролі</w:t>
-      </w:r>
-      <w:proofErr w:type="spellEnd"/>
-      <w:r>
-        <w:rPr>
-          <w:rFonts w:eastAsia="Times New Roman" w:cs="Times New Roman"/>
-          <w:b/>
-          <w:color w:val="000000"/>
-          <w:lang w:val="ru-RU"/>
-        </w:rPr>
-        <w:t xml:space="preserve"> у </w:t>
-      </w:r>
-      <w:proofErr w:type="spellStart"/>
-      <w:r>
-        <w:rPr>
-          <w:rFonts w:eastAsia="Times New Roman" w:cs="Times New Roman"/>
-          <w:b/>
-          <w:color w:val="000000"/>
-          <w:lang w:val="ru-RU"/>
-        </w:rPr>
-        <w:t>відкритому</w:t>
-      </w:r>
-      <w:proofErr w:type="spellEnd"/>
-      <w:r>
-        <w:rPr>
-          <w:rFonts w:eastAsia="Times New Roman" w:cs="Times New Roman"/>
-          <w:b/>
-          <w:color w:val="000000"/>
-          <w:lang w:val="ru-RU"/>
-        </w:rPr>
-        <w:t xml:space="preserve"> </w:t>
-      </w:r>
-      <w:proofErr w:type="spellStart"/>
-      <w:r>
-        <w:rPr>
-          <w:rFonts w:eastAsia="Times New Roman" w:cs="Times New Roman"/>
-          <w:b/>
-          <w:color w:val="000000"/>
-          <w:lang w:val="ru-RU"/>
-        </w:rPr>
-        <w:t>вигляді</w:t>
-      </w:r>
-      <w:proofErr w:type="spellEnd"/>
+        <w:t>2. Чому не можна зберігати паролі у відкритому вигляді</w:t>
+      </w:r>
     </w:p>
     <w:p>
       <w:pPr>
@@ -8230,79 +3718,7 @@
           <w:color w:val="000000"/>
           <w:lang w:val="ru-RU"/>
         </w:rPr>
-        <w:t xml:space="preserve">Через </w:t>
-      </w:r>
-      <w:proofErr w:type="spellStart"/>
-      <w:r>
-        <w:rPr>
-          <w:rFonts w:eastAsia="Times New Roman" w:cs="Times New Roman"/>
-          <w:color w:val="000000"/>
-          <w:lang w:val="ru-RU"/>
-        </w:rPr>
-        <w:t>компрометацію</w:t>
-      </w:r>
-      <w:proofErr w:type="spellEnd"/>
-      <w:r>
-        <w:rPr>
-          <w:rFonts w:eastAsia="Times New Roman" w:cs="Times New Roman"/>
-          <w:color w:val="000000"/>
-          <w:lang w:val="ru-RU"/>
-        </w:rPr>
-        <w:t xml:space="preserve"> БД пароль </w:t>
-      </w:r>
-      <w:proofErr w:type="spellStart"/>
-      <w:r>
-        <w:rPr>
-          <w:rFonts w:eastAsia="Times New Roman" w:cs="Times New Roman"/>
-          <w:color w:val="000000"/>
-          <w:lang w:val="ru-RU"/>
-        </w:rPr>
-        <w:t>одразу</w:t>
-      </w:r>
-      <w:proofErr w:type="spellEnd"/>
-      <w:r>
-        <w:rPr>
-          <w:rFonts w:eastAsia="Times New Roman" w:cs="Times New Roman"/>
-          <w:color w:val="000000"/>
-          <w:lang w:val="ru-RU"/>
-        </w:rPr>
-        <w:t xml:space="preserve"> стане </w:t>
-      </w:r>
-      <w:proofErr w:type="spellStart"/>
-      <w:r>
-        <w:rPr>
-          <w:rFonts w:eastAsia="Times New Roman" w:cs="Times New Roman"/>
-          <w:color w:val="000000"/>
-          <w:lang w:val="ru-RU"/>
-        </w:rPr>
-        <w:t>відомим</w:t>
-      </w:r>
-      <w:proofErr w:type="spellEnd"/>
-      <w:r>
-        <w:rPr>
-          <w:rFonts w:eastAsia="Times New Roman" w:cs="Times New Roman"/>
-          <w:color w:val="000000"/>
-          <w:lang w:val="ru-RU"/>
-        </w:rPr>
-        <w:t xml:space="preserve"> </w:t>
-      </w:r>
-      <w:proofErr w:type="spellStart"/>
-      <w:r>
-        <w:rPr>
-          <w:rFonts w:eastAsia="Times New Roman" w:cs="Times New Roman"/>
-          <w:color w:val="000000"/>
-          <w:lang w:val="ru-RU"/>
-        </w:rPr>
-        <w:t>зловмиснику</w:t>
-      </w:r>
-      <w:proofErr w:type="spellEnd"/>
-      <w:r>
-        <w:rPr>
-          <w:rFonts w:eastAsia="Times New Roman" w:cs="Times New Roman"/>
-          <w:color w:val="000000"/>
-          <w:lang w:val="ru-RU"/>
-        </w:rPr>
-        <w:t xml:space="preserve">. </w:t>
+        <w:t xml:space="preserve">Через компрометацію БД пароль одразу стане відомим зловмиснику. </w:t>
       </w:r>
       <w:r>
         <w:rPr>
@@ -8317,115 +3733,7 @@
           <w:color w:val="000000"/>
           <w:lang w:val="ru-RU"/>
         </w:rPr>
-        <w:t xml:space="preserve"> </w:t>
-      </w:r>
-      <w:proofErr w:type="spellStart"/>
-      <w:r>
-        <w:rPr>
-          <w:rFonts w:eastAsia="Times New Roman" w:cs="Times New Roman"/>
-          <w:color w:val="000000"/>
-          <w:lang w:val="ru-RU"/>
-        </w:rPr>
-        <w:t>захищає</w:t>
-      </w:r>
-      <w:proofErr w:type="spellEnd"/>
-      <w:r>
-        <w:rPr>
-          <w:rFonts w:eastAsia="Times New Roman" w:cs="Times New Roman"/>
-          <w:color w:val="000000"/>
-          <w:lang w:val="ru-RU"/>
-        </w:rPr>
-        <w:t xml:space="preserve"> </w:t>
-      </w:r>
-      <w:proofErr w:type="spellStart"/>
-      <w:r>
-        <w:rPr>
-          <w:rFonts w:eastAsia="Times New Roman" w:cs="Times New Roman"/>
-          <w:color w:val="000000"/>
-          <w:lang w:val="ru-RU"/>
-        </w:rPr>
-        <w:t>від</w:t>
-      </w:r>
-      <w:proofErr w:type="spellEnd"/>
-      <w:r>
-        <w:rPr>
-          <w:rFonts w:eastAsia="Times New Roman" w:cs="Times New Roman"/>
-          <w:color w:val="000000"/>
-          <w:lang w:val="ru-RU"/>
-        </w:rPr>
-        <w:t xml:space="preserve"> </w:t>
-      </w:r>
-      <w:proofErr w:type="spellStart"/>
-      <w:r>
-        <w:rPr>
-          <w:rFonts w:eastAsia="Times New Roman" w:cs="Times New Roman"/>
-          <w:color w:val="000000"/>
-          <w:lang w:val="ru-RU"/>
-        </w:rPr>
-        <w:t>використання</w:t>
-      </w:r>
-      <w:proofErr w:type="spellEnd"/>
-      <w:r>
-        <w:rPr>
-          <w:rFonts w:eastAsia="Times New Roman" w:cs="Times New Roman"/>
-          <w:color w:val="000000"/>
-          <w:lang w:val="ru-RU"/>
-        </w:rPr>
-        <w:t xml:space="preserve"> </w:t>
-      </w:r>
-      <w:proofErr w:type="spellStart"/>
-      <w:r>
-        <w:rPr>
-          <w:rFonts w:eastAsia="Times New Roman" w:cs="Times New Roman"/>
-          <w:color w:val="000000"/>
-          <w:lang w:val="ru-RU"/>
-        </w:rPr>
-        <w:t>готових</w:t>
-      </w:r>
-      <w:proofErr w:type="spellEnd"/>
-      <w:r>
-        <w:rPr>
-          <w:rFonts w:eastAsia="Times New Roman" w:cs="Times New Roman"/>
-          <w:color w:val="000000"/>
-          <w:lang w:val="ru-RU"/>
-        </w:rPr>
-        <w:t xml:space="preserve"> </w:t>
-      </w:r>
-      <w:proofErr w:type="spellStart"/>
-      <w:r>
-        <w:rPr>
-          <w:rFonts w:eastAsia="Times New Roman" w:cs="Times New Roman"/>
-          <w:color w:val="000000"/>
-          <w:lang w:val="ru-RU"/>
-        </w:rPr>
-        <w:t>таблиць</w:t>
-      </w:r>
-      <w:proofErr w:type="spellEnd"/>
-      <w:r>
-        <w:rPr>
-          <w:rFonts w:eastAsia="Times New Roman" w:cs="Times New Roman"/>
-          <w:color w:val="000000"/>
-          <w:lang w:val="ru-RU"/>
-        </w:rPr>
-        <w:t xml:space="preserve"> </w:t>
-      </w:r>
-      <w:proofErr w:type="spellStart"/>
-      <w:r>
-        <w:rPr>
-          <w:rFonts w:eastAsia="Times New Roman" w:cs="Times New Roman"/>
-          <w:color w:val="000000"/>
-          <w:lang w:val="ru-RU"/>
-        </w:rPr>
-        <w:t>хешів</w:t>
-      </w:r>
-      <w:proofErr w:type="spellEnd"/>
-      <w:r>
-        <w:rPr>
-          <w:rFonts w:eastAsia="Times New Roman" w:cs="Times New Roman"/>
-          <w:color w:val="000000"/>
-          <w:lang w:val="ru-RU"/>
-        </w:rPr>
-        <w:t>.</w:t>
+        <w:t xml:space="preserve"> захищає від використання готових таблиць хешів.</w:t>
       </w:r>
     </w:p>
     <w:p>
@@ -8438,15 +3746,7 @@
           <w:b/>
           <w:color w:val="000000"/>
         </w:rPr>
-        <w:t>3. Структура</w:t>
-      </w:r>
-      <w:r>
-        <w:rPr>
-          <w:rFonts w:eastAsia="Times New Roman" w:cs="Times New Roman"/>
-          <w:b/>
-          <w:color w:val="000000"/>
-        </w:rPr>
-        <w:t xml:space="preserve"> JWT</w:t>
+        <w:t>3. Структура JWT</w:t>
       </w:r>
     </w:p>
     <w:p>
@@ -8469,43 +3769,7 @@
           <w:color w:val="000000"/>
           <w:lang w:val="ru-RU"/>
         </w:rPr>
-        <w:t xml:space="preserve">Роль </w:t>
-      </w:r>
-      <w:proofErr w:type="spellStart"/>
-      <w:r>
-        <w:rPr>
-          <w:rFonts w:eastAsia="Times New Roman" w:cs="Times New Roman"/>
-          <w:color w:val="000000"/>
-          <w:lang w:val="ru-RU"/>
-        </w:rPr>
-        <w:t>користувача</w:t>
-      </w:r>
-      <w:proofErr w:type="spellEnd"/>
-      <w:r>
-        <w:rPr>
-          <w:rFonts w:eastAsia="Times New Roman" w:cs="Times New Roman"/>
-          <w:color w:val="000000"/>
-          <w:lang w:val="ru-RU"/>
-        </w:rPr>
-        <w:t xml:space="preserve"> </w:t>
-      </w:r>
-      <w:proofErr w:type="spellStart"/>
-      <w:r>
-        <w:rPr>
-          <w:rFonts w:eastAsia="Times New Roman" w:cs="Times New Roman"/>
-          <w:color w:val="000000"/>
-          <w:lang w:val="ru-RU"/>
-        </w:rPr>
-        <w:t>зберігається</w:t>
-      </w:r>
-      <w:proofErr w:type="spellEnd"/>
-      <w:r>
-        <w:rPr>
-          <w:rFonts w:eastAsia="Times New Roman" w:cs="Times New Roman"/>
-          <w:color w:val="000000"/>
-          <w:lang w:val="ru-RU"/>
-        </w:rPr>
-        <w:t xml:space="preserve"> в </w:t>
+        <w:t xml:space="preserve">Роль користувача зберігається в </w:t>
       </w:r>
       <w:r>
         <w:rPr>
@@ -8520,25 +3784,7 @@
           <w:color w:val="000000"/>
           <w:lang w:val="ru-RU"/>
         </w:rPr>
-        <w:t xml:space="preserve"> у </w:t>
-      </w:r>
-      <w:proofErr w:type="spellStart"/>
-      <w:r>
-        <w:rPr>
-          <w:rFonts w:eastAsia="Times New Roman" w:cs="Times New Roman"/>
-          <w:color w:val="000000"/>
-          <w:lang w:val="ru-RU"/>
-        </w:rPr>
-        <w:t>вигляді</w:t>
-      </w:r>
-      <w:proofErr w:type="spellEnd"/>
-      <w:r>
-        <w:rPr>
-          <w:rFonts w:eastAsia="Times New Roman" w:cs="Times New Roman"/>
-          <w:color w:val="000000"/>
-          <w:lang w:val="ru-RU"/>
-        </w:rPr>
-        <w:t xml:space="preserve"> </w:t>
+        <w:t xml:space="preserve"> у вигляді </w:t>
       </w:r>
       <w:r>
         <w:rPr>
@@ -8570,59 +3816,8 @@
           <w:color w:val="000000"/>
           <w:lang w:val="ru-RU"/>
         </w:rPr>
-        <w:t xml:space="preserve">4. </w:t>
-      </w:r>
-      <w:proofErr w:type="spellStart"/>
-      <w:r>
-        <w:rPr>
-          <w:rFonts w:eastAsia="Times New Roman" w:cs="Times New Roman"/>
-          <w:b/>
-          <w:color w:val="000000"/>
-          <w:lang w:val="ru-RU"/>
-        </w:rPr>
-        <w:t>Симетричний</w:t>
-      </w:r>
-      <w:proofErr w:type="spellEnd"/>
-      <w:r>
-        <w:rPr>
-          <w:rFonts w:eastAsia="Times New Roman" w:cs="Times New Roman"/>
-          <w:b/>
-          <w:color w:val="000000"/>
-          <w:lang w:val="ru-RU"/>
-        </w:rPr>
-        <w:t xml:space="preserve"> та </w:t>
-      </w:r>
-      <w:proofErr w:type="spellStart"/>
-      <w:r>
-        <w:rPr>
-          <w:rFonts w:eastAsia="Times New Roman" w:cs="Times New Roman"/>
-          <w:b/>
-          <w:color w:val="000000"/>
-          <w:lang w:val="ru-RU"/>
-        </w:rPr>
-        <w:t>асиметричний</w:t>
-      </w:r>
-      <w:proofErr w:type="spellEnd"/>
-      <w:r>
-        <w:rPr>
-          <w:rFonts w:eastAsia="Times New Roman" w:cs="Times New Roman"/>
-          <w:b/>
-          <w:color w:val="000000"/>
-          <w:lang w:val="ru-RU"/>
-        </w:rPr>
-        <w:t xml:space="preserve"> </w:t>
-      </w:r>
-      <w:proofErr w:type="spellStart"/>
-      <w:r>
-        <w:rPr>
-          <w:rFonts w:eastAsia="Times New Roman" w:cs="Times New Roman"/>
-          <w:b/>
-          <w:color w:val="000000"/>
-          <w:lang w:val="ru-RU"/>
-        </w:rPr>
-        <w:t>підпис</w:t>
-      </w:r>
-      <w:proofErr w:type="spellEnd"/>
+        <w:t>4. Симетричний та асиметричний підпис</w:t>
+      </w:r>
     </w:p>
     <w:p>
       <w:pPr>
@@ -8631,157 +3826,13 @@
           <w:lang w:val="ru-RU"/>
         </w:rPr>
       </w:pPr>
-      <w:proofErr w:type="spellStart"/>
-      <w:r>
-        <w:rPr>
-          <w:rFonts w:eastAsia="Times New Roman" w:cs="Times New Roman"/>
-          <w:color w:val="000000"/>
-          <w:lang w:val="ru-RU"/>
-        </w:rPr>
-        <w:t>Симетричний</w:t>
-      </w:r>
-      <w:proofErr w:type="spellEnd"/>
-      <w:r>
-        <w:rPr>
-          <w:rFonts w:eastAsia="Times New Roman" w:cs="Times New Roman"/>
-          <w:color w:val="000000"/>
-          <w:lang w:val="ru-RU"/>
-        </w:rPr>
-        <w:t xml:space="preserve"> </w:t>
-      </w:r>
-      <w:proofErr w:type="spellStart"/>
-      <w:r>
-        <w:rPr>
-          <w:rFonts w:eastAsia="Times New Roman" w:cs="Times New Roman"/>
-          <w:color w:val="000000"/>
-          <w:lang w:val="ru-RU"/>
-        </w:rPr>
-        <w:t>підхід</w:t>
-      </w:r>
-      <w:proofErr w:type="spellEnd"/>
-      <w:r>
-        <w:rPr>
-          <w:rFonts w:eastAsia="Times New Roman" w:cs="Times New Roman"/>
-          <w:color w:val="000000"/>
-          <w:lang w:val="ru-RU"/>
-        </w:rPr>
-        <w:t xml:space="preserve"> </w:t>
-      </w:r>
-      <w:proofErr w:type="spellStart"/>
-      <w:r>
-        <w:rPr>
-          <w:rFonts w:eastAsia="Times New Roman" w:cs="Times New Roman"/>
-          <w:color w:val="000000"/>
-          <w:lang w:val="ru-RU"/>
-        </w:rPr>
-        <w:t>використовує</w:t>
-      </w:r>
-      <w:proofErr w:type="spellEnd"/>
-      <w:r>
-        <w:rPr>
-          <w:rFonts w:eastAsia="Times New Roman" w:cs="Times New Roman"/>
-          <w:color w:val="000000"/>
-          <w:lang w:val="ru-RU"/>
-        </w:rPr>
-        <w:t xml:space="preserve"> один секрет для </w:t>
-      </w:r>
-      <w:proofErr w:type="spellStart"/>
-      <w:r>
-        <w:rPr>
-          <w:rFonts w:eastAsia="Times New Roman" w:cs="Times New Roman"/>
-          <w:color w:val="000000"/>
-          <w:lang w:val="ru-RU"/>
-        </w:rPr>
-        <w:t>підпису</w:t>
-      </w:r>
-      <w:proofErr w:type="spellEnd"/>
-      <w:r>
-        <w:rPr>
-          <w:rFonts w:eastAsia="Times New Roman" w:cs="Times New Roman"/>
-          <w:color w:val="000000"/>
-          <w:lang w:val="ru-RU"/>
-        </w:rPr>
-        <w:t xml:space="preserve"> й </w:t>
-      </w:r>
-      <w:proofErr w:type="spellStart"/>
-      <w:r>
-        <w:rPr>
-          <w:rFonts w:eastAsia="Times New Roman" w:cs="Times New Roman"/>
-          <w:color w:val="000000"/>
-          <w:lang w:val="ru-RU"/>
-        </w:rPr>
-        <w:t>перевірки</w:t>
-      </w:r>
-      <w:proofErr w:type="spellEnd"/>
-      <w:r>
-        <w:rPr>
-          <w:rFonts w:eastAsia="Times New Roman" w:cs="Times New Roman"/>
-          <w:color w:val="000000"/>
-          <w:lang w:val="ru-RU"/>
-        </w:rPr>
-        <w:t xml:space="preserve">. </w:t>
-      </w:r>
-      <w:proofErr w:type="spellStart"/>
-      <w:r>
-        <w:rPr>
-          <w:rFonts w:eastAsia="Times New Roman" w:cs="Times New Roman"/>
-          <w:color w:val="000000"/>
-          <w:lang w:val="ru-RU"/>
-        </w:rPr>
-        <w:t>Асиметричний</w:t>
-      </w:r>
-      <w:proofErr w:type="spellEnd"/>
-      <w:r>
-        <w:rPr>
-          <w:rFonts w:eastAsia="Times New Roman" w:cs="Times New Roman"/>
-          <w:color w:val="000000"/>
-          <w:lang w:val="ru-RU"/>
-        </w:rPr>
-        <w:t xml:space="preserve"> — пару приватного та </w:t>
-      </w:r>
-      <w:proofErr w:type="spellStart"/>
-      <w:r>
-        <w:rPr>
-          <w:rFonts w:eastAsia="Times New Roman" w:cs="Times New Roman"/>
-          <w:color w:val="000000"/>
-          <w:lang w:val="ru-RU"/>
-        </w:rPr>
-        <w:t>публічного</w:t>
-      </w:r>
-      <w:proofErr w:type="spellEnd"/>
-      <w:r>
-        <w:rPr>
-          <w:rFonts w:eastAsia="Times New Roman" w:cs="Times New Roman"/>
-          <w:color w:val="000000"/>
-          <w:lang w:val="ru-RU"/>
-        </w:rPr>
-        <w:t xml:space="preserve"> </w:t>
-      </w:r>
-      <w:proofErr w:type="spellStart"/>
-      <w:r>
-        <w:rPr>
-          <w:rFonts w:eastAsia="Times New Roman" w:cs="Times New Roman"/>
-          <w:color w:val="000000"/>
-          <w:lang w:val="ru-RU"/>
-        </w:rPr>
-        <w:t>ключі</w:t>
-      </w:r>
-      <w:r>
-        <w:rPr>
-          <w:rFonts w:eastAsia="Times New Roman" w:cs="Times New Roman"/>
-          <w:color w:val="000000"/>
-          <w:lang w:val="ru-RU"/>
-        </w:rPr>
-        <w:t>в</w:t>
-      </w:r>
-      <w:proofErr w:type="spellEnd"/>
-      <w:r>
-        <w:rPr>
-          <w:rFonts w:eastAsia="Times New Roman" w:cs="Times New Roman"/>
-          <w:color w:val="000000"/>
-          <w:lang w:val="ru-RU"/>
-        </w:rPr>
-        <w:t>.</w:t>
+      <w:r>
+        <w:rPr>
+          <w:rFonts w:eastAsia="Times New Roman" w:cs="Times New Roman"/>
+          <w:color w:val="000000"/>
+          <w:lang w:val="ru-RU"/>
+        </w:rPr>
+        <w:t>Симетричний підхід використовує один секрет для підпису й перевірки. Асиметричний — пару приватного та публічного ключів.</w:t>
       </w:r>
     </w:p>
     <w:p>
@@ -8895,18 +3946,15 @@
           <w:color w:val="000000"/>
           <w:lang w:val="ru-RU"/>
         </w:rPr>
-        <w:t xml:space="preserve"> — </w:t>
-      </w:r>
-      <w:proofErr w:type="spellStart"/>
-      <w:r>
-        <w:rPr>
-          <w:rFonts w:eastAsia="Times New Roman" w:cs="Times New Roman"/>
-          <w:color w:val="000000"/>
-          <w:lang w:val="ru-RU"/>
-        </w:rPr>
-        <w:t>перебір</w:t>
-      </w:r>
-      <w:proofErr w:type="spellEnd"/>
+        <w:t xml:space="preserve"> — перебір паролів, </w:t>
+      </w:r>
+      <w:r>
+        <w:rPr>
+          <w:rFonts w:eastAsia="Times New Roman" w:cs="Times New Roman"/>
+          <w:color w:val="000000"/>
+        </w:rPr>
+        <w:t>Rainbow</w:t>
+      </w:r>
       <w:r>
         <w:rPr>
           <w:rFonts w:eastAsia="Times New Roman" w:cs="Times New Roman"/>
@@ -8915,39 +3963,6 @@
         </w:rPr>
         <w:t xml:space="preserve"> </w:t>
       </w:r>
-      <w:proofErr w:type="spellStart"/>
-      <w:r>
-        <w:rPr>
-          <w:rFonts w:eastAsia="Times New Roman" w:cs="Times New Roman"/>
-          <w:color w:val="000000"/>
-          <w:lang w:val="ru-RU"/>
-        </w:rPr>
-        <w:t>паролів</w:t>
-      </w:r>
-      <w:proofErr w:type="spellEnd"/>
-      <w:r>
-        <w:rPr>
-          <w:rFonts w:eastAsia="Times New Roman" w:cs="Times New Roman"/>
-          <w:color w:val="000000"/>
-          <w:lang w:val="ru-RU"/>
-        </w:rPr>
-        <w:t xml:space="preserve">, </w:t>
-      </w:r>
-      <w:r>
-        <w:rPr>
-          <w:rFonts w:eastAsia="Times New Roman" w:cs="Times New Roman"/>
-          <w:color w:val="000000"/>
-        </w:rPr>
-        <w:t>Rainbow</w:t>
-      </w:r>
-      <w:r>
-        <w:rPr>
-          <w:rFonts w:eastAsia="Times New Roman" w:cs="Times New Roman"/>
-          <w:color w:val="000000"/>
-          <w:lang w:val="ru-RU"/>
-        </w:rPr>
-        <w:t xml:space="preserve"> </w:t>
-      </w:r>
       <w:r>
         <w:rPr>
           <w:rFonts w:eastAsia="Times New Roman" w:cs="Times New Roman"/>
@@ -8961,151 +3976,7 @@
           <w:color w:val="000000"/>
           <w:lang w:val="ru-RU"/>
         </w:rPr>
-        <w:t xml:space="preserve"> — </w:t>
-      </w:r>
-      <w:proofErr w:type="spellStart"/>
-      <w:r>
-        <w:rPr>
-          <w:rFonts w:eastAsia="Times New Roman" w:cs="Times New Roman"/>
-          <w:color w:val="000000"/>
-          <w:lang w:val="ru-RU"/>
-        </w:rPr>
-        <w:t>використання</w:t>
-      </w:r>
-      <w:proofErr w:type="spellEnd"/>
-      <w:r>
-        <w:rPr>
-          <w:rFonts w:eastAsia="Times New Roman" w:cs="Times New Roman"/>
-          <w:color w:val="000000"/>
-          <w:lang w:val="ru-RU"/>
-        </w:rPr>
-        <w:t xml:space="preserve"> </w:t>
-      </w:r>
-      <w:proofErr w:type="spellStart"/>
-      <w:r>
-        <w:rPr>
-          <w:rFonts w:eastAsia="Times New Roman" w:cs="Times New Roman"/>
-          <w:color w:val="000000"/>
-          <w:lang w:val="ru-RU"/>
-        </w:rPr>
-        <w:t>готових</w:t>
-      </w:r>
-      <w:proofErr w:type="spellEnd"/>
-      <w:r>
-        <w:rPr>
-          <w:rFonts w:eastAsia="Times New Roman" w:cs="Times New Roman"/>
-          <w:color w:val="000000"/>
-          <w:lang w:val="ru-RU"/>
-        </w:rPr>
-        <w:t xml:space="preserve"> </w:t>
-      </w:r>
-      <w:proofErr w:type="spellStart"/>
-      <w:r>
-        <w:rPr>
-          <w:rFonts w:eastAsia="Times New Roman" w:cs="Times New Roman"/>
-          <w:color w:val="000000"/>
-          <w:lang w:val="ru-RU"/>
-        </w:rPr>
-        <w:t>таблиць</w:t>
-      </w:r>
-      <w:proofErr w:type="spellEnd"/>
-      <w:r>
-        <w:rPr>
-          <w:rFonts w:eastAsia="Times New Roman" w:cs="Times New Roman"/>
-          <w:color w:val="000000"/>
-          <w:lang w:val="ru-RU"/>
-        </w:rPr>
-        <w:t xml:space="preserve"> </w:t>
-      </w:r>
-      <w:proofErr w:type="spellStart"/>
-      <w:r>
-        <w:rPr>
-          <w:rFonts w:eastAsia="Times New Roman" w:cs="Times New Roman"/>
-          <w:color w:val="000000"/>
-          <w:lang w:val="ru-RU"/>
-        </w:rPr>
-        <w:t>хешів</w:t>
-      </w:r>
-      <w:proofErr w:type="spellEnd"/>
-      <w:r>
-        <w:rPr>
-          <w:rFonts w:eastAsia="Times New Roman" w:cs="Times New Roman"/>
-          <w:color w:val="000000"/>
-          <w:lang w:val="ru-RU"/>
-        </w:rPr>
-        <w:t xml:space="preserve">. </w:t>
-      </w:r>
-      <w:proofErr w:type="spellStart"/>
-      <w:r>
-        <w:rPr>
-          <w:rFonts w:eastAsia="Times New Roman" w:cs="Times New Roman"/>
-          <w:color w:val="000000"/>
-          <w:lang w:val="ru-RU"/>
-        </w:rPr>
-        <w:t>Захист</w:t>
-      </w:r>
-      <w:proofErr w:type="spellEnd"/>
-      <w:r>
-        <w:rPr>
-          <w:rFonts w:eastAsia="Times New Roman" w:cs="Times New Roman"/>
-          <w:color w:val="000000"/>
-          <w:lang w:val="ru-RU"/>
-        </w:rPr>
-        <w:t xml:space="preserve">: </w:t>
-      </w:r>
-      <w:proofErr w:type="spellStart"/>
-      <w:r>
-        <w:rPr>
-          <w:rFonts w:eastAsia="Times New Roman" w:cs="Times New Roman"/>
-          <w:color w:val="000000"/>
-          <w:lang w:val="ru-RU"/>
-        </w:rPr>
-        <w:t>повільні</w:t>
-      </w:r>
-      <w:proofErr w:type="spellEnd"/>
-      <w:r>
-        <w:rPr>
-          <w:rFonts w:eastAsia="Times New Roman" w:cs="Times New Roman"/>
-          <w:color w:val="000000"/>
-          <w:lang w:val="ru-RU"/>
-        </w:rPr>
-        <w:t xml:space="preserve"> </w:t>
-      </w:r>
-      <w:proofErr w:type="spellStart"/>
-      <w:r>
-        <w:rPr>
-          <w:rFonts w:eastAsia="Times New Roman" w:cs="Times New Roman"/>
-          <w:color w:val="000000"/>
-          <w:lang w:val="ru-RU"/>
-        </w:rPr>
-        <w:t>хеш-функції</w:t>
-      </w:r>
-      <w:proofErr w:type="spellEnd"/>
-      <w:r>
-        <w:rPr>
-          <w:rFonts w:eastAsia="Times New Roman" w:cs="Times New Roman"/>
-          <w:color w:val="000000"/>
-          <w:lang w:val="ru-RU"/>
-        </w:rPr>
-        <w:t xml:space="preserve">, </w:t>
-      </w:r>
-      <w:proofErr w:type="spellStart"/>
-      <w:r>
-        <w:rPr>
-          <w:rFonts w:eastAsia="Times New Roman" w:cs="Times New Roman"/>
-          <w:color w:val="000000"/>
-          <w:lang w:val="ru-RU"/>
-        </w:rPr>
-        <w:t>сіль</w:t>
-      </w:r>
-      <w:proofErr w:type="spellEnd"/>
-      <w:r>
-        <w:rPr>
-          <w:rFonts w:eastAsia="Times New Roman" w:cs="Times New Roman"/>
-          <w:color w:val="000000"/>
-          <w:lang w:val="ru-RU"/>
-        </w:rPr>
-        <w:t xml:space="preserve">, </w:t>
+        <w:t xml:space="preserve"> — використання готових таблиць хешів. Захист: повільні хеш-функції, сіль, </w:t>
       </w:r>
       <w:r>
         <w:rPr>
@@ -9191,159 +4062,7 @@
           <w:color w:val="000000"/>
           <w:lang w:val="ru-RU"/>
         </w:rPr>
-        <w:t xml:space="preserve"> доступ </w:t>
-      </w:r>
-      <w:proofErr w:type="spellStart"/>
-      <w:r>
-        <w:rPr>
-          <w:rFonts w:eastAsia="Times New Roman" w:cs="Times New Roman"/>
-          <w:color w:val="000000"/>
-          <w:lang w:val="ru-RU"/>
-        </w:rPr>
-        <w:t>визначається</w:t>
-      </w:r>
-      <w:proofErr w:type="spellEnd"/>
-      <w:r>
-        <w:rPr>
-          <w:rFonts w:eastAsia="Times New Roman" w:cs="Times New Roman"/>
-          <w:color w:val="000000"/>
-          <w:lang w:val="ru-RU"/>
-        </w:rPr>
-        <w:t xml:space="preserve"> </w:t>
-      </w:r>
-      <w:proofErr w:type="spellStart"/>
-      <w:r>
-        <w:rPr>
-          <w:rFonts w:eastAsia="Times New Roman" w:cs="Times New Roman"/>
-          <w:color w:val="000000"/>
-          <w:lang w:val="ru-RU"/>
-        </w:rPr>
-        <w:t>роллю</w:t>
-      </w:r>
-      <w:proofErr w:type="spellEnd"/>
-      <w:r>
-        <w:rPr>
-          <w:rFonts w:eastAsia="Times New Roman" w:cs="Times New Roman"/>
-          <w:color w:val="000000"/>
-          <w:lang w:val="ru-RU"/>
-        </w:rPr>
-        <w:t xml:space="preserve">, а не </w:t>
-      </w:r>
-      <w:proofErr w:type="spellStart"/>
-      <w:r>
-        <w:rPr>
-          <w:rFonts w:eastAsia="Times New Roman" w:cs="Times New Roman"/>
-          <w:color w:val="000000"/>
-          <w:lang w:val="ru-RU"/>
-        </w:rPr>
-        <w:t>окремими</w:t>
-      </w:r>
-      <w:proofErr w:type="spellEnd"/>
-      <w:r>
-        <w:rPr>
-          <w:rFonts w:eastAsia="Times New Roman" w:cs="Times New Roman"/>
-          <w:color w:val="000000"/>
-          <w:lang w:val="ru-RU"/>
-        </w:rPr>
-        <w:t xml:space="preserve"> правами для кожного </w:t>
-      </w:r>
-      <w:proofErr w:type="spellStart"/>
-      <w:r>
-        <w:rPr>
-          <w:rFonts w:eastAsia="Times New Roman" w:cs="Times New Roman"/>
-          <w:color w:val="000000"/>
-          <w:lang w:val="ru-RU"/>
-        </w:rPr>
-        <w:t>ко</w:t>
-      </w:r>
-      <w:r>
-        <w:rPr>
-          <w:rFonts w:eastAsia="Times New Roman" w:cs="Times New Roman"/>
-          <w:color w:val="000000"/>
-          <w:lang w:val="ru-RU"/>
-        </w:rPr>
-        <w:t>ристувача</w:t>
-      </w:r>
-      <w:proofErr w:type="spellEnd"/>
-      <w:r>
-        <w:rPr>
-          <w:rFonts w:eastAsia="Times New Roman" w:cs="Times New Roman"/>
-          <w:color w:val="000000"/>
-          <w:lang w:val="ru-RU"/>
-        </w:rPr>
-        <w:t xml:space="preserve">. </w:t>
-      </w:r>
-      <w:proofErr w:type="spellStart"/>
-      <w:r>
-        <w:rPr>
-          <w:rFonts w:eastAsia="Times New Roman" w:cs="Times New Roman"/>
-          <w:color w:val="000000"/>
-          <w:lang w:val="ru-RU"/>
-        </w:rPr>
-        <w:t>Це</w:t>
-      </w:r>
-      <w:proofErr w:type="spellEnd"/>
-      <w:r>
-        <w:rPr>
-          <w:rFonts w:eastAsia="Times New Roman" w:cs="Times New Roman"/>
-          <w:color w:val="000000"/>
-          <w:lang w:val="ru-RU"/>
-        </w:rPr>
-        <w:t xml:space="preserve"> </w:t>
-      </w:r>
-      <w:proofErr w:type="spellStart"/>
-      <w:r>
-        <w:rPr>
-          <w:rFonts w:eastAsia="Times New Roman" w:cs="Times New Roman"/>
-          <w:color w:val="000000"/>
-          <w:lang w:val="ru-RU"/>
-        </w:rPr>
-        <w:t>спрощує</w:t>
-      </w:r>
-      <w:proofErr w:type="spellEnd"/>
-      <w:r>
-        <w:rPr>
-          <w:rFonts w:eastAsia="Times New Roman" w:cs="Times New Roman"/>
-          <w:color w:val="000000"/>
-          <w:lang w:val="ru-RU"/>
-        </w:rPr>
-        <w:t xml:space="preserve"> </w:t>
-      </w:r>
-      <w:proofErr w:type="spellStart"/>
-      <w:r>
-        <w:rPr>
-          <w:rFonts w:eastAsia="Times New Roman" w:cs="Times New Roman"/>
-          <w:color w:val="000000"/>
-          <w:lang w:val="ru-RU"/>
-        </w:rPr>
-        <w:t>керування</w:t>
-      </w:r>
-      <w:proofErr w:type="spellEnd"/>
-      <w:r>
-        <w:rPr>
-          <w:rFonts w:eastAsia="Times New Roman" w:cs="Times New Roman"/>
-          <w:color w:val="000000"/>
-          <w:lang w:val="ru-RU"/>
-        </w:rPr>
-        <w:t xml:space="preserve"> доступом у </w:t>
-      </w:r>
-      <w:proofErr w:type="spellStart"/>
-      <w:r>
-        <w:rPr>
-          <w:rFonts w:eastAsia="Times New Roman" w:cs="Times New Roman"/>
-          <w:color w:val="000000"/>
-          <w:lang w:val="ru-RU"/>
-        </w:rPr>
-        <w:t>корпоративних</w:t>
-      </w:r>
-      <w:proofErr w:type="spellEnd"/>
-      <w:r>
-        <w:rPr>
-          <w:rFonts w:eastAsia="Times New Roman" w:cs="Times New Roman"/>
-          <w:color w:val="000000"/>
-          <w:lang w:val="ru-RU"/>
-        </w:rPr>
-        <w:t xml:space="preserve"> системах.</w:t>
+        <w:t xml:space="preserve"> доступ визначається роллю, а не окремими правами для кожного користувача. Це спрощує керування доступом у корпоративних системах.</w:t>
       </w:r>
     </w:p>
     <w:p>
@@ -9390,7 +4109,6 @@
           <w:lang w:val="ru-RU"/>
         </w:rPr>
       </w:pPr>
-      <w:proofErr w:type="spellStart"/>
       <w:r>
         <w:rPr>
           <w:rFonts w:eastAsia="Times New Roman" w:cs="Times New Roman"/>
@@ -9401,7 +4119,6 @@
         <w:lastRenderedPageBreak/>
         <w:t>Висновок</w:t>
       </w:r>
-      <w:proofErr w:type="spellEnd"/>
     </w:p>
     <w:p>
       <w:pPr>
@@ -9428,18 +4145,90 @@
           <w:color w:val="000000"/>
           <w:lang w:val="ru-RU"/>
         </w:rPr>
+        <w:t xml:space="preserve"> лабораторної роботи №4 реалізовано підсистему безпеки для </w:t>
+      </w:r>
+      <w:r>
+        <w:rPr>
+          <w:rFonts w:eastAsia="Times New Roman" w:cs="Times New Roman"/>
+          <w:color w:val="000000"/>
+        </w:rPr>
+        <w:t>e</w:t>
+      </w:r>
+      <w:r>
+        <w:rPr>
+          <w:rFonts w:eastAsia="Times New Roman" w:cs="Times New Roman"/>
+          <w:color w:val="000000"/>
+          <w:lang w:val="ru-RU"/>
+        </w:rPr>
+        <w:t>-</w:t>
+      </w:r>
+      <w:r>
+        <w:rPr>
+          <w:rFonts w:eastAsia="Times New Roman" w:cs="Times New Roman"/>
+          <w:color w:val="000000"/>
+        </w:rPr>
+        <w:t>Dormitory</w:t>
+      </w:r>
+      <w:r>
+        <w:rPr>
+          <w:rFonts w:eastAsia="Times New Roman" w:cs="Times New Roman"/>
+          <w:color w:val="000000"/>
+          <w:lang w:val="ru-RU"/>
+        </w:rPr>
         <w:t xml:space="preserve"> </w:t>
       </w:r>
-      <w:proofErr w:type="spellStart"/>
-      <w:r>
-        <w:rPr>
-          <w:rFonts w:eastAsia="Times New Roman" w:cs="Times New Roman"/>
-          <w:color w:val="000000"/>
-          <w:lang w:val="ru-RU"/>
-        </w:rPr>
-        <w:t>лабораторної</w:t>
-      </w:r>
-      <w:proofErr w:type="spellEnd"/>
+      <w:r>
+        <w:rPr>
+          <w:rFonts w:eastAsia="Times New Roman" w:cs="Times New Roman"/>
+          <w:color w:val="000000"/>
+        </w:rPr>
+        <w:t>System</w:t>
+      </w:r>
+      <w:r>
+        <w:rPr>
+          <w:rFonts w:eastAsia="Times New Roman" w:cs="Times New Roman"/>
+          <w:color w:val="000000"/>
+          <w:lang w:val="ru-RU"/>
+        </w:rPr>
+        <w:t xml:space="preserve">, яка включає захищене зберігання паролів, </w:t>
+      </w:r>
+      <w:r>
+        <w:rPr>
+          <w:rFonts w:eastAsia="Times New Roman" w:cs="Times New Roman"/>
+          <w:color w:val="000000"/>
+        </w:rPr>
+        <w:t>JWT</w:t>
+      </w:r>
+      <w:r>
+        <w:rPr>
+          <w:rFonts w:eastAsia="Times New Roman" w:cs="Times New Roman"/>
+          <w:color w:val="000000"/>
+          <w:lang w:val="ru-RU"/>
+        </w:rPr>
+        <w:t xml:space="preserve">-аутентифікацію, </w:t>
+      </w:r>
+      <w:r>
+        <w:rPr>
+          <w:rFonts w:eastAsia="Times New Roman" w:cs="Times New Roman"/>
+          <w:color w:val="000000"/>
+        </w:rPr>
+        <w:t>cookie</w:t>
+      </w:r>
+      <w:r>
+        <w:rPr>
+          <w:rFonts w:eastAsia="Times New Roman" w:cs="Times New Roman"/>
+          <w:color w:val="000000"/>
+          <w:lang w:val="ru-RU"/>
+        </w:rPr>
+        <w:t>-</w:t>
+      </w:r>
+      <w:r>
+        <w:rPr>
+          <w:rFonts w:eastAsia="Times New Roman" w:cs="Times New Roman"/>
+          <w:color w:val="000000"/>
+        </w:rPr>
+        <w:t>based</w:t>
+      </w:r>
       <w:r>
         <w:rPr>
           <w:rFonts w:eastAsia="Times New Roman" w:cs="Times New Roman"/>
@@ -9448,187 +4237,13 @@
         </w:rPr>
         <w:t xml:space="preserve"> </w:t>
       </w:r>
-      <w:proofErr w:type="spellStart"/>
-      <w:r>
-        <w:rPr>
-          <w:rFonts w:eastAsia="Times New Roman" w:cs="Times New Roman"/>
-          <w:color w:val="000000"/>
-          <w:lang w:val="ru-RU"/>
-        </w:rPr>
-        <w:t>роботи</w:t>
-      </w:r>
-      <w:proofErr w:type="spellEnd"/>
-      <w:r>
-        <w:rPr>
-          <w:rFonts w:eastAsia="Times New Roman" w:cs="Times New Roman"/>
-          <w:color w:val="000000"/>
-          <w:lang w:val="ru-RU"/>
-        </w:rPr>
-        <w:t xml:space="preserve"> №4 </w:t>
-      </w:r>
-      <w:proofErr w:type="spellStart"/>
-      <w:r>
-        <w:rPr>
-          <w:rFonts w:eastAsia="Times New Roman" w:cs="Times New Roman"/>
-          <w:color w:val="000000"/>
-          <w:lang w:val="ru-RU"/>
-        </w:rPr>
-        <w:t>реалізовано</w:t>
-      </w:r>
-      <w:proofErr w:type="spellEnd"/>
-      <w:r>
-        <w:rPr>
-          <w:rFonts w:eastAsia="Times New Roman" w:cs="Times New Roman"/>
-          <w:color w:val="000000"/>
-          <w:lang w:val="ru-RU"/>
-        </w:rPr>
-        <w:t xml:space="preserve"> </w:t>
-      </w:r>
-      <w:proofErr w:type="spellStart"/>
-      <w:r>
-        <w:rPr>
-          <w:rFonts w:eastAsia="Times New Roman" w:cs="Times New Roman"/>
-          <w:color w:val="000000"/>
-          <w:lang w:val="ru-RU"/>
-        </w:rPr>
-        <w:t>підсистему</w:t>
-      </w:r>
-      <w:proofErr w:type="spellEnd"/>
-      <w:r>
-        <w:rPr>
-          <w:rFonts w:eastAsia="Times New Roman" w:cs="Times New Roman"/>
-          <w:color w:val="000000"/>
-          <w:lang w:val="ru-RU"/>
-        </w:rPr>
-        <w:t xml:space="preserve"> </w:t>
-      </w:r>
-      <w:proofErr w:type="spellStart"/>
-      <w:r>
-        <w:rPr>
-          <w:rFonts w:eastAsia="Times New Roman" w:cs="Times New Roman"/>
-          <w:color w:val="000000"/>
-          <w:lang w:val="ru-RU"/>
-        </w:rPr>
-        <w:t>безпеки</w:t>
-      </w:r>
-      <w:proofErr w:type="spellEnd"/>
-      <w:r>
-        <w:rPr>
-          <w:rFonts w:eastAsia="Times New Roman" w:cs="Times New Roman"/>
-          <w:color w:val="000000"/>
-          <w:lang w:val="ru-RU"/>
-        </w:rPr>
-        <w:t xml:space="preserve"> для </w:t>
-      </w:r>
-      <w:r>
-        <w:rPr>
-          <w:rFonts w:eastAsia="Times New Roman" w:cs="Times New Roman"/>
-          <w:color w:val="000000"/>
-        </w:rPr>
-        <w:t>e</w:t>
-      </w:r>
-      <w:r>
-        <w:rPr>
-          <w:rFonts w:eastAsia="Times New Roman" w:cs="Times New Roman"/>
-          <w:color w:val="000000"/>
-          <w:lang w:val="ru-RU"/>
-        </w:rPr>
-        <w:t>-</w:t>
-      </w:r>
-      <w:r>
-        <w:rPr>
-          <w:rFonts w:eastAsia="Times New Roman" w:cs="Times New Roman"/>
-          <w:color w:val="000000"/>
-        </w:rPr>
-        <w:t>Dormitory</w:t>
-      </w:r>
-      <w:r>
-        <w:rPr>
-          <w:rFonts w:eastAsia="Times New Roman" w:cs="Times New Roman"/>
-          <w:color w:val="000000"/>
-          <w:lang w:val="ru-RU"/>
-        </w:rPr>
-        <w:t xml:space="preserve"> </w:t>
-      </w:r>
-      <w:r>
-        <w:rPr>
-          <w:rFonts w:eastAsia="Times New Roman" w:cs="Times New Roman"/>
-          <w:color w:val="000000"/>
-        </w:rPr>
-        <w:t>System</w:t>
-      </w:r>
-      <w:r>
-        <w:rPr>
-          <w:rFonts w:eastAsia="Times New Roman" w:cs="Times New Roman"/>
-          <w:color w:val="000000"/>
-          <w:lang w:val="ru-RU"/>
-        </w:rPr>
-        <w:t xml:space="preserve">, яка </w:t>
-      </w:r>
-      <w:proofErr w:type="spellStart"/>
-      <w:r>
-        <w:rPr>
-          <w:rFonts w:eastAsia="Times New Roman" w:cs="Times New Roman"/>
-          <w:color w:val="000000"/>
-          <w:lang w:val="ru-RU"/>
-        </w:rPr>
-        <w:t>включає</w:t>
-      </w:r>
-      <w:proofErr w:type="spellEnd"/>
-      <w:r>
-        <w:rPr>
-          <w:rFonts w:eastAsia="Times New Roman" w:cs="Times New Roman"/>
-          <w:color w:val="000000"/>
-          <w:lang w:val="ru-RU"/>
-        </w:rPr>
-        <w:t xml:space="preserve"> </w:t>
-      </w:r>
-      <w:proofErr w:type="spellStart"/>
-      <w:r>
-        <w:rPr>
-          <w:rFonts w:eastAsia="Times New Roman" w:cs="Times New Roman"/>
-          <w:color w:val="000000"/>
-          <w:lang w:val="ru-RU"/>
-        </w:rPr>
-        <w:t>захищене</w:t>
-      </w:r>
-      <w:proofErr w:type="spellEnd"/>
-      <w:r>
-        <w:rPr>
-          <w:rFonts w:eastAsia="Times New Roman" w:cs="Times New Roman"/>
-          <w:color w:val="000000"/>
-          <w:lang w:val="ru-RU"/>
-        </w:rPr>
-        <w:t xml:space="preserve"> </w:t>
-      </w:r>
-      <w:proofErr w:type="spellStart"/>
-      <w:r>
-        <w:rPr>
-          <w:rFonts w:eastAsia="Times New Roman" w:cs="Times New Roman"/>
-          <w:color w:val="000000"/>
-          <w:lang w:val="ru-RU"/>
-        </w:rPr>
-        <w:t>зберігання</w:t>
-      </w:r>
-      <w:proofErr w:type="spellEnd"/>
-      <w:r>
-        <w:rPr>
-          <w:rFonts w:eastAsia="Times New Roman" w:cs="Times New Roman"/>
-          <w:color w:val="000000"/>
-          <w:lang w:val="ru-RU"/>
-        </w:rPr>
-        <w:t xml:space="preserve"> </w:t>
-      </w:r>
-      <w:proofErr w:type="spellStart"/>
-      <w:r>
-        <w:rPr>
-          <w:rFonts w:eastAsia="Times New Roman" w:cs="Times New Roman"/>
-          <w:color w:val="000000"/>
-          <w:lang w:val="ru-RU"/>
-        </w:rPr>
-        <w:t>паролів</w:t>
-      </w:r>
-      <w:proofErr w:type="spellEnd"/>
+      <w:r>
+        <w:rPr>
+          <w:rFonts w:eastAsia="Times New Roman" w:cs="Times New Roman"/>
+          <w:color w:val="000000"/>
+        </w:rPr>
+        <w:t>transport</w:t>
+      </w:r>
       <w:r>
         <w:rPr>
           <w:rFonts w:eastAsia="Times New Roman" w:cs="Times New Roman"/>
@@ -9642,84 +4257,6 @@
           <w:rFonts w:eastAsia="Times New Roman" w:cs="Times New Roman"/>
           <w:color w:val="000000"/>
         </w:rPr>
-        <w:t>JWT</w:t>
-      </w:r>
-      <w:r>
-        <w:rPr>
-          <w:rFonts w:eastAsia="Times New Roman" w:cs="Times New Roman"/>
-          <w:color w:val="000000"/>
-          <w:lang w:val="ru-RU"/>
-        </w:rPr>
-        <w:t>-</w:t>
-      </w:r>
-      <w:proofErr w:type="spellStart"/>
-      <w:r>
-        <w:rPr>
-          <w:rFonts w:eastAsia="Times New Roman" w:cs="Times New Roman"/>
-          <w:color w:val="000000"/>
-          <w:lang w:val="ru-RU"/>
-        </w:rPr>
-        <w:t>аутентифікацію</w:t>
-      </w:r>
-      <w:proofErr w:type="spellEnd"/>
-      <w:r>
-        <w:rPr>
-          <w:rFonts w:eastAsia="Times New Roman" w:cs="Times New Roman"/>
-          <w:color w:val="000000"/>
-          <w:lang w:val="ru-RU"/>
-        </w:rPr>
-        <w:t xml:space="preserve">, </w:t>
-      </w:r>
-      <w:r>
-        <w:rPr>
-          <w:rFonts w:eastAsia="Times New Roman" w:cs="Times New Roman"/>
-          <w:color w:val="000000"/>
-        </w:rPr>
-        <w:t>cookie</w:t>
-      </w:r>
-      <w:r>
-        <w:rPr>
-          <w:rFonts w:eastAsia="Times New Roman" w:cs="Times New Roman"/>
-          <w:color w:val="000000"/>
-          <w:lang w:val="ru-RU"/>
-        </w:rPr>
-        <w:t>-</w:t>
-      </w:r>
-      <w:r>
-        <w:rPr>
-          <w:rFonts w:eastAsia="Times New Roman" w:cs="Times New Roman"/>
-          <w:color w:val="000000"/>
-        </w:rPr>
-        <w:t>based</w:t>
-      </w:r>
-      <w:r>
-        <w:rPr>
-          <w:rFonts w:eastAsia="Times New Roman" w:cs="Times New Roman"/>
-          <w:color w:val="000000"/>
-          <w:lang w:val="ru-RU"/>
-        </w:rPr>
-        <w:t xml:space="preserve"> </w:t>
-      </w:r>
-      <w:r>
-        <w:rPr>
-          <w:rFonts w:eastAsia="Times New Roman" w:cs="Times New Roman"/>
-          <w:color w:val="000000"/>
-        </w:rPr>
-        <w:t>transport</w:t>
-      </w:r>
-      <w:r>
-        <w:rPr>
-          <w:rFonts w:eastAsia="Times New Roman" w:cs="Times New Roman"/>
-          <w:color w:val="000000"/>
-          <w:lang w:val="ru-RU"/>
-        </w:rPr>
-        <w:t xml:space="preserve">, </w:t>
-      </w:r>
-      <w:r>
-        <w:rPr>
-          <w:rFonts w:eastAsia="Times New Roman" w:cs="Times New Roman"/>
-          <w:color w:val="000000"/>
-        </w:rPr>
         <w:t>refresh</w:t>
       </w:r>
       <w:r>
@@ -9728,25 +4265,7 @@
           <w:color w:val="000000"/>
           <w:lang w:val="ru-RU"/>
         </w:rPr>
-        <w:t>-</w:t>
-      </w:r>
-      <w:proofErr w:type="spellStart"/>
-      <w:r>
-        <w:rPr>
-          <w:rFonts w:eastAsia="Times New Roman" w:cs="Times New Roman"/>
-          <w:color w:val="000000"/>
-          <w:lang w:val="ru-RU"/>
-        </w:rPr>
-        <w:t>токени</w:t>
-      </w:r>
-      <w:proofErr w:type="spellEnd"/>
-      <w:r>
-        <w:rPr>
-          <w:rFonts w:eastAsia="Times New Roman" w:cs="Times New Roman"/>
-          <w:color w:val="000000"/>
-          <w:lang w:val="ru-RU"/>
-        </w:rPr>
-        <w:t xml:space="preserve">, </w:t>
+        <w:t xml:space="preserve">-токени, </w:t>
       </w:r>
       <w:r>
         <w:rPr>
@@ -9761,25 +4280,7 @@
           <w:color w:val="000000"/>
           <w:lang w:val="ru-RU"/>
         </w:rPr>
-        <w:t>-</w:t>
-      </w:r>
-      <w:proofErr w:type="spellStart"/>
-      <w:r>
-        <w:rPr>
-          <w:rFonts w:eastAsia="Times New Roman" w:cs="Times New Roman"/>
-          <w:color w:val="000000"/>
-          <w:lang w:val="ru-RU"/>
-        </w:rPr>
-        <w:t>перевірку</w:t>
-      </w:r>
-      <w:proofErr w:type="spellEnd"/>
-      <w:r>
-        <w:rPr>
-          <w:rFonts w:eastAsia="Times New Roman" w:cs="Times New Roman"/>
-          <w:color w:val="000000"/>
-          <w:lang w:val="ru-RU"/>
-        </w:rPr>
-        <w:t xml:space="preserve"> та </w:t>
+        <w:t xml:space="preserve">-перевірку та </w:t>
       </w:r>
       <w:r>
         <w:rPr>
@@ -9794,208 +4295,8 @@
           <w:color w:val="000000"/>
           <w:lang w:val="ru-RU"/>
         </w:rPr>
-        <w:t>-</w:t>
-      </w:r>
-      <w:proofErr w:type="spellStart"/>
-      <w:r>
-        <w:rPr>
-          <w:rFonts w:eastAsia="Times New Roman" w:cs="Times New Roman"/>
-          <w:color w:val="000000"/>
-          <w:lang w:val="ru-RU"/>
-        </w:rPr>
-        <w:t>авторизацію</w:t>
-      </w:r>
-      <w:proofErr w:type="spellEnd"/>
-      <w:r>
-        <w:rPr>
-          <w:rFonts w:eastAsia="Times New Roman" w:cs="Times New Roman"/>
-          <w:color w:val="000000"/>
-          <w:lang w:val="ru-RU"/>
-        </w:rPr>
-        <w:t xml:space="preserve">. </w:t>
-      </w:r>
-      <w:proofErr w:type="spellStart"/>
-      <w:r>
-        <w:rPr>
-          <w:rFonts w:eastAsia="Times New Roman" w:cs="Times New Roman"/>
-          <w:color w:val="000000"/>
-          <w:lang w:val="ru-RU"/>
-        </w:rPr>
-        <w:t>Реалізація</w:t>
-      </w:r>
-      <w:proofErr w:type="spellEnd"/>
-      <w:r>
-        <w:rPr>
-          <w:rFonts w:eastAsia="Times New Roman" w:cs="Times New Roman"/>
-          <w:color w:val="000000"/>
-          <w:lang w:val="ru-RU"/>
-        </w:rPr>
-        <w:t xml:space="preserve"> </w:t>
-      </w:r>
-      <w:proofErr w:type="spellStart"/>
-      <w:r>
-        <w:rPr>
-          <w:rFonts w:eastAsia="Times New Roman" w:cs="Times New Roman"/>
-          <w:color w:val="000000"/>
-          <w:lang w:val="ru-RU"/>
-        </w:rPr>
-        <w:t>перевищує</w:t>
-      </w:r>
-      <w:proofErr w:type="spellEnd"/>
-      <w:r>
-        <w:rPr>
-          <w:rFonts w:eastAsia="Times New Roman" w:cs="Times New Roman"/>
-          <w:color w:val="000000"/>
-          <w:lang w:val="ru-RU"/>
-        </w:rPr>
-        <w:t xml:space="preserve"> </w:t>
-      </w:r>
-      <w:proofErr w:type="spellStart"/>
-      <w:r>
-        <w:rPr>
-          <w:rFonts w:eastAsia="Times New Roman" w:cs="Times New Roman"/>
-          <w:color w:val="000000"/>
-          <w:lang w:val="ru-RU"/>
-        </w:rPr>
-        <w:t>базовий</w:t>
-      </w:r>
-      <w:proofErr w:type="spellEnd"/>
-      <w:r>
-        <w:rPr>
-          <w:rFonts w:eastAsia="Times New Roman" w:cs="Times New Roman"/>
-          <w:color w:val="000000"/>
-          <w:lang w:val="ru-RU"/>
-        </w:rPr>
-        <w:t xml:space="preserve"> </w:t>
-      </w:r>
-      <w:proofErr w:type="spellStart"/>
-      <w:r>
-        <w:rPr>
-          <w:rFonts w:eastAsia="Times New Roman" w:cs="Times New Roman"/>
-          <w:color w:val="000000"/>
-          <w:lang w:val="ru-RU"/>
-        </w:rPr>
-        <w:t>рівень</w:t>
-      </w:r>
-      <w:proofErr w:type="spellEnd"/>
-      <w:r>
-        <w:rPr>
-          <w:rFonts w:eastAsia="Times New Roman" w:cs="Times New Roman"/>
-          <w:color w:val="000000"/>
-          <w:lang w:val="ru-RU"/>
-        </w:rPr>
-        <w:t xml:space="preserve"> </w:t>
-      </w:r>
-      <w:proofErr w:type="spellStart"/>
-      <w:r>
-        <w:rPr>
-          <w:rFonts w:eastAsia="Times New Roman" w:cs="Times New Roman"/>
-          <w:color w:val="000000"/>
-          <w:lang w:val="ru-RU"/>
-        </w:rPr>
-        <w:t>лабораторної</w:t>
-      </w:r>
-      <w:proofErr w:type="spellEnd"/>
-      <w:r>
-        <w:rPr>
-          <w:rFonts w:eastAsia="Times New Roman" w:cs="Times New Roman"/>
-          <w:color w:val="000000"/>
-          <w:lang w:val="ru-RU"/>
-        </w:rPr>
-        <w:t xml:space="preserve"> за </w:t>
-      </w:r>
-      <w:proofErr w:type="spellStart"/>
-      <w:r>
-        <w:rPr>
-          <w:rFonts w:eastAsia="Times New Roman" w:cs="Times New Roman"/>
-          <w:color w:val="000000"/>
-          <w:lang w:val="ru-RU"/>
-        </w:rPr>
-        <w:t>рахунок</w:t>
-      </w:r>
-      <w:proofErr w:type="spellEnd"/>
-      <w:r>
-        <w:rPr>
-          <w:rFonts w:eastAsia="Times New Roman" w:cs="Times New Roman"/>
-          <w:color w:val="000000"/>
-          <w:lang w:val="ru-RU"/>
-        </w:rPr>
-        <w:t xml:space="preserve"> </w:t>
-      </w:r>
-      <w:proofErr w:type="spellStart"/>
-      <w:r>
-        <w:rPr>
-          <w:rFonts w:eastAsia="Times New Roman" w:cs="Times New Roman"/>
-          <w:color w:val="000000"/>
-          <w:lang w:val="ru-RU"/>
-        </w:rPr>
-        <w:t>додаткових</w:t>
-      </w:r>
-      <w:proofErr w:type="spellEnd"/>
-      <w:r>
-        <w:rPr>
-          <w:rFonts w:eastAsia="Times New Roman" w:cs="Times New Roman"/>
-          <w:color w:val="000000"/>
-          <w:lang w:val="ru-RU"/>
-        </w:rPr>
-        <w:t xml:space="preserve"> </w:t>
-      </w:r>
-      <w:proofErr w:type="spellStart"/>
-      <w:r>
-        <w:rPr>
-          <w:rFonts w:eastAsia="Times New Roman" w:cs="Times New Roman"/>
-          <w:color w:val="000000"/>
-          <w:lang w:val="ru-RU"/>
-        </w:rPr>
-        <w:t>механізмів</w:t>
-      </w:r>
-      <w:proofErr w:type="spellEnd"/>
-      <w:r>
-        <w:rPr>
-          <w:rFonts w:eastAsia="Times New Roman" w:cs="Times New Roman"/>
-          <w:color w:val="000000"/>
-          <w:lang w:val="ru-RU"/>
-        </w:rPr>
-        <w:t xml:space="preserve"> </w:t>
-      </w:r>
-      <w:proofErr w:type="spellStart"/>
-      <w:r>
-        <w:rPr>
-          <w:rFonts w:eastAsia="Times New Roman" w:cs="Times New Roman"/>
-          <w:color w:val="000000"/>
-          <w:lang w:val="ru-RU"/>
-        </w:rPr>
-        <w:t>сесійної</w:t>
-      </w:r>
-      <w:proofErr w:type="spellEnd"/>
-      <w:r>
-        <w:rPr>
-          <w:rFonts w:eastAsia="Times New Roman" w:cs="Times New Roman"/>
-          <w:color w:val="000000"/>
-          <w:lang w:val="ru-RU"/>
-        </w:rPr>
-        <w:t xml:space="preserve"> </w:t>
-      </w:r>
-      <w:proofErr w:type="spellStart"/>
-      <w:r>
-        <w:rPr>
-          <w:rFonts w:eastAsia="Times New Roman" w:cs="Times New Roman"/>
-          <w:color w:val="000000"/>
-          <w:lang w:val="ru-RU"/>
-        </w:rPr>
-        <w:t>безпеки</w:t>
-      </w:r>
-      <w:proofErr w:type="spellEnd"/>
-      <w:r>
-        <w:rPr>
-          <w:rFonts w:eastAsia="Times New Roman" w:cs="Times New Roman"/>
-          <w:color w:val="000000"/>
-          <w:lang w:val="ru-RU"/>
-        </w:rPr>
-        <w:t>.</w:t>
-      </w:r>
-      <w:bookmarkStart w:id="0" w:name="_GoBack"/>
-      <w:bookmarkEnd w:id="0"/>
+        <w:t>-авторизацію. Реалізація перевищує базовий рівень лабораторної за рахунок додаткових механізмів сесійної безпеки.</w:t>
+      </w:r>
     </w:p>
     <w:sectPr>
       <w:pgSz w:w="12240" w:h="15840"/>
@@ -21916,7 +16217,7 @@
 </file>
 
 <file path=customXml/itemProps1.xml><?xml version="1.0" encoding="utf-8"?>
-<ds:datastoreItem xmlns:ds="http://schemas.openxmlformats.org/officeDocument/2006/customXml" ds:itemID="{D631434A-228D-440A-A00E-199291045E36}">
+<ds:datastoreItem xmlns:ds="http://schemas.openxmlformats.org/officeDocument/2006/customXml" ds:itemID="{40ACAEEC-D5E8-4C9D-99F7-7D1941CE3D57}">
   <ds:schemaRefs>
     <ds:schemaRef ds:uri="http://schemas.openxmlformats.org/officeDocument/2006/bibliography"/>
   </ds:schemaRefs>
